--- a/report/final_report.docx
+++ b/report/final_report.docx
@@ -1262,7 +1262,7 @@
           <w:bCs/>
         </w:rPr>
       </w:pPr>
-      <w:bookmarkStart w:id="0" w:name="_Toc233138224"/>
+      <w:bookmarkStart w:id="0" w:name="_Toc233139697"/>
       <w:r>
         <w:rPr>
           <w:bCs/>
@@ -1600,7 +1600,7 @@
           <w:r>
             <w:fldChar w:fldCharType="separate"/>
           </w:r>
-          <w:hyperlink w:anchor="_Toc233138224" w:history="1">
+          <w:hyperlink w:anchor="_Toc233139697" w:history="1">
             <w:r>
               <w:rPr>
                 <w:rStyle w:val="Hyperlink"/>
@@ -1628,7 +1628,7 @@
                 <w:noProof/>
                 <w:webHidden/>
               </w:rPr>
-              <w:instrText xml:space="preserve"> PAGEREF _Toc233138224 \h </w:instrText>
+              <w:instrText xml:space="preserve"> PAGEREF _Toc233139697 \h </w:instrText>
             </w:r>
             <w:r>
               <w:rPr>
@@ -1671,7 +1671,7 @@
               <w:sz w:val="24"/>
             </w:rPr>
           </w:pPr>
-          <w:hyperlink w:anchor="_Toc233138225" w:history="1">
+          <w:hyperlink w:anchor="_Toc233139698" w:history="1">
             <w:r>
               <w:rPr>
                 <w:rStyle w:val="Hyperlink"/>
@@ -1699,7 +1699,7 @@
                 <w:noProof/>
                 <w:webHidden/>
               </w:rPr>
-              <w:instrText xml:space="preserve"> PAGEREF _Toc233138225 \h </w:instrText>
+              <w:instrText xml:space="preserve"> PAGEREF _Toc233139698 \h </w:instrText>
             </w:r>
             <w:r>
               <w:rPr>
@@ -1742,7 +1742,7 @@
               <w:sz w:val="24"/>
             </w:rPr>
           </w:pPr>
-          <w:hyperlink w:anchor="_Toc233138226" w:history="1">
+          <w:hyperlink w:anchor="_Toc233139699" w:history="1">
             <w:r>
               <w:rPr>
                 <w:rStyle w:val="Hyperlink"/>
@@ -1771,7 +1771,7 @@
                 <w:noProof/>
                 <w:webHidden/>
               </w:rPr>
-              <w:instrText xml:space="preserve"> PAGEREF _Toc233138226 \h </w:instrText>
+              <w:instrText xml:space="preserve"> PAGEREF _Toc233139699 \h </w:instrText>
             </w:r>
             <w:r>
               <w:rPr>
@@ -1814,7 +1814,7 @@
               <w:sz w:val="24"/>
             </w:rPr>
           </w:pPr>
-          <w:hyperlink w:anchor="_Toc233138227" w:history="1">
+          <w:hyperlink w:anchor="_Toc233139700" w:history="1">
             <w:r>
               <w:rPr>
                 <w:rStyle w:val="Hyperlink"/>
@@ -1842,7 +1842,7 @@
                 <w:noProof/>
                 <w:webHidden/>
               </w:rPr>
-              <w:instrText xml:space="preserve"> PAGEREF _Toc233138227 \h </w:instrText>
+              <w:instrText xml:space="preserve"> PAGEREF _Toc233139700 \h </w:instrText>
             </w:r>
             <w:r>
               <w:rPr>
@@ -1885,7 +1885,7 @@
               <w:sz w:val="24"/>
             </w:rPr>
           </w:pPr>
-          <w:hyperlink w:anchor="_Toc233138228" w:history="1">
+          <w:hyperlink w:anchor="_Toc233139701" w:history="1">
             <w:r>
               <w:rPr>
                 <w:rStyle w:val="Hyperlink"/>
@@ -1912,7 +1912,7 @@
                 <w:noProof/>
                 <w:webHidden/>
               </w:rPr>
-              <w:instrText xml:space="preserve"> PAGEREF _Toc233138228 \h </w:instrText>
+              <w:instrText xml:space="preserve"> PAGEREF _Toc233139701 \h </w:instrText>
             </w:r>
             <w:r>
               <w:rPr>
@@ -1955,7 +1955,7 @@
               <w:sz w:val="24"/>
             </w:rPr>
           </w:pPr>
-          <w:hyperlink w:anchor="_Toc233138229" w:history="1">
+          <w:hyperlink w:anchor="_Toc233139702" w:history="1">
             <w:r>
               <w:rPr>
                 <w:rStyle w:val="Hyperlink"/>
@@ -1982,7 +1982,7 @@
                 <w:noProof/>
                 <w:webHidden/>
               </w:rPr>
-              <w:instrText xml:space="preserve"> PAGEREF _Toc233138229 \h </w:instrText>
+              <w:instrText xml:space="preserve"> PAGEREF _Toc233139702 \h </w:instrText>
             </w:r>
             <w:r>
               <w:rPr>
@@ -2025,7 +2025,7 @@
               <w:sz w:val="24"/>
             </w:rPr>
           </w:pPr>
-          <w:hyperlink w:anchor="_Toc233138230" w:history="1">
+          <w:hyperlink w:anchor="_Toc233139703" w:history="1">
             <w:r>
               <w:rPr>
                 <w:rStyle w:val="Hyperlink"/>
@@ -2052,7 +2052,7 @@
                 <w:noProof/>
                 <w:webHidden/>
               </w:rPr>
-              <w:instrText xml:space="preserve"> PAGEREF _Toc233138230 \h </w:instrText>
+              <w:instrText xml:space="preserve"> PAGEREF _Toc233139703 \h </w:instrText>
             </w:r>
             <w:r>
               <w:rPr>
@@ -2096,7 +2096,7 @@
               <w:sz w:val="24"/>
             </w:rPr>
           </w:pPr>
-          <w:hyperlink w:anchor="_Toc233138231" w:history="1">
+          <w:hyperlink w:anchor="_Toc233139704" w:history="1">
             <w:r>
               <w:rPr>
                 <w:rStyle w:val="Hyperlink"/>
@@ -2138,7 +2138,7 @@
                 <w:noProof/>
                 <w:webHidden/>
               </w:rPr>
-              <w:instrText xml:space="preserve"> PAGEREF _Toc233138231 \h </w:instrText>
+              <w:instrText xml:space="preserve"> PAGEREF _Toc233139704 \h </w:instrText>
             </w:r>
             <w:r>
               <w:rPr>
@@ -2181,7 +2181,7 @@
               <w:sz w:val="24"/>
             </w:rPr>
           </w:pPr>
-          <w:hyperlink w:anchor="_Toc233138232" w:history="1">
+          <w:hyperlink w:anchor="_Toc233139705" w:history="1">
             <w:r>
               <w:rPr>
                 <w:rStyle w:val="Hyperlink"/>
@@ -2216,7 +2216,7 @@
                 <w:noProof/>
                 <w:webHidden/>
               </w:rPr>
-              <w:instrText xml:space="preserve"> PAGEREF _Toc233138232 \h </w:instrText>
+              <w:instrText xml:space="preserve"> PAGEREF _Toc233139705 \h </w:instrText>
             </w:r>
             <w:r>
               <w:rPr>
@@ -2259,7 +2259,7 @@
               <w:sz w:val="24"/>
             </w:rPr>
           </w:pPr>
-          <w:hyperlink w:anchor="_Toc233138233" w:history="1">
+          <w:hyperlink w:anchor="_Toc233139706" w:history="1">
             <w:r>
               <w:rPr>
                 <w:rStyle w:val="Hyperlink"/>
@@ -2294,7 +2294,7 @@
                 <w:noProof/>
                 <w:webHidden/>
               </w:rPr>
-              <w:instrText xml:space="preserve"> PAGEREF _Toc233138233 \h </w:instrText>
+              <w:instrText xml:space="preserve"> PAGEREF _Toc233139706 \h </w:instrText>
             </w:r>
             <w:r>
               <w:rPr>
@@ -2337,7 +2337,7 @@
               <w:sz w:val="24"/>
             </w:rPr>
           </w:pPr>
-          <w:hyperlink w:anchor="_Toc233138234" w:history="1">
+          <w:hyperlink w:anchor="_Toc233139707" w:history="1">
             <w:r>
               <w:rPr>
                 <w:rStyle w:val="Hyperlink"/>
@@ -2372,7 +2372,7 @@
                 <w:noProof/>
                 <w:webHidden/>
               </w:rPr>
-              <w:instrText xml:space="preserve"> PAGEREF _Toc233138234 \h </w:instrText>
+              <w:instrText xml:space="preserve"> PAGEREF _Toc233139707 \h </w:instrText>
             </w:r>
             <w:r>
               <w:rPr>
@@ -2415,7 +2415,7 @@
               <w:sz w:val="24"/>
             </w:rPr>
           </w:pPr>
-          <w:hyperlink w:anchor="_Toc233138235" w:history="1">
+          <w:hyperlink w:anchor="_Toc233139708" w:history="1">
             <w:r>
               <w:rPr>
                 <w:rStyle w:val="Hyperlink"/>
@@ -2458,7 +2458,7 @@
                 <w:noProof/>
                 <w:webHidden/>
               </w:rPr>
-              <w:instrText xml:space="preserve"> PAGEREF _Toc233138235 \h </w:instrText>
+              <w:instrText xml:space="preserve"> PAGEREF _Toc233139708 \h </w:instrText>
             </w:r>
             <w:r>
               <w:rPr>
@@ -2502,7 +2502,7 @@
               <w:sz w:val="24"/>
             </w:rPr>
           </w:pPr>
-          <w:hyperlink w:anchor="_Toc233138236" w:history="1">
+          <w:hyperlink w:anchor="_Toc233139709" w:history="1">
             <w:r>
               <w:rPr>
                 <w:rStyle w:val="Hyperlink"/>
@@ -2545,7 +2545,7 @@
                 <w:noProof/>
                 <w:webHidden/>
               </w:rPr>
-              <w:instrText xml:space="preserve"> PAGEREF _Toc233138236 \h </w:instrText>
+              <w:instrText xml:space="preserve"> PAGEREF _Toc233139709 \h </w:instrText>
             </w:r>
             <w:r>
               <w:rPr>
@@ -2588,7 +2588,7 @@
               <w:sz w:val="24"/>
             </w:rPr>
           </w:pPr>
-          <w:hyperlink w:anchor="_Toc233138237" w:history="1">
+          <w:hyperlink w:anchor="_Toc233139710" w:history="1">
             <w:r>
               <w:rPr>
                 <w:rStyle w:val="Hyperlink"/>
@@ -2623,7 +2623,7 @@
                 <w:noProof/>
                 <w:webHidden/>
               </w:rPr>
-              <w:instrText xml:space="preserve"> PAGEREF _Toc233138237 \h </w:instrText>
+              <w:instrText xml:space="preserve"> PAGEREF _Toc233139710 \h </w:instrText>
             </w:r>
             <w:r>
               <w:rPr>
@@ -2666,7 +2666,7 @@
               <w:sz w:val="24"/>
             </w:rPr>
           </w:pPr>
-          <w:hyperlink w:anchor="_Toc233138238" w:history="1">
+          <w:hyperlink w:anchor="_Toc233139711" w:history="1">
             <w:r>
               <w:rPr>
                 <w:rStyle w:val="Hyperlink"/>
@@ -2709,7 +2709,7 @@
                 <w:noProof/>
                 <w:webHidden/>
               </w:rPr>
-              <w:instrText xml:space="preserve"> PAGEREF _Toc233138238 \h </w:instrText>
+              <w:instrText xml:space="preserve"> PAGEREF _Toc233139711 \h </w:instrText>
             </w:r>
             <w:r>
               <w:rPr>
@@ -2752,7 +2752,7 @@
               <w:sz w:val="24"/>
             </w:rPr>
           </w:pPr>
-          <w:hyperlink w:anchor="_Toc233138239" w:history="1">
+          <w:hyperlink w:anchor="_Toc233139712" w:history="1">
             <w:r>
               <w:rPr>
                 <w:rStyle w:val="Hyperlink"/>
@@ -2795,7 +2795,7 @@
                 <w:noProof/>
                 <w:webHidden/>
               </w:rPr>
-              <w:instrText xml:space="preserve"> PAGEREF _Toc233138239 \h </w:instrText>
+              <w:instrText xml:space="preserve"> PAGEREF _Toc233139712 \h </w:instrText>
             </w:r>
             <w:r>
               <w:rPr>
@@ -2838,7 +2838,7 @@
               <w:sz w:val="24"/>
             </w:rPr>
           </w:pPr>
-          <w:hyperlink w:anchor="_Toc233138240" w:history="1">
+          <w:hyperlink w:anchor="_Toc233139713" w:history="1">
             <w:r>
               <w:rPr>
                 <w:rStyle w:val="Hyperlink"/>
@@ -2865,7 +2865,7 @@
                 <w:noProof/>
                 <w:webHidden/>
               </w:rPr>
-              <w:instrText xml:space="preserve"> PAGEREF _Toc233138240 \h </w:instrText>
+              <w:instrText xml:space="preserve"> PAGEREF _Toc233139713 \h </w:instrText>
             </w:r>
             <w:r>
               <w:rPr>
@@ -2909,7 +2909,7 @@
               <w:sz w:val="24"/>
             </w:rPr>
           </w:pPr>
-          <w:hyperlink w:anchor="_Toc233138241" w:history="1">
+          <w:hyperlink w:anchor="_Toc233139714" w:history="1">
             <w:r>
               <w:rPr>
                 <w:rStyle w:val="Hyperlink"/>
@@ -2951,7 +2951,7 @@
                 <w:noProof/>
                 <w:webHidden/>
               </w:rPr>
-              <w:instrText xml:space="preserve"> PAGEREF _Toc233138241 \h </w:instrText>
+              <w:instrText xml:space="preserve"> PAGEREF _Toc233139714 \h </w:instrText>
             </w:r>
             <w:r>
               <w:rPr>
@@ -2994,7 +2994,7 @@
               <w:sz w:val="24"/>
             </w:rPr>
           </w:pPr>
-          <w:hyperlink w:anchor="_Toc233138242" w:history="1">
+          <w:hyperlink w:anchor="_Toc233139715" w:history="1">
             <w:r>
               <w:rPr>
                 <w:rStyle w:val="Hyperlink"/>
@@ -3029,7 +3029,7 @@
                 <w:noProof/>
                 <w:webHidden/>
               </w:rPr>
-              <w:instrText xml:space="preserve"> PAGEREF _Toc233138242 \h </w:instrText>
+              <w:instrText xml:space="preserve"> PAGEREF _Toc233139715 \h </w:instrText>
             </w:r>
             <w:r>
               <w:rPr>
@@ -3072,7 +3072,7 @@
               <w:sz w:val="24"/>
             </w:rPr>
           </w:pPr>
-          <w:hyperlink w:anchor="_Toc233138243" w:history="1">
+          <w:hyperlink w:anchor="_Toc233139716" w:history="1">
             <w:r>
               <w:rPr>
                 <w:rStyle w:val="Hyperlink"/>
@@ -3107,7 +3107,7 @@
                 <w:noProof/>
                 <w:webHidden/>
               </w:rPr>
-              <w:instrText xml:space="preserve"> PAGEREF _Toc233138243 \h </w:instrText>
+              <w:instrText xml:space="preserve"> PAGEREF _Toc233139716 \h </w:instrText>
             </w:r>
             <w:r>
               <w:rPr>
@@ -3150,7 +3150,7 @@
               <w:sz w:val="24"/>
             </w:rPr>
           </w:pPr>
-          <w:hyperlink w:anchor="_Toc233138244" w:history="1">
+          <w:hyperlink w:anchor="_Toc233139717" w:history="1">
             <w:r>
               <w:rPr>
                 <w:rStyle w:val="Hyperlink"/>
@@ -3185,7 +3185,7 @@
                 <w:noProof/>
                 <w:webHidden/>
               </w:rPr>
-              <w:instrText xml:space="preserve"> PAGEREF _Toc233138244 \h </w:instrText>
+              <w:instrText xml:space="preserve"> PAGEREF _Toc233139717 \h </w:instrText>
             </w:r>
             <w:r>
               <w:rPr>
@@ -3228,7 +3228,7 @@
               <w:sz w:val="24"/>
             </w:rPr>
           </w:pPr>
-          <w:hyperlink w:anchor="_Toc233138245" w:history="1">
+          <w:hyperlink w:anchor="_Toc233139718" w:history="1">
             <w:r>
               <w:rPr>
                 <w:rStyle w:val="Hyperlink"/>
@@ -3255,7 +3255,7 @@
                 <w:noProof/>
                 <w:webHidden/>
               </w:rPr>
-              <w:instrText xml:space="preserve"> PAGEREF _Toc233138245 \h </w:instrText>
+              <w:instrText xml:space="preserve"> PAGEREF _Toc233139718 \h </w:instrText>
             </w:r>
             <w:r>
               <w:rPr>
@@ -3299,7 +3299,7 @@
               <w:sz w:val="24"/>
             </w:rPr>
           </w:pPr>
-          <w:hyperlink w:anchor="_Toc233138246" w:history="1">
+          <w:hyperlink w:anchor="_Toc233139719" w:history="1">
             <w:r>
               <w:rPr>
                 <w:rStyle w:val="Hyperlink"/>
@@ -3341,7 +3341,7 @@
                 <w:noProof/>
                 <w:webHidden/>
               </w:rPr>
-              <w:instrText xml:space="preserve"> PAGEREF _Toc233138246 \h </w:instrText>
+              <w:instrText xml:space="preserve"> PAGEREF _Toc233139719 \h </w:instrText>
             </w:r>
             <w:r>
               <w:rPr>
@@ -3384,7 +3384,7 @@
               <w:sz w:val="24"/>
             </w:rPr>
           </w:pPr>
-          <w:hyperlink w:anchor="_Toc233138247" w:history="1">
+          <w:hyperlink w:anchor="_Toc233139720" w:history="1">
             <w:r>
               <w:rPr>
                 <w:rStyle w:val="Hyperlink"/>
@@ -3419,7 +3419,7 @@
                 <w:noProof/>
                 <w:webHidden/>
               </w:rPr>
-              <w:instrText xml:space="preserve"> PAGEREF _Toc233138247 \h </w:instrText>
+              <w:instrText xml:space="preserve"> PAGEREF _Toc233139720 \h </w:instrText>
             </w:r>
             <w:r>
               <w:rPr>
@@ -3462,7 +3462,7 @@
               <w:sz w:val="24"/>
             </w:rPr>
           </w:pPr>
-          <w:hyperlink w:anchor="_Toc233138248" w:history="1">
+          <w:hyperlink w:anchor="_Toc233139721" w:history="1">
             <w:r>
               <w:rPr>
                 <w:rStyle w:val="Hyperlink"/>
@@ -3489,7 +3489,7 @@
                 <w:noProof/>
                 <w:webHidden/>
               </w:rPr>
-              <w:instrText xml:space="preserve"> PAGEREF _Toc233138248 \h </w:instrText>
+              <w:instrText xml:space="preserve"> PAGEREF _Toc233139721 \h </w:instrText>
             </w:r>
             <w:r>
               <w:rPr>
@@ -3532,7 +3532,7 @@
               <w:sz w:val="24"/>
             </w:rPr>
           </w:pPr>
-          <w:hyperlink w:anchor="_Toc233138249" w:history="1">
+          <w:hyperlink w:anchor="_Toc233139722" w:history="1">
             <w:r>
               <w:rPr>
                 <w:rStyle w:val="Hyperlink"/>
@@ -3559,7 +3559,7 @@
                 <w:noProof/>
                 <w:webHidden/>
               </w:rPr>
-              <w:instrText xml:space="preserve"> PAGEREF _Toc233138249 \h </w:instrText>
+              <w:instrText xml:space="preserve"> PAGEREF _Toc233139722 \h </w:instrText>
             </w:r>
             <w:r>
               <w:rPr>
@@ -3602,7 +3602,7 @@
               <w:sz w:val="24"/>
             </w:rPr>
           </w:pPr>
-          <w:hyperlink w:anchor="_Toc233138250" w:history="1">
+          <w:hyperlink w:anchor="_Toc233139723" w:history="1">
             <w:r>
               <w:rPr>
                 <w:rStyle w:val="Hyperlink"/>
@@ -3629,7 +3629,7 @@
                 <w:noProof/>
                 <w:webHidden/>
               </w:rPr>
-              <w:instrText xml:space="preserve"> PAGEREF _Toc233138250 \h </w:instrText>
+              <w:instrText xml:space="preserve"> PAGEREF _Toc233139723 \h </w:instrText>
             </w:r>
             <w:r>
               <w:rPr>
@@ -3672,7 +3672,7 @@
               <w:sz w:val="24"/>
             </w:rPr>
           </w:pPr>
-          <w:hyperlink w:anchor="_Toc233138251" w:history="1">
+          <w:hyperlink w:anchor="_Toc233139724" w:history="1">
             <w:r>
               <w:rPr>
                 <w:rStyle w:val="Hyperlink"/>
@@ -3699,7 +3699,7 @@
                 <w:noProof/>
                 <w:webHidden/>
               </w:rPr>
-              <w:instrText xml:space="preserve"> PAGEREF _Toc233138251 \h </w:instrText>
+              <w:instrText xml:space="preserve"> PAGEREF _Toc233139724 \h </w:instrText>
             </w:r>
             <w:r>
               <w:rPr>
@@ -3743,7 +3743,7 @@
               <w:sz w:val="24"/>
             </w:rPr>
           </w:pPr>
-          <w:hyperlink w:anchor="_Toc233138252" w:history="1">
+          <w:hyperlink w:anchor="_Toc233139725" w:history="1">
             <w:r>
               <w:rPr>
                 <w:rStyle w:val="Hyperlink"/>
@@ -3787,7 +3787,7 @@
                 <w:noProof/>
                 <w:webHidden/>
               </w:rPr>
-              <w:instrText xml:space="preserve"> PAGEREF _Toc233138252 \h </w:instrText>
+              <w:instrText xml:space="preserve"> PAGEREF _Toc233139725 \h </w:instrText>
             </w:r>
             <w:r>
               <w:rPr>
@@ -3830,7 +3830,7 @@
               <w:sz w:val="24"/>
             </w:rPr>
           </w:pPr>
-          <w:hyperlink w:anchor="_Toc233138253" w:history="1">
+          <w:hyperlink w:anchor="_Toc233139726" w:history="1">
             <w:r>
               <w:rPr>
                 <w:rStyle w:val="Hyperlink"/>
@@ -3865,7 +3865,7 @@
                 <w:noProof/>
                 <w:webHidden/>
               </w:rPr>
-              <w:instrText xml:space="preserve"> PAGEREF _Toc233138253 \h </w:instrText>
+              <w:instrText xml:space="preserve"> PAGEREF _Toc233139726 \h </w:instrText>
             </w:r>
             <w:r>
               <w:rPr>
@@ -3908,7 +3908,7 @@
               <w:sz w:val="24"/>
             </w:rPr>
           </w:pPr>
-          <w:hyperlink w:anchor="_Toc233138254" w:history="1">
+          <w:hyperlink w:anchor="_Toc233139727" w:history="1">
             <w:r>
               <w:rPr>
                 <w:rStyle w:val="Hyperlink"/>
@@ -3935,7 +3935,7 @@
                 <w:noProof/>
                 <w:webHidden/>
               </w:rPr>
-              <w:instrText xml:space="preserve"> PAGEREF _Toc233138254 \h </w:instrText>
+              <w:instrText xml:space="preserve"> PAGEREF _Toc233139727 \h </w:instrText>
             </w:r>
             <w:r>
               <w:rPr>
@@ -3978,7 +3978,7 @@
               <w:sz w:val="24"/>
             </w:rPr>
           </w:pPr>
-          <w:hyperlink w:anchor="_Toc233138255" w:history="1">
+          <w:hyperlink w:anchor="_Toc233139728" w:history="1">
             <w:r>
               <w:rPr>
                 <w:rStyle w:val="Hyperlink"/>
@@ -4005,7 +4005,7 @@
                 <w:noProof/>
                 <w:webHidden/>
               </w:rPr>
-              <w:instrText xml:space="preserve"> PAGEREF _Toc233138255 \h </w:instrText>
+              <w:instrText xml:space="preserve"> PAGEREF _Toc233139728 \h </w:instrText>
             </w:r>
             <w:r>
               <w:rPr>
@@ -4048,7 +4048,7 @@
               <w:sz w:val="24"/>
             </w:rPr>
           </w:pPr>
-          <w:hyperlink w:anchor="_Toc233138256" w:history="1">
+          <w:hyperlink w:anchor="_Toc233139729" w:history="1">
             <w:r>
               <w:rPr>
                 <w:rStyle w:val="Hyperlink"/>
@@ -4083,7 +4083,7 @@
                 <w:noProof/>
                 <w:webHidden/>
               </w:rPr>
-              <w:instrText xml:space="preserve"> PAGEREF _Toc233138256 \h </w:instrText>
+              <w:instrText xml:space="preserve"> PAGEREF _Toc233139729 \h </w:instrText>
             </w:r>
             <w:r>
               <w:rPr>
@@ -4126,7 +4126,7 @@
               <w:sz w:val="24"/>
             </w:rPr>
           </w:pPr>
-          <w:hyperlink w:anchor="_Toc233138257" w:history="1">
+          <w:hyperlink w:anchor="_Toc233139730" w:history="1">
             <w:r>
               <w:rPr>
                 <w:rStyle w:val="Hyperlink"/>
@@ -4153,7 +4153,7 @@
                 <w:noProof/>
                 <w:webHidden/>
               </w:rPr>
-              <w:instrText xml:space="preserve"> PAGEREF _Toc233138257 \h </w:instrText>
+              <w:instrText xml:space="preserve"> PAGEREF _Toc233139730 \h </w:instrText>
             </w:r>
             <w:r>
               <w:rPr>
@@ -4196,7 +4196,7 @@
               <w:sz w:val="24"/>
             </w:rPr>
           </w:pPr>
-          <w:hyperlink w:anchor="_Toc233138258" w:history="1">
+          <w:hyperlink w:anchor="_Toc233139731" w:history="1">
             <w:r>
               <w:rPr>
                 <w:rStyle w:val="Hyperlink"/>
@@ -4223,7 +4223,7 @@
                 <w:noProof/>
                 <w:webHidden/>
               </w:rPr>
-              <w:instrText xml:space="preserve"> PAGEREF _Toc233138258 \h </w:instrText>
+              <w:instrText xml:space="preserve"> PAGEREF _Toc233139731 \h </w:instrText>
             </w:r>
             <w:r>
               <w:rPr>
@@ -4267,7 +4267,7 @@
               <w:sz w:val="24"/>
             </w:rPr>
           </w:pPr>
-          <w:hyperlink w:anchor="_Toc233138259" w:history="1">
+          <w:hyperlink w:anchor="_Toc233139732" w:history="1">
             <w:r>
               <w:rPr>
                 <w:rStyle w:val="Hyperlink"/>
@@ -4309,7 +4309,7 @@
                 <w:noProof/>
                 <w:webHidden/>
               </w:rPr>
-              <w:instrText xml:space="preserve"> PAGEREF _Toc233138259 \h </w:instrText>
+              <w:instrText xml:space="preserve"> PAGEREF _Toc233139732 \h </w:instrText>
             </w:r>
             <w:r>
               <w:rPr>
@@ -4352,7 +4352,7 @@
               <w:sz w:val="24"/>
             </w:rPr>
           </w:pPr>
-          <w:hyperlink w:anchor="_Toc233138260" w:history="1">
+          <w:hyperlink w:anchor="_Toc233139733" w:history="1">
             <w:r>
               <w:rPr>
                 <w:rStyle w:val="Hyperlink"/>
@@ -4379,7 +4379,7 @@
                 <w:noProof/>
                 <w:webHidden/>
               </w:rPr>
-              <w:instrText xml:space="preserve"> PAGEREF _Toc233138260 \h </w:instrText>
+              <w:instrText xml:space="preserve"> PAGEREF _Toc233139733 \h </w:instrText>
             </w:r>
             <w:r>
               <w:rPr>
@@ -4422,7 +4422,7 @@
               <w:sz w:val="24"/>
             </w:rPr>
           </w:pPr>
-          <w:hyperlink w:anchor="_Toc233138261" w:history="1">
+          <w:hyperlink w:anchor="_Toc233139734" w:history="1">
             <w:r>
               <w:rPr>
                 <w:rStyle w:val="Hyperlink"/>
@@ -4457,7 +4457,7 @@
                 <w:noProof/>
                 <w:webHidden/>
               </w:rPr>
-              <w:instrText xml:space="preserve"> PAGEREF _Toc233138261 \h </w:instrText>
+              <w:instrText xml:space="preserve"> PAGEREF _Toc233139734 \h </w:instrText>
             </w:r>
             <w:r>
               <w:rPr>
@@ -4500,7 +4500,7 @@
               <w:sz w:val="24"/>
             </w:rPr>
           </w:pPr>
-          <w:hyperlink w:anchor="_Toc233138262" w:history="1">
+          <w:hyperlink w:anchor="_Toc233139735" w:history="1">
             <w:r>
               <w:rPr>
                 <w:rStyle w:val="Hyperlink"/>
@@ -4535,7 +4535,7 @@
                 <w:noProof/>
                 <w:webHidden/>
               </w:rPr>
-              <w:instrText xml:space="preserve"> PAGEREF _Toc233138262 \h </w:instrText>
+              <w:instrText xml:space="preserve"> PAGEREF _Toc233139735 \h </w:instrText>
             </w:r>
             <w:r>
               <w:rPr>
@@ -4578,7 +4578,7 @@
               <w:sz w:val="24"/>
             </w:rPr>
           </w:pPr>
-          <w:hyperlink w:anchor="_Toc233138263" w:history="1">
+          <w:hyperlink w:anchor="_Toc233139736" w:history="1">
             <w:r>
               <w:rPr>
                 <w:rStyle w:val="Hyperlink"/>
@@ -4605,7 +4605,7 @@
                 <w:noProof/>
                 <w:webHidden/>
               </w:rPr>
-              <w:instrText xml:space="preserve"> PAGEREF _Toc233138263 \h </w:instrText>
+              <w:instrText xml:space="preserve"> PAGEREF _Toc233139736 \h </w:instrText>
             </w:r>
             <w:r>
               <w:rPr>
@@ -4648,7 +4648,7 @@
               <w:sz w:val="24"/>
             </w:rPr>
           </w:pPr>
-          <w:hyperlink w:anchor="_Toc233138264" w:history="1">
+          <w:hyperlink w:anchor="_Toc233139737" w:history="1">
             <w:r>
               <w:rPr>
                 <w:rStyle w:val="Hyperlink"/>
@@ -4675,7 +4675,7 @@
                 <w:noProof/>
                 <w:webHidden/>
               </w:rPr>
-              <w:instrText xml:space="preserve"> PAGEREF _Toc233138264 \h </w:instrText>
+              <w:instrText xml:space="preserve"> PAGEREF _Toc233139737 \h </w:instrText>
             </w:r>
             <w:r>
               <w:rPr>
@@ -4718,7 +4718,7 @@
               <w:sz w:val="24"/>
             </w:rPr>
           </w:pPr>
-          <w:hyperlink w:anchor="_Toc233138265" w:history="1">
+          <w:hyperlink w:anchor="_Toc233139738" w:history="1">
             <w:r>
               <w:rPr>
                 <w:rStyle w:val="Hyperlink"/>
@@ -4745,7 +4745,7 @@
                 <w:noProof/>
                 <w:webHidden/>
               </w:rPr>
-              <w:instrText xml:space="preserve"> PAGEREF _Toc233138265 \h </w:instrText>
+              <w:instrText xml:space="preserve"> PAGEREF _Toc233139738 \h </w:instrText>
             </w:r>
             <w:r>
               <w:rPr>
@@ -4788,7 +4788,7 @@
               <w:sz w:val="24"/>
             </w:rPr>
           </w:pPr>
-          <w:hyperlink w:anchor="_Toc233138266" w:history="1">
+          <w:hyperlink w:anchor="_Toc233139739" w:history="1">
             <w:r>
               <w:rPr>
                 <w:rStyle w:val="Hyperlink"/>
@@ -4815,7 +4815,7 @@
                 <w:noProof/>
                 <w:webHidden/>
               </w:rPr>
-              <w:instrText xml:space="preserve"> PAGEREF _Toc233138266 \h </w:instrText>
+              <w:instrText xml:space="preserve"> PAGEREF _Toc233139739 \h </w:instrText>
             </w:r>
             <w:r>
               <w:rPr>
@@ -4858,7 +4858,7 @@
               <w:sz w:val="24"/>
             </w:rPr>
           </w:pPr>
-          <w:hyperlink w:anchor="_Toc233138267" w:history="1">
+          <w:hyperlink w:anchor="_Toc233139740" w:history="1">
             <w:r>
               <w:rPr>
                 <w:rStyle w:val="Hyperlink"/>
@@ -4886,7 +4886,7 @@
                 <w:noProof/>
                 <w:webHidden/>
               </w:rPr>
-              <w:instrText xml:space="preserve"> PAGEREF _Toc233138267 \h </w:instrText>
+              <w:instrText xml:space="preserve"> PAGEREF _Toc233139740 \h </w:instrText>
             </w:r>
             <w:r>
               <w:rPr>
@@ -4929,7 +4929,7 @@
               <w:sz w:val="24"/>
             </w:rPr>
           </w:pPr>
-          <w:hyperlink w:anchor="_Toc233138268" w:history="1">
+          <w:hyperlink w:anchor="_Toc233139741" w:history="1">
             <w:r>
               <w:rPr>
                 <w:rStyle w:val="Hyperlink"/>
@@ -4957,7 +4957,7 @@
                 <w:noProof/>
                 <w:webHidden/>
               </w:rPr>
-              <w:instrText xml:space="preserve"> PAGEREF _Toc233138268 \h </w:instrText>
+              <w:instrText xml:space="preserve"> PAGEREF _Toc233139741 \h </w:instrText>
             </w:r>
             <w:r>
               <w:rPr>
@@ -4977,7 +4977,7 @@
                 <w:noProof/>
                 <w:webHidden/>
               </w:rPr>
-              <w:t>1</w:t>
+              <w:t>3</w:t>
             </w:r>
             <w:r>
               <w:rPr>
@@ -5000,7 +5000,7 @@
               <w:sz w:val="24"/>
             </w:rPr>
           </w:pPr>
-          <w:hyperlink w:anchor="_Toc233138269" w:history="1">
+          <w:hyperlink w:anchor="_Toc233139742" w:history="1">
             <w:r>
               <w:rPr>
                 <w:rStyle w:val="Hyperlink"/>
@@ -5028,7 +5028,7 @@
                 <w:noProof/>
                 <w:webHidden/>
               </w:rPr>
-              <w:instrText xml:space="preserve"> PAGEREF _Toc233138269 \h </w:instrText>
+              <w:instrText xml:space="preserve"> PAGEREF _Toc233139742 \h </w:instrText>
             </w:r>
             <w:r>
               <w:rPr>
@@ -5048,7 +5048,7 @@
                 <w:noProof/>
                 <w:webHidden/>
               </w:rPr>
-              <w:t>2</w:t>
+              <w:t>4</w:t>
             </w:r>
             <w:r>
               <w:rPr>
@@ -5093,7 +5093,7 @@
       <w:r>
         <w:br w:type="page"/>
       </w:r>
-      <w:bookmarkStart w:id="1" w:name="_Toc233138225"/>
+      <w:bookmarkStart w:id="1" w:name="_Toc233139698"/>
       <w:r>
         <w:rPr>
           <w:bCs/>
@@ -11956,7 +11956,7 @@
           <w:bCs/>
         </w:rPr>
       </w:pPr>
-      <w:bookmarkStart w:id="2" w:name="_Toc233138226"/>
+      <w:bookmarkStart w:id="2" w:name="_Toc233139699"/>
       <w:r>
         <w:rPr>
           <w:bCs/>
@@ -13459,7 +13459,7 @@
           <w:lang w:val="vi-VN"/>
         </w:rPr>
       </w:pPr>
-      <w:bookmarkStart w:id="3" w:name="_Toc233138227"/>
+      <w:bookmarkStart w:id="3" w:name="_Toc233139700"/>
       <w:r>
         <w:rPr>
           <w:bCs/>
@@ -13499,7 +13499,7 @@
         </w:rPr>
         <w:fldChar w:fldCharType="separate"/>
       </w:r>
-      <w:hyperlink w:anchor="_Toc233138270" w:history="1">
+      <w:hyperlink w:anchor="_Toc233139750" w:history="1">
         <w:r>
           <w:rPr>
             <w:rStyle w:val="Hyperlink"/>
@@ -13541,7 +13541,7 @@
             <w:noProof/>
             <w:webHidden/>
           </w:rPr>
-          <w:instrText xml:space="preserve"> PAGEREF _Toc233138270 \h </w:instrText>
+          <w:instrText xml:space="preserve"> PAGEREF _Toc233139750 \h </w:instrText>
         </w:r>
         <w:r>
           <w:rPr>
@@ -13584,7 +13584,7 @@
           <w:sz w:val="24"/>
         </w:rPr>
       </w:pPr>
-      <w:hyperlink w:anchor="_Toc233138271" w:history="1">
+      <w:hyperlink w:anchor="_Toc233139751" w:history="1">
         <w:r>
           <w:rPr>
             <w:rStyle w:val="Hyperlink"/>
@@ -13626,7 +13626,7 @@
             <w:noProof/>
             <w:webHidden/>
           </w:rPr>
-          <w:instrText xml:space="preserve"> PAGEREF _Toc233138271 \h </w:instrText>
+          <w:instrText xml:space="preserve"> PAGEREF _Toc233139751 \h </w:instrText>
         </w:r>
         <w:r>
           <w:rPr>
@@ -13669,7 +13669,7 @@
           <w:sz w:val="24"/>
         </w:rPr>
       </w:pPr>
-      <w:hyperlink w:anchor="_Toc233138272" w:history="1">
+      <w:hyperlink w:anchor="_Toc233139752" w:history="1">
         <w:r>
           <w:rPr>
             <w:rStyle w:val="Hyperlink"/>
@@ -13711,7 +13711,7 @@
             <w:noProof/>
             <w:webHidden/>
           </w:rPr>
-          <w:instrText xml:space="preserve"> PAGEREF _Toc233138272 \h </w:instrText>
+          <w:instrText xml:space="preserve"> PAGEREF _Toc233139752 \h </w:instrText>
         </w:r>
         <w:r>
           <w:rPr>
@@ -13754,7 +13754,7 @@
           <w:sz w:val="24"/>
         </w:rPr>
       </w:pPr>
-      <w:hyperlink w:anchor="_Toc233138273" w:history="1">
+      <w:hyperlink w:anchor="_Toc233139753" w:history="1">
         <w:r>
           <w:rPr>
             <w:rStyle w:val="Hyperlink"/>
@@ -13796,7 +13796,7 @@
             <w:noProof/>
             <w:webHidden/>
           </w:rPr>
-          <w:instrText xml:space="preserve"> PAGEREF _Toc233138273 \h </w:instrText>
+          <w:instrText xml:space="preserve"> PAGEREF _Toc233139753 \h </w:instrText>
         </w:r>
         <w:r>
           <w:rPr>
@@ -13839,7 +13839,7 @@
           <w:sz w:val="24"/>
         </w:rPr>
       </w:pPr>
-      <w:hyperlink w:anchor="_Toc233138274" w:history="1">
+      <w:hyperlink w:anchor="_Toc233139754" w:history="1">
         <w:r>
           <w:rPr>
             <w:rStyle w:val="Hyperlink"/>
@@ -13881,7 +13881,7 @@
             <w:noProof/>
             <w:webHidden/>
           </w:rPr>
-          <w:instrText xml:space="preserve"> PAGEREF _Toc233138274 \h </w:instrText>
+          <w:instrText xml:space="preserve"> PAGEREF _Toc233139754 \h </w:instrText>
         </w:r>
         <w:r>
           <w:rPr>
@@ -13924,7 +13924,7 @@
           <w:sz w:val="24"/>
         </w:rPr>
       </w:pPr>
-      <w:hyperlink w:anchor="_Toc233138275" w:history="1">
+      <w:hyperlink w:anchor="_Toc233139755" w:history="1">
         <w:r>
           <w:rPr>
             <w:rStyle w:val="Hyperlink"/>
@@ -13966,7 +13966,7 @@
             <w:noProof/>
             <w:webHidden/>
           </w:rPr>
-          <w:instrText xml:space="preserve"> PAGEREF _Toc233138275 \h </w:instrText>
+          <w:instrText xml:space="preserve"> PAGEREF _Toc233139755 \h </w:instrText>
         </w:r>
         <w:r>
           <w:rPr>
@@ -14009,7 +14009,7 @@
           <w:sz w:val="24"/>
         </w:rPr>
       </w:pPr>
-      <w:hyperlink w:anchor="_Toc233138276" w:history="1">
+      <w:hyperlink w:anchor="_Toc233139756" w:history="1">
         <w:r>
           <w:rPr>
             <w:rStyle w:val="Hyperlink"/>
@@ -14051,7 +14051,7 @@
             <w:noProof/>
             <w:webHidden/>
           </w:rPr>
-          <w:instrText xml:space="preserve"> PAGEREF _Toc233138276 \h </w:instrText>
+          <w:instrText xml:space="preserve"> PAGEREF _Toc233139756 \h </w:instrText>
         </w:r>
         <w:r>
           <w:rPr>
@@ -14094,7 +14094,7 @@
           <w:sz w:val="24"/>
         </w:rPr>
       </w:pPr>
-      <w:hyperlink w:anchor="_Toc233138277" w:history="1">
+      <w:hyperlink w:anchor="_Toc233139757" w:history="1">
         <w:r>
           <w:rPr>
             <w:rStyle w:val="Hyperlink"/>
@@ -14136,7 +14136,7 @@
             <w:noProof/>
             <w:webHidden/>
           </w:rPr>
-          <w:instrText xml:space="preserve"> PAGEREF _Toc233138277 \h </w:instrText>
+          <w:instrText xml:space="preserve"> PAGEREF _Toc233139757 \h </w:instrText>
         </w:r>
         <w:r>
           <w:rPr>
@@ -14179,7 +14179,7 @@
           <w:sz w:val="24"/>
         </w:rPr>
       </w:pPr>
-      <w:hyperlink w:anchor="_Toc233138278" w:history="1">
+      <w:hyperlink w:anchor="_Toc233139758" w:history="1">
         <w:r>
           <w:rPr>
             <w:rStyle w:val="Hyperlink"/>
@@ -14221,7 +14221,7 @@
             <w:noProof/>
             <w:webHidden/>
           </w:rPr>
-          <w:instrText xml:space="preserve"> PAGEREF _Toc233138278 \h </w:instrText>
+          <w:instrText xml:space="preserve"> PAGEREF _Toc233139758 \h </w:instrText>
         </w:r>
         <w:r>
           <w:rPr>
@@ -14264,7 +14264,7 @@
           <w:sz w:val="24"/>
         </w:rPr>
       </w:pPr>
-      <w:hyperlink w:anchor="_Toc233138279" w:history="1">
+      <w:hyperlink w:anchor="_Toc233139759" w:history="1">
         <w:r>
           <w:rPr>
             <w:rStyle w:val="Hyperlink"/>
@@ -14306,7 +14306,7 @@
             <w:noProof/>
             <w:webHidden/>
           </w:rPr>
-          <w:instrText xml:space="preserve"> PAGEREF _Toc233138279 \h </w:instrText>
+          <w:instrText xml:space="preserve"> PAGEREF _Toc233139759 \h </w:instrText>
         </w:r>
         <w:r>
           <w:rPr>
@@ -14349,7 +14349,7 @@
           <w:sz w:val="24"/>
         </w:rPr>
       </w:pPr>
-      <w:hyperlink w:anchor="_Toc233138280" w:history="1">
+      <w:hyperlink w:anchor="_Toc233139760" w:history="1">
         <w:r>
           <w:rPr>
             <w:rStyle w:val="Hyperlink"/>
@@ -14391,7 +14391,7 @@
             <w:noProof/>
             <w:webHidden/>
           </w:rPr>
-          <w:instrText xml:space="preserve"> PAGEREF _Toc233138280 \h </w:instrText>
+          <w:instrText xml:space="preserve"> PAGEREF _Toc233139760 \h </w:instrText>
         </w:r>
         <w:r>
           <w:rPr>
@@ -14434,7 +14434,7 @@
           <w:sz w:val="24"/>
         </w:rPr>
       </w:pPr>
-      <w:hyperlink w:anchor="_Toc233138281" w:history="1">
+      <w:hyperlink w:anchor="_Toc233139761" w:history="1">
         <w:r>
           <w:rPr>
             <w:rStyle w:val="Hyperlink"/>
@@ -14476,7 +14476,7 @@
             <w:noProof/>
             <w:webHidden/>
           </w:rPr>
-          <w:instrText xml:space="preserve"> PAGEREF _Toc233138281 \h </w:instrText>
+          <w:instrText xml:space="preserve"> PAGEREF _Toc233139761 \h </w:instrText>
         </w:r>
         <w:r>
           <w:rPr>
@@ -14519,7 +14519,7 @@
           <w:sz w:val="24"/>
         </w:rPr>
       </w:pPr>
-      <w:hyperlink w:anchor="_Toc233138282" w:history="1">
+      <w:hyperlink w:anchor="_Toc233139762" w:history="1">
         <w:r>
           <w:rPr>
             <w:rStyle w:val="Hyperlink"/>
@@ -14561,7 +14561,7 @@
             <w:noProof/>
             <w:webHidden/>
           </w:rPr>
-          <w:instrText xml:space="preserve"> PAGEREF _Toc233138282 \h </w:instrText>
+          <w:instrText xml:space="preserve"> PAGEREF _Toc233139762 \h </w:instrText>
         </w:r>
         <w:r>
           <w:rPr>
@@ -14604,7 +14604,7 @@
           <w:sz w:val="24"/>
         </w:rPr>
       </w:pPr>
-      <w:hyperlink w:anchor="_Toc233138283" w:history="1">
+      <w:hyperlink w:anchor="_Toc233139763" w:history="1">
         <w:r>
           <w:rPr>
             <w:rStyle w:val="Hyperlink"/>
@@ -14646,7 +14646,7 @@
             <w:noProof/>
             <w:webHidden/>
           </w:rPr>
-          <w:instrText xml:space="preserve"> PAGEREF _Toc233138283 \h </w:instrText>
+          <w:instrText xml:space="preserve"> PAGEREF _Toc233139763 \h </w:instrText>
         </w:r>
         <w:r>
           <w:rPr>
@@ -14713,7 +14713,7 @@
         </w:numPr>
         <w:ind w:left="360"/>
       </w:pPr>
-      <w:bookmarkStart w:id="4" w:name="_Toc233138228"/>
+      <w:bookmarkStart w:id="4" w:name="_Toc233139701"/>
       <w:r>
         <w:lastRenderedPageBreak/>
         <w:t>DANH SÁCH BẢNG</w:t>
@@ -14761,7 +14761,7 @@
         </w:rPr>
         <w:fldChar w:fldCharType="separate"/>
       </w:r>
-      <w:hyperlink w:anchor="_Toc233138284" w:history="1">
+      <w:hyperlink w:anchor="_Toc233139764" w:history="1">
         <w:r>
           <w:rPr>
             <w:rStyle w:val="Hyperlink"/>
@@ -14803,7 +14803,7 @@
             <w:noProof/>
             <w:webHidden/>
           </w:rPr>
-          <w:instrText xml:space="preserve"> PAGEREF _Toc233138284 \h </w:instrText>
+          <w:instrText xml:space="preserve"> PAGEREF _Toc233139764 \h </w:instrText>
         </w:r>
         <w:r>
           <w:rPr>
@@ -14846,7 +14846,7 @@
           <w:sz w:val="24"/>
         </w:rPr>
       </w:pPr>
-      <w:hyperlink w:anchor="_Toc233138285" w:history="1">
+      <w:hyperlink w:anchor="_Toc233139765" w:history="1">
         <w:r>
           <w:rPr>
             <w:rStyle w:val="Hyperlink"/>
@@ -14888,7 +14888,7 @@
             <w:noProof/>
             <w:webHidden/>
           </w:rPr>
-          <w:instrText xml:space="preserve"> PAGEREF _Toc233138285 \h </w:instrText>
+          <w:instrText xml:space="preserve"> PAGEREF _Toc233139765 \h </w:instrText>
         </w:r>
         <w:r>
           <w:rPr>
@@ -14931,7 +14931,7 @@
           <w:sz w:val="24"/>
         </w:rPr>
       </w:pPr>
-      <w:hyperlink w:anchor="_Toc233138286" w:history="1">
+      <w:hyperlink w:anchor="_Toc233139766" w:history="1">
         <w:r>
           <w:rPr>
             <w:rStyle w:val="Hyperlink"/>
@@ -14973,7 +14973,7 @@
             <w:noProof/>
             <w:webHidden/>
           </w:rPr>
-          <w:instrText xml:space="preserve"> PAGEREF _Toc233138286 \h </w:instrText>
+          <w:instrText xml:space="preserve"> PAGEREF _Toc233139766 \h </w:instrText>
         </w:r>
         <w:r>
           <w:rPr>
@@ -15016,7 +15016,7 @@
           <w:sz w:val="24"/>
         </w:rPr>
       </w:pPr>
-      <w:hyperlink w:anchor="_Toc233138287" w:history="1">
+      <w:hyperlink w:anchor="_Toc233139767" w:history="1">
         <w:r>
           <w:rPr>
             <w:rStyle w:val="Hyperlink"/>
@@ -15058,7 +15058,7 @@
             <w:noProof/>
             <w:webHidden/>
           </w:rPr>
-          <w:instrText xml:space="preserve"> PAGEREF _Toc233138287 \h </w:instrText>
+          <w:instrText xml:space="preserve"> PAGEREF _Toc233139767 \h </w:instrText>
         </w:r>
         <w:r>
           <w:rPr>
@@ -15101,7 +15101,7 @@
           <w:sz w:val="24"/>
         </w:rPr>
       </w:pPr>
-      <w:hyperlink w:anchor="_Toc233138288" w:history="1">
+      <w:hyperlink w:anchor="_Toc233139768" w:history="1">
         <w:r>
           <w:rPr>
             <w:rStyle w:val="Hyperlink"/>
@@ -15143,7 +15143,7 @@
             <w:noProof/>
             <w:webHidden/>
           </w:rPr>
-          <w:instrText xml:space="preserve"> PAGEREF _Toc233138288 \h </w:instrText>
+          <w:instrText xml:space="preserve"> PAGEREF _Toc233139768 \h </w:instrText>
         </w:r>
         <w:r>
           <w:rPr>
@@ -15186,7 +15186,7 @@
           <w:sz w:val="24"/>
         </w:rPr>
       </w:pPr>
-      <w:hyperlink w:anchor="_Toc233138289" w:history="1">
+      <w:hyperlink w:anchor="_Toc233139769" w:history="1">
         <w:r>
           <w:rPr>
             <w:rStyle w:val="Hyperlink"/>
@@ -15228,7 +15228,7 @@
             <w:noProof/>
             <w:webHidden/>
           </w:rPr>
-          <w:instrText xml:space="preserve"> PAGEREF _Toc233138289 \h </w:instrText>
+          <w:instrText xml:space="preserve"> PAGEREF _Toc233139769 \h </w:instrText>
         </w:r>
         <w:r>
           <w:rPr>
@@ -15271,7 +15271,7 @@
           <w:sz w:val="24"/>
         </w:rPr>
       </w:pPr>
-      <w:hyperlink w:anchor="_Toc233138290" w:history="1">
+      <w:hyperlink w:anchor="_Toc233139770" w:history="1">
         <w:r>
           <w:rPr>
             <w:rStyle w:val="Hyperlink"/>
@@ -15313,7 +15313,7 @@
             <w:noProof/>
             <w:webHidden/>
           </w:rPr>
-          <w:instrText xml:space="preserve"> PAGEREF _Toc233138290 \h </w:instrText>
+          <w:instrText xml:space="preserve"> PAGEREF _Toc233139770 \h </w:instrText>
         </w:r>
         <w:r>
           <w:rPr>
@@ -15356,7 +15356,7 @@
           <w:sz w:val="24"/>
         </w:rPr>
       </w:pPr>
-      <w:hyperlink w:anchor="_Toc233138291" w:history="1">
+      <w:hyperlink w:anchor="_Toc233139771" w:history="1">
         <w:r>
           <w:rPr>
             <w:rStyle w:val="Hyperlink"/>
@@ -15398,7 +15398,7 @@
             <w:noProof/>
             <w:webHidden/>
           </w:rPr>
-          <w:instrText xml:space="preserve"> PAGEREF _Toc233138291 \h </w:instrText>
+          <w:instrText xml:space="preserve"> PAGEREF _Toc233139771 \h </w:instrText>
         </w:r>
         <w:r>
           <w:rPr>
@@ -15441,7 +15441,7 @@
           <w:sz w:val="24"/>
         </w:rPr>
       </w:pPr>
-      <w:hyperlink w:anchor="_Toc233138292" w:history="1">
+      <w:hyperlink w:anchor="_Toc233139772" w:history="1">
         <w:r>
           <w:rPr>
             <w:rStyle w:val="Hyperlink"/>
@@ -15483,7 +15483,7 @@
             <w:noProof/>
             <w:webHidden/>
           </w:rPr>
-          <w:instrText xml:space="preserve"> PAGEREF _Toc233138292 \h </w:instrText>
+          <w:instrText xml:space="preserve"> PAGEREF _Toc233139772 \h </w:instrText>
         </w:r>
         <w:r>
           <w:rPr>
@@ -15526,7 +15526,7 @@
           <w:sz w:val="24"/>
         </w:rPr>
       </w:pPr>
-      <w:hyperlink w:anchor="_Toc233138293" w:history="1">
+      <w:hyperlink w:anchor="_Toc233139773" w:history="1">
         <w:r>
           <w:rPr>
             <w:rStyle w:val="Hyperlink"/>
@@ -15568,7 +15568,7 @@
             <w:noProof/>
             <w:webHidden/>
           </w:rPr>
-          <w:instrText xml:space="preserve"> PAGEREF _Toc233138293 \h </w:instrText>
+          <w:instrText xml:space="preserve"> PAGEREF _Toc233139773 \h </w:instrText>
         </w:r>
         <w:r>
           <w:rPr>
@@ -15611,7 +15611,7 @@
           <w:sz w:val="24"/>
         </w:rPr>
       </w:pPr>
-      <w:hyperlink w:anchor="_Toc233138294" w:history="1">
+      <w:hyperlink w:anchor="_Toc233139774" w:history="1">
         <w:r>
           <w:rPr>
             <w:rStyle w:val="Hyperlink"/>
@@ -15653,7 +15653,7 @@
             <w:noProof/>
             <w:webHidden/>
           </w:rPr>
-          <w:instrText xml:space="preserve"> PAGEREF _Toc233138294 \h </w:instrText>
+          <w:instrText xml:space="preserve"> PAGEREF _Toc233139774 \h </w:instrText>
         </w:r>
         <w:r>
           <w:rPr>
@@ -15696,7 +15696,7 @@
           <w:sz w:val="24"/>
         </w:rPr>
       </w:pPr>
-      <w:hyperlink w:anchor="_Toc233138295" w:history="1">
+      <w:hyperlink w:anchor="_Toc233139775" w:history="1">
         <w:r>
           <w:rPr>
             <w:rStyle w:val="Hyperlink"/>
@@ -15738,7 +15738,7 @@
             <w:noProof/>
             <w:webHidden/>
           </w:rPr>
-          <w:instrText xml:space="preserve"> PAGEREF _Toc233138295 \h </w:instrText>
+          <w:instrText xml:space="preserve"> PAGEREF _Toc233139775 \h </w:instrText>
         </w:r>
         <w:r>
           <w:rPr>
@@ -15781,7 +15781,7 @@
           <w:sz w:val="24"/>
         </w:rPr>
       </w:pPr>
-      <w:hyperlink w:anchor="_Toc233138296" w:history="1">
+      <w:hyperlink w:anchor="_Toc233139776" w:history="1">
         <w:r>
           <w:rPr>
             <w:rStyle w:val="Hyperlink"/>
@@ -15838,7 +15838,7 @@
             <w:noProof/>
             <w:webHidden/>
           </w:rPr>
-          <w:instrText xml:space="preserve"> PAGEREF _Toc233138296 \h </w:instrText>
+          <w:instrText xml:space="preserve"> PAGEREF _Toc233139776 \h </w:instrText>
         </w:r>
         <w:r>
           <w:rPr>
@@ -15881,7 +15881,7 @@
           <w:sz w:val="24"/>
         </w:rPr>
       </w:pPr>
-      <w:hyperlink w:anchor="_Toc233138297" w:history="1">
+      <w:hyperlink w:anchor="_Toc233139777" w:history="1">
         <w:r>
           <w:rPr>
             <w:rStyle w:val="Hyperlink"/>
@@ -15916,7 +15916,7 @@
             <w:noProof/>
             <w:webHidden/>
           </w:rPr>
-          <w:instrText xml:space="preserve"> PAGEREF _Toc233138297 \h </w:instrText>
+          <w:instrText xml:space="preserve"> PAGEREF _Toc233139777 \h </w:instrText>
         </w:r>
         <w:r>
           <w:rPr>
@@ -15936,7 +15936,7 @@
             <w:noProof/>
             <w:webHidden/>
           </w:rPr>
-          <w:t>2</w:t>
+          <w:t>4</w:t>
         </w:r>
         <w:r>
           <w:rPr>
@@ -16000,7 +16000,7 @@
         <w:lastRenderedPageBreak/>
         <w:t xml:space="preserve"> </w:t>
       </w:r>
-      <w:bookmarkStart w:id="5" w:name="_Toc233138229"/>
+      <w:bookmarkStart w:id="5" w:name="_Toc233139702"/>
       <w:r>
         <w:t>DANH SÁCH PHƯƠNG</w:t>
       </w:r>
@@ -16030,7 +16030,7 @@
           <w:sz w:val="24"/>
         </w:rPr>
       </w:pPr>
-      <w:hyperlink w:anchor="_Toc233138298" w:history="1">
+      <w:hyperlink w:anchor="_Toc233139778" w:history="1">
         <w:r>
           <w:rPr>
             <w:rStyle w:val="Hyperlink"/>
@@ -16072,7 +16072,7 @@
             <w:noProof/>
             <w:webHidden/>
           </w:rPr>
-          <w:instrText xml:space="preserve"> PAGEREF _Toc233138298 \h </w:instrText>
+          <w:instrText xml:space="preserve"> PAGEREF _Toc233139778 \h </w:instrText>
         </w:r>
         <w:r>
           <w:rPr>
@@ -16115,7 +16115,7 @@
           <w:sz w:val="24"/>
         </w:rPr>
       </w:pPr>
-      <w:hyperlink w:anchor="_Toc233138299" w:history="1">
+      <w:hyperlink w:anchor="_Toc233139779" w:history="1">
         <w:r>
           <w:rPr>
             <w:rStyle w:val="Hyperlink"/>
@@ -16157,7 +16157,7 @@
             <w:noProof/>
             <w:webHidden/>
           </w:rPr>
-          <w:instrText xml:space="preserve"> PAGEREF _Toc233138299 \h </w:instrText>
+          <w:instrText xml:space="preserve"> PAGEREF _Toc233139779 \h </w:instrText>
         </w:r>
         <w:r>
           <w:rPr>
@@ -16200,7 +16200,7 @@
           <w:sz w:val="24"/>
         </w:rPr>
       </w:pPr>
-      <w:hyperlink w:anchor="_Toc233138300" w:history="1">
+      <w:hyperlink w:anchor="_Toc233139780" w:history="1">
         <w:r>
           <w:rPr>
             <w:rStyle w:val="Hyperlink"/>
@@ -16242,7 +16242,7 @@
             <w:noProof/>
             <w:webHidden/>
           </w:rPr>
-          <w:instrText xml:space="preserve"> PAGEREF _Toc233138300 \h </w:instrText>
+          <w:instrText xml:space="preserve"> PAGEREF _Toc233139780 \h </w:instrText>
         </w:r>
         <w:r>
           <w:rPr>
@@ -16285,7 +16285,7 @@
           <w:sz w:val="24"/>
         </w:rPr>
       </w:pPr>
-      <w:hyperlink w:anchor="_Toc233138301" w:history="1">
+      <w:hyperlink w:anchor="_Toc233139781" w:history="1">
         <w:r>
           <w:rPr>
             <w:rStyle w:val="Hyperlink"/>
@@ -16327,7 +16327,7 @@
             <w:noProof/>
             <w:webHidden/>
           </w:rPr>
-          <w:instrText xml:space="preserve"> PAGEREF _Toc233138301 \h </w:instrText>
+          <w:instrText xml:space="preserve"> PAGEREF _Toc233139781 \h </w:instrText>
         </w:r>
         <w:r>
           <w:rPr>
@@ -16376,7 +16376,23 @@
         </w:sectPr>
       </w:pPr>
     </w:p>
-    <w:p/>
+    <w:p>
+      <w:pPr>
+        <w:jc w:val="left"/>
+        <w:sectPr>
+          <w:footerReference w:type="default" r:id="rId12"/>
+          <w:type w:val="continuous"/>
+          <w:pgSz w:w="11906" w:h="16838" w:code="9"/>
+          <w:pgMar w:top="1699" w:right="1138" w:bottom="1411" w:left="1699" w:header="720" w:footer="720" w:gutter="0"/>
+          <w:pgNumType w:start="1"/>
+          <w:cols w:space="720"/>
+          <w:docGrid w:linePitch="360"/>
+        </w:sectPr>
+      </w:pPr>
+      <w:r>
+        <w:br w:type="page"/>
+      </w:r>
+    </w:p>
     <w:p>
       <w:pPr>
         <w:pStyle w:val="Heading1"/>
@@ -16387,8 +16403,9 @@
         <w:spacing w:line="360" w:lineRule="auto"/>
         <w:ind w:left="360"/>
       </w:pPr>
-      <w:bookmarkStart w:id="6" w:name="_Toc233138230"/>
-      <w:r>
+      <w:bookmarkStart w:id="6" w:name="_Toc233139703"/>
+      <w:r>
+        <w:lastRenderedPageBreak/>
         <w:t>TÓM</w:t>
       </w:r>
       <w:r>
@@ -16428,7 +16445,7 @@
         <w:pStyle w:val="Heading1"/>
         <w:spacing w:line="360" w:lineRule="auto"/>
       </w:pPr>
-      <w:bookmarkStart w:id="7" w:name="_Toc233138231"/>
+      <w:bookmarkStart w:id="7" w:name="_Toc233139704"/>
       <w:r>
         <w:lastRenderedPageBreak/>
         <w:t>TỔNG QUAN ĐỀ TÀI</w:t>
@@ -16440,7 +16457,7 @@
         <w:pStyle w:val="Heading2"/>
         <w:spacing w:line="360" w:lineRule="auto"/>
       </w:pPr>
-      <w:bookmarkStart w:id="8" w:name="_Toc233138232"/>
+      <w:bookmarkStart w:id="8" w:name="_Toc233139705"/>
       <w:proofErr w:type="spellStart"/>
       <w:r>
         <w:t>Bối</w:t>
@@ -16601,7 +16618,15 @@
       </w:r>
       <w:proofErr w:type="spellEnd"/>
       <w:r>
-        <w:t xml:space="preserve"> đối tượng nghiên cứu vì chuỗi dữ liệu OHLCV có sẵn trên Yahoo Finance kéo dài hơn 11 năm, cung cấp đủ quan sát (hơn 2.700 phiên giao dịch) để thực hành đầy đủ các bước: làm sạch dữ liệu, kiểm định tính dừng, đánh giá dự báo ngoài mẫu và mô hình hóa volatility. Việc chọn FPT chỉ phục vụ mục tiêu học thuật; dự án không đánh giá giá trị nội tại của cổ phiếu và không đưa ra bất kỳ khuyến nghị mua bán nào.</w:t>
+        <w:t xml:space="preserve"> </w:t>
+      </w:r>
+      <w:proofErr w:type="spellStart"/>
+      <w:r>
+        <w:t>đối</w:t>
+      </w:r>
+      <w:proofErr w:type="spellEnd"/>
+      <w:r>
+        <w:t xml:space="preserve"> tượng nghiên cứu vì chuỗi dữ liệu OHLCV có sẵn trên Yahoo Finance kéo dài hơn 11 năm, cung cấp đủ quan sát (hơn 2.700 phiên giao dịch) để thực hành đầy đủ các bước: làm sạch dữ liệu, kiểm định tính dừng, đánh giá dự báo ngoài mẫu và mô hình hóa volatility. Việc chọn FPT chỉ phục vụ mục tiêu học thuật; dự án không đánh giá giá trị nội tại của cổ phiếu và không đưa ra bất kỳ khuyến nghị mua bán nào.</w:t>
       </w:r>
     </w:p>
     <w:p>
@@ -16609,7 +16634,7 @@
         <w:pStyle w:val="Heading2"/>
         <w:spacing w:line="360" w:lineRule="auto"/>
       </w:pPr>
-      <w:bookmarkStart w:id="9" w:name="_Toc233138233"/>
+      <w:bookmarkStart w:id="9" w:name="_Toc233139706"/>
       <w:proofErr w:type="spellStart"/>
       <w:r>
         <w:lastRenderedPageBreak/>
@@ -17050,7 +17075,7 @@
         <w:pStyle w:val="Heading2"/>
         <w:spacing w:line="360" w:lineRule="auto"/>
       </w:pPr>
-      <w:bookmarkStart w:id="10" w:name="_Toc233138234"/>
+      <w:bookmarkStart w:id="10" w:name="_Toc233139707"/>
       <w:proofErr w:type="spellStart"/>
       <w:r>
         <w:t>Mục</w:t>
@@ -17194,7 +17219,7 @@
           <w:lang w:val="vi-VN"/>
         </w:rPr>
       </w:pPr>
-      <w:bookmarkStart w:id="11" w:name="_Toc233138235"/>
+      <w:bookmarkStart w:id="11" w:name="_Toc233139708"/>
       <w:r>
         <w:lastRenderedPageBreak/>
         <w:t>Các</w:t>
@@ -17727,7 +17752,7 @@
         <w:pStyle w:val="Heading1"/>
         <w:spacing w:line="360" w:lineRule="auto"/>
       </w:pPr>
-      <w:bookmarkStart w:id="12" w:name="_Toc233138236"/>
+      <w:bookmarkStart w:id="12" w:name="_Toc233139709"/>
       <w:r>
         <w:rPr>
           <w:lang w:val="vi-VN"/>
@@ -17742,7 +17767,7 @@
         <w:pStyle w:val="Heading2"/>
         <w:spacing w:line="360" w:lineRule="auto"/>
       </w:pPr>
-      <w:bookmarkStart w:id="13" w:name="_Toc233138237"/>
+      <w:bookmarkStart w:id="13" w:name="_Toc233139710"/>
       <w:proofErr w:type="spellStart"/>
       <w:r>
         <w:t>Nguồn</w:t>
@@ -18127,7 +18152,7 @@
           <w:lang w:val="vi-VN"/>
         </w:rPr>
       </w:pPr>
-      <w:bookmarkStart w:id="14" w:name="_Toc233138284"/>
+      <w:bookmarkStart w:id="14" w:name="_Toc233139764"/>
       <w:proofErr w:type="spellStart"/>
       <w:r>
         <w:t>Bảng</w:t>
@@ -18136,45 +18161,25 @@
       <w:r>
         <w:t xml:space="preserve"> </w:t>
       </w:r>
-      <w:r>
-        <w:fldChar w:fldCharType="begin"/>
-      </w:r>
-      <w:r>
-        <w:instrText xml:space="preserve"> STYLEREF 2 \s </w:instrText>
-      </w:r>
-      <w:r>
-        <w:fldChar w:fldCharType="separate"/>
-      </w:r>
-      <w:r>
-        <w:rPr>
-          <w:noProof/>
-        </w:rPr>
-        <w:t>2.1</w:t>
-      </w:r>
-      <w:r>
-        <w:fldChar w:fldCharType="end"/>
-      </w:r>
+      <w:fldSimple w:instr=" STYLEREF 2 \s ">
+        <w:r>
+          <w:rPr>
+            <w:noProof/>
+          </w:rPr>
+          <w:t>2.1</w:t>
+        </w:r>
+      </w:fldSimple>
       <w:r>
         <w:t>.</w:t>
       </w:r>
-      <w:r>
-        <w:fldChar w:fldCharType="begin"/>
-      </w:r>
-      <w:r>
-        <w:instrText xml:space="preserve"> SEQ Bảng \* ARABIC \s 2 </w:instrText>
-      </w:r>
-      <w:r>
-        <w:fldChar w:fldCharType="separate"/>
-      </w:r>
-      <w:r>
-        <w:rPr>
-          <w:noProof/>
-        </w:rPr>
-        <w:t>1</w:t>
-      </w:r>
-      <w:r>
-        <w:fldChar w:fldCharType="end"/>
-      </w:r>
+      <w:fldSimple w:instr=" SEQ Bảng \* ARABIC \s 2 ">
+        <w:r>
+          <w:rPr>
+            <w:noProof/>
+          </w:rPr>
+          <w:t>1</w:t>
+        </w:r>
+      </w:fldSimple>
       <w:r>
         <w:rPr>
           <w:lang w:val="vi-VN"/>
@@ -18997,7 +19002,7 @@
           <w:lang w:val="vi-VN"/>
         </w:rPr>
       </w:pPr>
-      <w:bookmarkStart w:id="15" w:name="_Toc233138238"/>
+      <w:bookmarkStart w:id="15" w:name="_Toc233139711"/>
       <w:r>
         <w:t>Quy</w:t>
       </w:r>
@@ -19667,7 +19672,7 @@
         <w:pStyle w:val="Caption"/>
         <w:keepNext/>
       </w:pPr>
-      <w:bookmarkStart w:id="16" w:name="_Toc233138285"/>
+      <w:bookmarkStart w:id="16" w:name="_Toc233139765"/>
       <w:proofErr w:type="spellStart"/>
       <w:r>
         <w:t>Bảng</w:t>
@@ -19676,45 +19681,25 @@
       <w:r>
         <w:t xml:space="preserve"> </w:t>
       </w:r>
-      <w:r>
-        <w:fldChar w:fldCharType="begin"/>
-      </w:r>
-      <w:r>
-        <w:instrText xml:space="preserve"> STYLEREF 2 \s </w:instrText>
-      </w:r>
-      <w:r>
-        <w:fldChar w:fldCharType="separate"/>
-      </w:r>
-      <w:r>
-        <w:rPr>
-          <w:noProof/>
-        </w:rPr>
-        <w:t>2.2</w:t>
-      </w:r>
-      <w:r>
-        <w:fldChar w:fldCharType="end"/>
-      </w:r>
+      <w:fldSimple w:instr=" STYLEREF 2 \s ">
+        <w:r>
+          <w:rPr>
+            <w:noProof/>
+          </w:rPr>
+          <w:t>2.2</w:t>
+        </w:r>
+      </w:fldSimple>
       <w:r>
         <w:t>.</w:t>
       </w:r>
-      <w:r>
-        <w:fldChar w:fldCharType="begin"/>
-      </w:r>
-      <w:r>
-        <w:instrText xml:space="preserve"> SEQ Bảng \* ARABIC \s 2 </w:instrText>
-      </w:r>
-      <w:r>
-        <w:fldChar w:fldCharType="separate"/>
-      </w:r>
-      <w:r>
-        <w:rPr>
-          <w:noProof/>
-        </w:rPr>
-        <w:t>1</w:t>
-      </w:r>
-      <w:r>
-        <w:fldChar w:fldCharType="end"/>
-      </w:r>
+      <w:fldSimple w:instr=" SEQ Bảng \* ARABIC \s 2 ">
+        <w:r>
+          <w:rPr>
+            <w:noProof/>
+          </w:rPr>
+          <w:t>1</w:t>
+        </w:r>
+      </w:fldSimple>
       <w:r>
         <w:rPr>
           <w:lang w:val="vi-VN"/>
@@ -20118,7 +20103,7 @@
           <w:lang w:val="vi-VN"/>
         </w:rPr>
       </w:pPr>
-      <w:bookmarkStart w:id="17" w:name="_Toc233138239"/>
+      <w:bookmarkStart w:id="17" w:name="_Toc233139712"/>
       <w:proofErr w:type="spellStart"/>
       <w:r>
         <w:t>Dữ</w:t>
@@ -20275,14 +20260,12 @@
               </m:ctrlPr>
             </m:sSubPr>
             <m:e>
-              <w:proofErr w:type="spellStart"/>
               <m:r>
                 <m:rPr>
                   <m:nor/>
                 </m:rPr>
                 <m:t>log_close</m:t>
               </m:r>
-              <w:proofErr w:type="spellEnd"/>
             </m:e>
             <m:sub>
               <m:r>
@@ -20457,7 +20440,7 @@
           <w:lang w:val="vi-VN"/>
         </w:rPr>
       </w:pPr>
-      <w:bookmarkStart w:id="18" w:name="_Toc233138298"/>
+      <w:bookmarkStart w:id="18" w:name="_Toc233139778"/>
       <w:r>
         <w:t xml:space="preserve">Phương </w:t>
       </w:r>
@@ -20469,51 +20452,25 @@
       <w:r>
         <w:t xml:space="preserve"> </w:t>
       </w:r>
-      <w:r>
-        <w:fldChar w:fldCharType="begin"/>
-      </w:r>
-      <w:r>
-        <w:instrText xml:space="preserve"> STYLEREF 2 \s </w:instrText>
-      </w:r>
-      <w:r>
-        <w:fldChar w:fldCharType="separate"/>
-      </w:r>
-      <w:r>
-        <w:rPr>
-          <w:noProof/>
-        </w:rPr>
-        <w:t>2.3</w:t>
-      </w:r>
-      <w:r>
-        <w:rPr>
-          <w:noProof/>
-        </w:rPr>
-        <w:fldChar w:fldCharType="end"/>
-      </w:r>
+      <w:fldSimple w:instr=" STYLEREF 2 \s ">
+        <w:r>
+          <w:rPr>
+            <w:noProof/>
+          </w:rPr>
+          <w:t>2.3</w:t>
+        </w:r>
+      </w:fldSimple>
       <w:r>
         <w:t>.</w:t>
       </w:r>
-      <w:r>
-        <w:fldChar w:fldCharType="begin"/>
-      </w:r>
-      <w:r>
-        <w:instrText xml:space="preserve"> SEQ Phương_trình \* ARABIC \s 2 </w:instrText>
-      </w:r>
-      <w:r>
-        <w:fldChar w:fldCharType="separate"/>
-      </w:r>
-      <w:r>
-        <w:rPr>
-          <w:noProof/>
-        </w:rPr>
-        <w:t>1</w:t>
-      </w:r>
-      <w:r>
-        <w:rPr>
-          <w:noProof/>
-        </w:rPr>
-        <w:fldChar w:fldCharType="end"/>
-      </w:r>
+      <w:fldSimple w:instr=" SEQ Phương_trình \* ARABIC \s 2 ">
+        <w:r>
+          <w:rPr>
+            <w:noProof/>
+          </w:rPr>
+          <w:t>1</w:t>
+        </w:r>
+      </w:fldSimple>
       <w:r>
         <w:rPr>
           <w:lang w:val="vi-VN"/>
@@ -20738,7 +20695,7 @@
         <w:pStyle w:val="Caption"/>
         <w:keepNext/>
       </w:pPr>
-      <w:bookmarkStart w:id="19" w:name="_Toc233138286"/>
+      <w:bookmarkStart w:id="19" w:name="_Toc233139766"/>
       <w:proofErr w:type="spellStart"/>
       <w:r>
         <w:t>Bảng</w:t>
@@ -20747,45 +20704,25 @@
       <w:r>
         <w:t xml:space="preserve"> </w:t>
       </w:r>
-      <w:r>
-        <w:fldChar w:fldCharType="begin"/>
-      </w:r>
-      <w:r>
-        <w:instrText xml:space="preserve"> STYLEREF 2 \s </w:instrText>
-      </w:r>
-      <w:r>
-        <w:fldChar w:fldCharType="separate"/>
-      </w:r>
-      <w:r>
-        <w:rPr>
-          <w:noProof/>
-        </w:rPr>
-        <w:t>2.3</w:t>
-      </w:r>
-      <w:r>
-        <w:fldChar w:fldCharType="end"/>
-      </w:r>
+      <w:fldSimple w:instr=" STYLEREF 2 \s ">
+        <w:r>
+          <w:rPr>
+            <w:noProof/>
+          </w:rPr>
+          <w:t>2.3</w:t>
+        </w:r>
+      </w:fldSimple>
       <w:r>
         <w:t>.</w:t>
       </w:r>
-      <w:r>
-        <w:fldChar w:fldCharType="begin"/>
-      </w:r>
-      <w:r>
-        <w:instrText xml:space="preserve"> SEQ Bảng \* ARABIC \s 2 </w:instrText>
-      </w:r>
-      <w:r>
-        <w:fldChar w:fldCharType="separate"/>
-      </w:r>
-      <w:r>
-        <w:rPr>
-          <w:noProof/>
-        </w:rPr>
-        <w:t>1</w:t>
-      </w:r>
-      <w:r>
-        <w:fldChar w:fldCharType="end"/>
-      </w:r>
+      <w:fldSimple w:instr=" SEQ Bảng \* ARABIC \s 2 ">
+        <w:r>
+          <w:rPr>
+            <w:noProof/>
+          </w:rPr>
+          <w:t>1</w:t>
+        </w:r>
+      </w:fldSimple>
       <w:r>
         <w:rPr>
           <w:lang w:val="vi-VN"/>
@@ -21266,7 +21203,7 @@
         <w:pStyle w:val="Caption"/>
         <w:keepNext/>
       </w:pPr>
-      <w:bookmarkStart w:id="20" w:name="_Toc233138287"/>
+      <w:bookmarkStart w:id="20" w:name="_Toc233139767"/>
       <w:proofErr w:type="spellStart"/>
       <w:r>
         <w:t>Bảng</w:t>
@@ -21275,45 +21212,25 @@
       <w:r>
         <w:t xml:space="preserve"> </w:t>
       </w:r>
-      <w:r>
-        <w:fldChar w:fldCharType="begin"/>
-      </w:r>
-      <w:r>
-        <w:instrText xml:space="preserve"> STYLEREF 2 \s </w:instrText>
-      </w:r>
-      <w:r>
-        <w:fldChar w:fldCharType="separate"/>
-      </w:r>
-      <w:r>
-        <w:rPr>
-          <w:noProof/>
-        </w:rPr>
-        <w:t>2.3</w:t>
-      </w:r>
-      <w:r>
-        <w:fldChar w:fldCharType="end"/>
-      </w:r>
+      <w:fldSimple w:instr=" STYLEREF 2 \s ">
+        <w:r>
+          <w:rPr>
+            <w:noProof/>
+          </w:rPr>
+          <w:t>2.3</w:t>
+        </w:r>
+      </w:fldSimple>
       <w:r>
         <w:t>.</w:t>
       </w:r>
-      <w:r>
-        <w:fldChar w:fldCharType="begin"/>
-      </w:r>
-      <w:r>
-        <w:instrText xml:space="preserve"> SEQ Bảng \* ARABIC \s 2 </w:instrText>
-      </w:r>
-      <w:r>
-        <w:fldChar w:fldCharType="separate"/>
-      </w:r>
-      <w:r>
-        <w:rPr>
-          <w:noProof/>
-        </w:rPr>
-        <w:t>2</w:t>
-      </w:r>
-      <w:r>
-        <w:fldChar w:fldCharType="end"/>
-      </w:r>
+      <w:fldSimple w:instr=" SEQ Bảng \* ARABIC \s 2 ">
+        <w:r>
+          <w:rPr>
+            <w:noProof/>
+          </w:rPr>
+          <w:t>2</w:t>
+        </w:r>
+      </w:fldSimple>
       <w:r>
         <w:rPr>
           <w:lang w:val="vi-VN"/>
@@ -22102,7 +22019,7 @@
         <w:pStyle w:val="Heading2"/>
         <w:spacing w:line="360" w:lineRule="auto"/>
       </w:pPr>
-      <w:bookmarkStart w:id="21" w:name="_Toc233138240"/>
+      <w:bookmarkStart w:id="21" w:name="_Toc233139713"/>
       <w:proofErr w:type="spellStart"/>
       <w:r>
         <w:t>Hạn</w:t>
@@ -22574,7 +22491,7 @@
         <w:pStyle w:val="Heading1"/>
         <w:spacing w:line="360" w:lineRule="auto"/>
       </w:pPr>
-      <w:bookmarkStart w:id="22" w:name="_Toc233138241"/>
+      <w:bookmarkStart w:id="22" w:name="_Toc233139714"/>
       <w:r>
         <w:lastRenderedPageBreak/>
         <w:t>PHÂN TÍCH KHÁM PHÁ VÀ TRỰC QUAN HÓA</w:t>
@@ -22589,7 +22506,7 @@
           <w:lang w:val="vi-VN"/>
         </w:rPr>
       </w:pPr>
-      <w:bookmarkStart w:id="23" w:name="_Toc233138242"/>
+      <w:bookmarkStart w:id="23" w:name="_Toc233139715"/>
       <w:proofErr w:type="spellStart"/>
       <w:r>
         <w:t>Giá</w:t>
@@ -22641,158 +22558,6 @@
                 <pic:pic xmlns:pic="http://schemas.openxmlformats.org/drawingml/2006/picture">
                   <pic:nvPicPr>
                     <pic:cNvPr id="22" name="Picture" descr="report_files/1b778d55195aacf1660542bf9e0726a8235135ff.png"/>
-                    <pic:cNvPicPr>
-                      <a:picLocks noChangeAspect="1" noChangeArrowheads="1"/>
-                    </pic:cNvPicPr>
-                  </pic:nvPicPr>
-                  <pic:blipFill>
-                    <a:blip r:embed="rId12"/>
-                    <a:stretch>
-                      <a:fillRect/>
-                    </a:stretch>
-                  </pic:blipFill>
-                  <pic:spPr bwMode="auto">
-                    <a:xfrm>
-                      <a:off x="0" y="0"/>
-                      <a:ext cx="5067300" cy="3040380"/>
-                    </a:xfrm>
-                    <a:prstGeom prst="rect">
-                      <a:avLst/>
-                    </a:prstGeom>
-                    <a:noFill/>
-                    <a:ln w="9525">
-                      <a:noFill/>
-                      <a:headEnd/>
-                      <a:tailEnd/>
-                    </a:ln>
-                  </pic:spPr>
-                </pic:pic>
-              </a:graphicData>
-            </a:graphic>
-          </wp:inline>
-        </w:drawing>
-      </w:r>
-      <w:bookmarkStart w:id="24" w:name="_Toc226314898"/>
-    </w:p>
-    <w:p>
-      <w:pPr>
-        <w:pStyle w:val="Caption"/>
-        <w:rPr>
-          <w:lang w:val="vi-VN"/>
-        </w:rPr>
-      </w:pPr>
-      <w:bookmarkStart w:id="25" w:name="_Toc232949726"/>
-      <w:bookmarkStart w:id="26" w:name="_Toc233138270"/>
-      <w:proofErr w:type="spellStart"/>
-      <w:r>
-        <w:t>Hình</w:t>
-      </w:r>
-      <w:proofErr w:type="spellEnd"/>
-      <w:r>
-        <w:t xml:space="preserve"> </w:t>
-      </w:r>
-      <w:r>
-        <w:fldChar w:fldCharType="begin"/>
-      </w:r>
-      <w:r>
-        <w:instrText xml:space="preserve"> STYLEREF 2 \s </w:instrText>
-      </w:r>
-      <w:r>
-        <w:fldChar w:fldCharType="separate"/>
-      </w:r>
-      <w:r>
-        <w:rPr>
-          <w:noProof/>
-        </w:rPr>
-        <w:t>3.1</w:t>
-      </w:r>
-      <w:r>
-        <w:rPr>
-          <w:noProof/>
-        </w:rPr>
-        <w:fldChar w:fldCharType="end"/>
-      </w:r>
-      <w:r>
-        <w:t>.</w:t>
-      </w:r>
-      <w:r>
-        <w:fldChar w:fldCharType="begin"/>
-      </w:r>
-      <w:r>
-        <w:instrText xml:space="preserve"> SEQ Hình \* ARABIC \s 2 </w:instrText>
-      </w:r>
-      <w:r>
-        <w:fldChar w:fldCharType="separate"/>
-      </w:r>
-      <w:r>
-        <w:rPr>
-          <w:noProof/>
-        </w:rPr>
-        <w:t>1</w:t>
-      </w:r>
-      <w:r>
-        <w:rPr>
-          <w:noProof/>
-        </w:rPr>
-        <w:fldChar w:fldCharType="end"/>
-      </w:r>
-      <w:r>
-        <w:rPr>
-          <w:lang w:val="vi-VN"/>
-        </w:rPr>
-        <w:t xml:space="preserve"> </w:t>
-      </w:r>
-      <w:r>
-        <w:rPr>
-          <w:noProof/>
-        </w:rPr>
-        <w:t>Giá đóng cửa điều chỉnh của FPT</w:t>
-      </w:r>
-      <w:bookmarkEnd w:id="25"/>
-      <w:bookmarkEnd w:id="26"/>
-    </w:p>
-    <w:bookmarkEnd w:id="24"/>
-    <w:p>
-      <w:pPr>
-        <w:spacing w:line="360" w:lineRule="auto"/>
-        <w:ind w:firstLine="720"/>
-      </w:pPr>
-      <w:r>
-        <w:t>Nhìn vào trục Y (giá đóng cửa), đường giá FPT không dao động quanh một mức cố định mà thay đổi rõ rệt về level qua các giai đoạn: giai đoạn đầu (2015-2017) giá dao động ở mức thấp, sau đó tăng dần và đạt các đỉnh cao hơn trong những năm gần đây. Xu hướng tăng dài hạn này là dấu hiệu trực quan của non-stationarity — chuỗi không quay về một giá trị trung bình cố định. Tuy nhiên, quan sát trực quan chỉ là gợi ý ban đầu; kiểm định ADF ở chương sau mới đưa ra kết luận thống kê chính thức. Cũng cần lưu ý rằng không thể suy ra nguyên nhân kinh tế hay dự đoán xu hướng tương lai chỉ từ đường giá.</w:t>
-      </w:r>
-    </w:p>
-    <w:p>
-      <w:pPr>
-        <w:spacing w:line="360" w:lineRule="auto"/>
-        <w:ind w:firstLine="720"/>
-        <w:rPr>
-          <w:lang w:val="vi-VN"/>
-        </w:rPr>
-      </w:pPr>
-    </w:p>
-    <w:p>
-      <w:pPr>
-        <w:keepNext/>
-        <w:spacing w:line="360" w:lineRule="auto"/>
-        <w:ind w:firstLine="720"/>
-        <w:jc w:val="center"/>
-      </w:pPr>
-      <w:r>
-        <w:rPr>
-          <w:noProof/>
-        </w:rPr>
-        <w:lastRenderedPageBreak/>
-        <w:drawing>
-          <wp:inline distT="0" distB="0" distL="0" distR="0" wp14:anchorId="26301B77" wp14:editId="1E9A7B99">
-            <wp:extent cx="5067300" cy="3040380"/>
-            <wp:effectExtent l="0" t="0" r="0" b="0"/>
-            <wp:docPr id="24" name="Picture" descr="Khối lượng giao dịch FPT theo thời gian"/>
-            <wp:cNvGraphicFramePr/>
-            <a:graphic xmlns:a="http://schemas.openxmlformats.org/drawingml/2006/main">
-              <a:graphicData uri="http://schemas.openxmlformats.org/drawingml/2006/picture">
-                <pic:pic xmlns:pic="http://schemas.openxmlformats.org/drawingml/2006/picture">
-                  <pic:nvPicPr>
-                    <pic:cNvPr id="25" name="Picture" descr="report_files/f15e40b36bd7fcdd4014095245cb808c4fb3e9f3.png"/>
                     <pic:cNvPicPr>
                       <a:picLocks noChangeAspect="1" noChangeArrowheads="1"/>
                     </pic:cNvPicPr>
@@ -22824,6 +22589,7 @@
           </wp:inline>
         </w:drawing>
       </w:r>
+      <w:bookmarkStart w:id="24" w:name="_Toc226314898"/>
     </w:p>
     <w:p>
       <w:pPr>
@@ -22832,8 +22598,8 @@
           <w:lang w:val="vi-VN"/>
         </w:rPr>
       </w:pPr>
-      <w:bookmarkStart w:id="27" w:name="_Toc232949727"/>
-      <w:bookmarkStart w:id="28" w:name="_Toc233138271"/>
+      <w:bookmarkStart w:id="25" w:name="_Toc232949726"/>
+      <w:bookmarkStart w:id="26" w:name="_Toc233139750"/>
       <w:proofErr w:type="spellStart"/>
       <w:r>
         <w:t>Hình</w:t>
@@ -22842,97 +22608,48 @@
       <w:r>
         <w:t xml:space="preserve"> </w:t>
       </w:r>
-      <w:r>
-        <w:fldChar w:fldCharType="begin"/>
-      </w:r>
-      <w:r>
-        <w:instrText xml:space="preserve"> STYLEREF 2 \s </w:instrText>
-      </w:r>
-      <w:r>
-        <w:fldChar w:fldCharType="separate"/>
+      <w:fldSimple w:instr=" STYLEREF 2 \s ">
+        <w:r>
+          <w:rPr>
+            <w:noProof/>
+          </w:rPr>
+          <w:t>3.1</w:t>
+        </w:r>
+      </w:fldSimple>
+      <w:r>
+        <w:t>.</w:t>
+      </w:r>
+      <w:fldSimple w:instr=" SEQ Hình \* ARABIC \s 2 ">
+        <w:r>
+          <w:rPr>
+            <w:noProof/>
+          </w:rPr>
+          <w:t>1</w:t>
+        </w:r>
+      </w:fldSimple>
+      <w:r>
+        <w:rPr>
+          <w:lang w:val="vi-VN"/>
+        </w:rPr>
+        <w:t xml:space="preserve"> </w:t>
       </w:r>
       <w:r>
         <w:rPr>
           <w:noProof/>
         </w:rPr>
-        <w:t>3.1</w:t>
-      </w:r>
-      <w:r>
-        <w:rPr>
-          <w:noProof/>
-        </w:rPr>
-        <w:fldChar w:fldCharType="end"/>
-      </w:r>
-      <w:r>
-        <w:t>.</w:t>
-      </w:r>
-      <w:r>
-        <w:fldChar w:fldCharType="begin"/>
-      </w:r>
-      <w:r>
-        <w:instrText xml:space="preserve"> SEQ Hình \* ARABIC \s 2 </w:instrText>
-      </w:r>
-      <w:r>
-        <w:fldChar w:fldCharType="separate"/>
-      </w:r>
-      <w:r>
-        <w:rPr>
-          <w:noProof/>
-        </w:rPr>
-        <w:t>2</w:t>
-      </w:r>
-      <w:r>
-        <w:rPr>
-          <w:noProof/>
-        </w:rPr>
-        <w:fldChar w:fldCharType="end"/>
-      </w:r>
-      <w:r>
-        <w:rPr>
-          <w:lang w:val="vi-VN"/>
-        </w:rPr>
-        <w:t xml:space="preserve"> </w:t>
-      </w:r>
-      <w:r>
-        <w:rPr>
-          <w:noProof/>
-        </w:rPr>
-        <w:t>Khối lượng giao dịch FPT theo thời gian</w:t>
-      </w:r>
-      <w:bookmarkEnd w:id="27"/>
-      <w:bookmarkEnd w:id="28"/>
+        <w:t>Giá đóng cửa điều chỉnh của FPT</w:t>
+      </w:r>
+      <w:bookmarkEnd w:id="25"/>
+      <w:bookmarkEnd w:id="26"/>
     </w:p>
+    <w:bookmarkEnd w:id="24"/>
     <w:p>
       <w:pPr>
         <w:spacing w:line="360" w:lineRule="auto"/>
         <w:ind w:firstLine="720"/>
       </w:pPr>
       <w:r>
-        <w:t xml:space="preserve">Quan </w:t>
-      </w:r>
-      <w:proofErr w:type="spellStart"/>
-      <w:r>
-        <w:t>sát</w:t>
-      </w:r>
-      <w:proofErr w:type="spellEnd"/>
-      <w:r>
-        <w:t xml:space="preserve"> </w:t>
-      </w:r>
-      <w:proofErr w:type="spellStart"/>
-      <w:r>
-        <w:t>biểu</w:t>
-      </w:r>
-      <w:proofErr w:type="spellEnd"/>
-      <w:r>
-        <w:t xml:space="preserve"> </w:t>
-      </w:r>
-      <w:proofErr w:type="spellStart"/>
-      <w:r>
-        <w:t>đồ</w:t>
-      </w:r>
-      <w:proofErr w:type="spellEnd"/>
-      <w:r>
-        <w:t xml:space="preserve"> volume theo thời gian, phần lớn các phiên có khối lượng tập trung ở vùng thấp (phần dưới biểu đồ), nhưng xuất hiện nhiều spike đột biến vượt lên rất cao so với mức trung bình. Sự chênh lệch giữa mean và median trong bảng thống kê mô tả cũng xác nhận điều này: mean volume lớn hơn median đáng kể, cho thấy phân phối lệch phải do ảnh hưởng của các quan sát cực lớn. Biểu đồ này dùng để mô tả mức thanh khoản chung của cổ phiếu, không chứng minh quan hệ nhân quả giữa volume và biến động giá nếu chưa có nguồn kiểm chứng độc lập.</w:t>
+        <w:t>Nhìn vào trục Y (giá đóng cửa), đường giá FPT không dao động quanh một mức cố định mà thay đổi rõ rệt về level qua các giai đoạn: giai đoạn đầu (2015-2017) giá dao động ở mức thấp, sau đó tăng dần và đạt các đỉnh cao hơn trong những năm gần đây. Xu hướng tăng dài hạn này là dấu hiệu trực quan của non-stationarity — chuỗi không quay về một giá trị trung bình cố định. Tuy nhiên, quan sát trực quan chỉ là gợi ý ban đầu; kiểm định ADF ở chương sau mới đưa ra kết luận thống kê chính thức. Cũng cần lưu ý rằng không thể suy ra nguyên nhân kinh tế hay dự đoán xu hướng tương lai chỉ từ đường giá.</w:t>
       </w:r>
     </w:p>
     <w:p>
@@ -22946,29 +22663,6 @@
     </w:p>
     <w:p>
       <w:pPr>
-        <w:pStyle w:val="Heading2"/>
-        <w:spacing w:line="360" w:lineRule="auto"/>
-        <w:rPr>
-          <w:lang w:val="vi-VN"/>
-        </w:rPr>
-      </w:pPr>
-      <w:bookmarkStart w:id="29" w:name="_Toc233138243"/>
-      <w:r>
-        <w:lastRenderedPageBreak/>
-        <w:t xml:space="preserve">Log return </w:t>
-      </w:r>
-      <w:proofErr w:type="spellStart"/>
-      <w:r>
-        <w:t>và</w:t>
-      </w:r>
-      <w:proofErr w:type="spellEnd"/>
-      <w:r>
-        <w:t xml:space="preserve"> volatility clustering</w:t>
-      </w:r>
-      <w:bookmarkEnd w:id="29"/>
-    </w:p>
-    <w:p>
-      <w:pPr>
         <w:keepNext/>
         <w:spacing w:line="360" w:lineRule="auto"/>
         <w:ind w:firstLine="720"/>
@@ -22978,17 +22672,18 @@
         <w:rPr>
           <w:noProof/>
         </w:rPr>
+        <w:lastRenderedPageBreak/>
         <w:drawing>
-          <wp:inline distT="0" distB="0" distL="0" distR="0" wp14:anchorId="72B5AD43" wp14:editId="3EC4CD5D">
+          <wp:inline distT="0" distB="0" distL="0" distR="0" wp14:anchorId="26301B77" wp14:editId="1E9A7B99">
             <wp:extent cx="5067300" cy="3040380"/>
             <wp:effectExtent l="0" t="0" r="0" b="0"/>
-            <wp:docPr id="28" name="Picture" descr="Log return hằng ngày của FPT"/>
+            <wp:docPr id="24" name="Picture" descr="Khối lượng giao dịch FPT theo thời gian"/>
             <wp:cNvGraphicFramePr/>
             <a:graphic xmlns:a="http://schemas.openxmlformats.org/drawingml/2006/main">
               <a:graphicData uri="http://schemas.openxmlformats.org/drawingml/2006/picture">
                 <pic:pic xmlns:pic="http://schemas.openxmlformats.org/drawingml/2006/picture">
                   <pic:nvPicPr>
-                    <pic:cNvPr id="29" name="Picture" descr="report_files/6ecb168f34931d1903f7dea0f5dd7571269a9e58.png"/>
+                    <pic:cNvPr id="25" name="Picture" descr="report_files/f15e40b36bd7fcdd4014095245cb808c4fb3e9f3.png"/>
                     <pic:cNvPicPr>
                       <a:picLocks noChangeAspect="1" noChangeArrowheads="1"/>
                     </pic:cNvPicPr>
@@ -23028,8 +22723,8 @@
           <w:lang w:val="vi-VN"/>
         </w:rPr>
       </w:pPr>
-      <w:bookmarkStart w:id="30" w:name="_Toc232949728"/>
-      <w:bookmarkStart w:id="31" w:name="_Toc233138272"/>
+      <w:bookmarkStart w:id="27" w:name="_Toc232949727"/>
+      <w:bookmarkStart w:id="28" w:name="_Toc233139751"/>
       <w:proofErr w:type="spellStart"/>
       <w:r>
         <w:t>Hình</w:t>
@@ -23038,106 +22733,71 @@
       <w:r>
         <w:t xml:space="preserve"> </w:t>
       </w:r>
-      <w:r>
-        <w:fldChar w:fldCharType="begin"/>
-      </w:r>
-      <w:r>
-        <w:instrText xml:space="preserve"> STYLEREF 2 \s </w:instrText>
-      </w:r>
-      <w:r>
-        <w:fldChar w:fldCharType="separate"/>
+      <w:fldSimple w:instr=" STYLEREF 2 \s ">
+        <w:r>
+          <w:rPr>
+            <w:noProof/>
+          </w:rPr>
+          <w:t>3.1</w:t>
+        </w:r>
+      </w:fldSimple>
+      <w:r>
+        <w:t>.</w:t>
+      </w:r>
+      <w:fldSimple w:instr=" SEQ Hình \* ARABIC \s 2 ">
+        <w:r>
+          <w:rPr>
+            <w:noProof/>
+          </w:rPr>
+          <w:t>2</w:t>
+        </w:r>
+      </w:fldSimple>
+      <w:r>
+        <w:rPr>
+          <w:lang w:val="vi-VN"/>
+        </w:rPr>
+        <w:t xml:space="preserve"> </w:t>
       </w:r>
       <w:r>
         <w:rPr>
           <w:noProof/>
         </w:rPr>
-        <w:t>3.2</w:t>
-      </w:r>
-      <w:r>
-        <w:rPr>
-          <w:noProof/>
-        </w:rPr>
-        <w:fldChar w:fldCharType="end"/>
-      </w:r>
-      <w:r>
-        <w:t>.</w:t>
-      </w:r>
-      <w:r>
-        <w:fldChar w:fldCharType="begin"/>
-      </w:r>
-      <w:r>
-        <w:instrText xml:space="preserve"> SEQ Hình \* ARABIC \s 2 </w:instrText>
-      </w:r>
-      <w:r>
-        <w:fldChar w:fldCharType="separate"/>
-      </w:r>
-      <w:r>
-        <w:rPr>
-          <w:noProof/>
-        </w:rPr>
-        <w:t>1</w:t>
-      </w:r>
-      <w:r>
-        <w:rPr>
-          <w:noProof/>
-        </w:rPr>
-        <w:fldChar w:fldCharType="end"/>
-      </w:r>
-      <w:r>
-        <w:rPr>
-          <w:lang w:val="vi-VN"/>
-        </w:rPr>
-        <w:t xml:space="preserve"> </w:t>
-      </w:r>
-      <w:r>
-        <w:rPr>
-          <w:noProof/>
-        </w:rPr>
-        <w:t>Log return hằng ngày của FPT</w:t>
-      </w:r>
-      <w:bookmarkEnd w:id="30"/>
-      <w:bookmarkEnd w:id="31"/>
+        <w:t>Khối lượng giao dịch FPT theo thời gian</w:t>
+      </w:r>
+      <w:bookmarkEnd w:id="27"/>
+      <w:bookmarkEnd w:id="28"/>
     </w:p>
     <w:p>
       <w:pPr>
         <w:spacing w:line="360" w:lineRule="auto"/>
         <w:ind w:firstLine="720"/>
       </w:pPr>
-      <w:proofErr w:type="spellStart"/>
-      <w:r>
-        <w:t>Trục</w:t>
-      </w:r>
-      <w:proofErr w:type="spellEnd"/>
-      <w:r>
-        <w:t xml:space="preserve"> Y </w:t>
-      </w:r>
-      <w:proofErr w:type="spellStart"/>
-      <w:r>
-        <w:t>cho</w:t>
-      </w:r>
-      <w:proofErr w:type="spellEnd"/>
-      <w:r>
-        <w:t xml:space="preserve"> </w:t>
-      </w:r>
-      <w:proofErr w:type="spellStart"/>
-      <w:r>
-        <w:t>thấy</w:t>
-      </w:r>
-      <w:proofErr w:type="spellEnd"/>
-      <w:r>
-        <w:t xml:space="preserve"> log return dao động quanh giá trị 0 (đường ngang giữa biểu đồ), phù hợp với kỳ vọng rằng return trung bình gần 0 theo ngày. Tuy nhiên, điều quan trọng cần chú ý là </w:t>
-      </w:r>
-      <w:r>
-        <w:t>biên độ dao động không đều nhau qua các giai đoạn</w:t>
-      </w:r>
-      <w:r>
-        <w:t xml:space="preserve">: có những vùng biến động hẹp (các thanh nhỏ sát nhau) xen kẽ với những vùng biến động rộng (các thanh lớn tập trung thành cụm). Ví dụ, giai đoạn 2020 có biên độ return lớn hơn rõ rệt so với các giai đoạn lân cận. Hiện tượng này — giai đoạn biến động lớn thường kéo theo giai đoạn biến động lớn tiếp theo — chính là dấu hiệu trực quan của </w:t>
-      </w:r>
-      <w:r>
-        <w:t>volatility clustering</w:t>
-      </w:r>
-      <w:r>
-        <w:t>. Kiểm định ARCH-LM ở chương GARCH sẽ xác nhận chính thức liệu cấu trúc phương sai thay đổi theo thời gian này có ý nghĩa thống kê hay không.</w:t>
+      <w:r>
+        <w:t xml:space="preserve">Quan </w:t>
+      </w:r>
+      <w:proofErr w:type="spellStart"/>
+      <w:r>
+        <w:t>sát</w:t>
+      </w:r>
+      <w:proofErr w:type="spellEnd"/>
+      <w:r>
+        <w:t xml:space="preserve"> </w:t>
+      </w:r>
+      <w:proofErr w:type="spellStart"/>
+      <w:r>
+        <w:t>biểu</w:t>
+      </w:r>
+      <w:proofErr w:type="spellEnd"/>
+      <w:r>
+        <w:t xml:space="preserve"> </w:t>
+      </w:r>
+      <w:proofErr w:type="spellStart"/>
+      <w:r>
+        <w:t>đồ</w:t>
+      </w:r>
+      <w:proofErr w:type="spellEnd"/>
+      <w:r>
+        <w:t xml:space="preserve"> volume theo thời gian, phần lớn các phiên có khối lượng tập trung ở vùng thấp (phần dưới biểu đồ), nhưng xuất hiện nhiều spike đột biến vượt lên rất cao so với mức trung bình. Sự chênh lệch giữa mean và median trong bảng thống kê mô tả cũng xác nhận điều này: mean volume lớn hơn median đáng kể, cho thấy phân phối lệch phải do ảnh hưởng của các quan sát cực lớn. Biểu đồ này dùng để mô tả mức thanh khoản chung của cổ phiếu, không chứng minh quan hệ nhân quả giữa volume và biến động giá nếu chưa có nguồn kiểm chứng độc lập.</w:t>
       </w:r>
     </w:p>
     <w:p>
@@ -23151,6 +22811,29 @@
     </w:p>
     <w:p>
       <w:pPr>
+        <w:pStyle w:val="Heading2"/>
+        <w:spacing w:line="360" w:lineRule="auto"/>
+        <w:rPr>
+          <w:lang w:val="vi-VN"/>
+        </w:rPr>
+      </w:pPr>
+      <w:bookmarkStart w:id="29" w:name="_Toc233139716"/>
+      <w:r>
+        <w:lastRenderedPageBreak/>
+        <w:t xml:space="preserve">Log return </w:t>
+      </w:r>
+      <w:proofErr w:type="spellStart"/>
+      <w:r>
+        <w:t>và</w:t>
+      </w:r>
+      <w:proofErr w:type="spellEnd"/>
+      <w:r>
+        <w:t xml:space="preserve"> volatility clustering</w:t>
+      </w:r>
+      <w:bookmarkEnd w:id="29"/>
+    </w:p>
+    <w:p>
+      <w:pPr>
         <w:keepNext/>
         <w:spacing w:line="360" w:lineRule="auto"/>
         <w:ind w:firstLine="720"/>
@@ -23160,18 +22843,17 @@
         <w:rPr>
           <w:noProof/>
         </w:rPr>
-        <w:lastRenderedPageBreak/>
         <w:drawing>
-          <wp:inline distT="0" distB="0" distL="0" distR="0" wp14:anchorId="7E722949" wp14:editId="7CA6D126">
+          <wp:inline distT="0" distB="0" distL="0" distR="0" wp14:anchorId="72B5AD43" wp14:editId="3EC4CD5D">
             <wp:extent cx="5067300" cy="3040380"/>
             <wp:effectExtent l="0" t="0" r="0" b="0"/>
-            <wp:docPr id="31" name="Picture" descr="Bình phương log return và các cụm biến động"/>
+            <wp:docPr id="28" name="Picture" descr="Log return hằng ngày của FPT"/>
             <wp:cNvGraphicFramePr/>
             <a:graphic xmlns:a="http://schemas.openxmlformats.org/drawingml/2006/main">
               <a:graphicData uri="http://schemas.openxmlformats.org/drawingml/2006/picture">
                 <pic:pic xmlns:pic="http://schemas.openxmlformats.org/drawingml/2006/picture">
                   <pic:nvPicPr>
-                    <pic:cNvPr id="32" name="Picture" descr="report_files/39a90fe9a43ce440494bcd58f27c5335a7926137.png"/>
+                    <pic:cNvPr id="29" name="Picture" descr="report_files/6ecb168f34931d1903f7dea0f5dd7571269a9e58.png"/>
                     <pic:cNvPicPr>
                       <a:picLocks noChangeAspect="1" noChangeArrowheads="1"/>
                     </pic:cNvPicPr>
@@ -23211,8 +22893,8 @@
           <w:lang w:val="vi-VN"/>
         </w:rPr>
       </w:pPr>
-      <w:bookmarkStart w:id="32" w:name="_Toc232949729"/>
-      <w:bookmarkStart w:id="33" w:name="_Toc233138273"/>
+      <w:bookmarkStart w:id="30" w:name="_Toc232949728"/>
+      <w:bookmarkStart w:id="31" w:name="_Toc233139752"/>
       <w:proofErr w:type="spellStart"/>
       <w:r>
         <w:t>Hình</w:t>
@@ -23221,65 +22903,39 @@
       <w:r>
         <w:t xml:space="preserve"> </w:t>
       </w:r>
-      <w:r>
-        <w:fldChar w:fldCharType="begin"/>
-      </w:r>
-      <w:r>
-        <w:instrText xml:space="preserve"> STYLEREF 2 \s </w:instrText>
-      </w:r>
-      <w:r>
-        <w:fldChar w:fldCharType="separate"/>
+      <w:fldSimple w:instr=" STYLEREF 2 \s ">
+        <w:r>
+          <w:rPr>
+            <w:noProof/>
+          </w:rPr>
+          <w:t>3.2</w:t>
+        </w:r>
+      </w:fldSimple>
+      <w:r>
+        <w:t>.</w:t>
+      </w:r>
+      <w:fldSimple w:instr=" SEQ Hình \* ARABIC \s 2 ">
+        <w:r>
+          <w:rPr>
+            <w:noProof/>
+          </w:rPr>
+          <w:t>1</w:t>
+        </w:r>
+      </w:fldSimple>
+      <w:r>
+        <w:rPr>
+          <w:lang w:val="vi-VN"/>
+        </w:rPr>
+        <w:t xml:space="preserve"> </w:t>
       </w:r>
       <w:r>
         <w:rPr>
           <w:noProof/>
         </w:rPr>
-        <w:t>3.2</w:t>
-      </w:r>
-      <w:r>
-        <w:rPr>
-          <w:noProof/>
-        </w:rPr>
-        <w:fldChar w:fldCharType="end"/>
-      </w:r>
-      <w:r>
-        <w:t>.</w:t>
-      </w:r>
-      <w:r>
-        <w:fldChar w:fldCharType="begin"/>
-      </w:r>
-      <w:r>
-        <w:instrText xml:space="preserve"> SEQ Hình \* ARABIC \s 2 </w:instrText>
-      </w:r>
-      <w:r>
-        <w:fldChar w:fldCharType="separate"/>
-      </w:r>
-      <w:r>
-        <w:rPr>
-          <w:noProof/>
-        </w:rPr>
-        <w:t>2</w:t>
-      </w:r>
-      <w:r>
-        <w:rPr>
-          <w:noProof/>
-        </w:rPr>
-        <w:fldChar w:fldCharType="end"/>
-      </w:r>
-      <w:r>
-        <w:rPr>
-          <w:lang w:val="vi-VN"/>
-        </w:rPr>
-        <w:t xml:space="preserve"> </w:t>
-      </w:r>
-      <w:r>
-        <w:rPr>
-          <w:noProof/>
-        </w:rPr>
-        <w:t>Bình phương log return và các cụm biến động</w:t>
-      </w:r>
-      <w:bookmarkEnd w:id="32"/>
-      <w:bookmarkEnd w:id="33"/>
+        <w:t>Log return hằng ngày của FPT</w:t>
+      </w:r>
+      <w:bookmarkEnd w:id="30"/>
+      <w:bookmarkEnd w:id="31"/>
     </w:p>
     <w:p>
       <w:pPr>
@@ -23288,82 +22944,39 @@
       </w:pPr>
       <w:proofErr w:type="spellStart"/>
       <w:r>
-        <w:t>Biểu</w:t>
-      </w:r>
-      <w:proofErr w:type="spellEnd"/>
-      <w:r>
-        <w:t xml:space="preserve"> </w:t>
-      </w:r>
-      <w:proofErr w:type="spellStart"/>
-      <w:r>
-        <w:t>đồ</w:t>
-      </w:r>
-      <w:proofErr w:type="spellEnd"/>
-      <w:r>
-        <w:t xml:space="preserve"> </w:t>
-      </w:r>
-      <w:proofErr w:type="spellStart"/>
-      <w:r>
-        <w:t>bình</w:t>
-      </w:r>
-      <w:proofErr w:type="spellEnd"/>
-      <w:r>
-        <w:t xml:space="preserve"> </w:t>
-      </w:r>
-      <w:proofErr w:type="spellStart"/>
-      <w:r>
-        <w:t>phương</w:t>
-      </w:r>
-      <w:proofErr w:type="spellEnd"/>
-      <w:r>
-        <w:t xml:space="preserve"> return (</w:t>
-      </w:r>
-      <m:oMath>
-        <m:sSubSup>
-          <m:sSubSupPr>
-            <m:ctrlPr>
-              <w:rPr>
-                <w:rFonts w:ascii="Cambria Math" w:hAnsi="Cambria Math"/>
-              </w:rPr>
-            </m:ctrlPr>
-          </m:sSubSupPr>
-          <m:e>
-            <m:r>
-              <w:rPr>
-                <w:rFonts w:ascii="Cambria Math" w:hAnsi="Cambria Math"/>
-              </w:rPr>
-              <m:t>r</m:t>
-            </m:r>
-          </m:e>
-          <m:sub>
-            <m:r>
-              <w:rPr>
-                <w:rFonts w:ascii="Cambria Math" w:hAnsi="Cambria Math"/>
-              </w:rPr>
-              <m:t>t</m:t>
-            </m:r>
-          </m:sub>
-          <m:sup>
-            <m:r>
-              <m:rPr>
-                <m:sty m:val="p"/>
-              </m:rPr>
-              <w:rPr>
-                <w:rFonts w:ascii="Cambria Math" w:hAnsi="Cambria Math"/>
-              </w:rPr>
-              <m:t>2</m:t>
-            </m:r>
-          </m:sup>
-        </m:sSubSup>
-      </m:oMath>
-      <w:r>
-        <w:t xml:space="preserve">) loại bỏ dấu của return và chỉ giữ lại độ lớn của shock. Nhìn vào biểu đồ, các spike cao (tương ứng các phiên có biến động lớn) không phân tán đều mà xuất hiện </w:t>
-      </w:r>
-      <w:r>
-        <w:t>theo cụm</w:t>
-      </w:r>
-      <w:r>
-        <w:t>: khi một spike lớn xuất hiện, các spike lớn khác thường nằm liền kề ngay sau đó. Nếu phương sai thực sự không đổi theo thời gian (homoscedastic), các spike sẽ phân bố ngẫu nhiên mà không tạo thành cụm. Sự tồn tại của các cụm này củng cố động cơ sử dụng conditional variance model (như GARCH) — mô hình cho phép phương sai thay đổi theo từng giai đoạn — thay vì giả định một phương sai cố định cho toàn bộ sample.</w:t>
+        <w:t>Trục</w:t>
+      </w:r>
+      <w:proofErr w:type="spellEnd"/>
+      <w:r>
+        <w:t xml:space="preserve"> Y </w:t>
+      </w:r>
+      <w:proofErr w:type="spellStart"/>
+      <w:r>
+        <w:t>cho</w:t>
+      </w:r>
+      <w:proofErr w:type="spellEnd"/>
+      <w:r>
+        <w:t xml:space="preserve"> </w:t>
+      </w:r>
+      <w:proofErr w:type="spellStart"/>
+      <w:r>
+        <w:t>thấy</w:t>
+      </w:r>
+      <w:proofErr w:type="spellEnd"/>
+      <w:r>
+        <w:t xml:space="preserve"> log return dao động quanh giá trị 0 (đường ngang giữa biểu đồ), phù hợp với kỳ vọng rằng return trung bình gần 0 theo ngày. Tuy nhiên, điều quan trọng cần chú ý là </w:t>
+      </w:r>
+      <w:r>
+        <w:t>biên độ dao động không đều nhau qua các giai đoạn</w:t>
+      </w:r>
+      <w:r>
+        <w:t xml:space="preserve">: có những vùng biến động hẹp (các thanh nhỏ sát nhau) xen kẽ với những vùng biến động rộng (các thanh lớn tập trung thành cụm). Ví dụ, giai đoạn 2020 có biên độ return lớn hơn rõ rệt so với các giai đoạn lân cận. Hiện tượng này — giai đoạn biến động lớn thường kéo theo giai đoạn biến động lớn tiếp theo — chính là dấu hiệu trực quan của </w:t>
+      </w:r>
+      <w:r>
+        <w:t>volatility clustering</w:t>
+      </w:r>
+      <w:r>
+        <w:t>. Kiểm định ARCH-LM ở chương GARCH sẽ xác nhận chính thức liệu cấu trúc phương sai thay đổi theo thời gian này có ý nghĩa thống kê hay không.</w:t>
       </w:r>
     </w:p>
     <w:p>
@@ -23377,47 +22990,6 @@
     </w:p>
     <w:p>
       <w:pPr>
-        <w:pStyle w:val="Heading2"/>
-        <w:spacing w:line="360" w:lineRule="auto"/>
-        <w:rPr>
-          <w:lang w:val="vi-VN"/>
-        </w:rPr>
-      </w:pPr>
-      <w:bookmarkStart w:id="34" w:name="_Toc233138244"/>
-      <w:proofErr w:type="spellStart"/>
-      <w:r>
-        <w:lastRenderedPageBreak/>
-        <w:t>Hình</w:t>
-      </w:r>
-      <w:proofErr w:type="spellEnd"/>
-      <w:r>
-        <w:t xml:space="preserve"> </w:t>
-      </w:r>
-      <w:proofErr w:type="spellStart"/>
-      <w:r>
-        <w:t>dạng</w:t>
-      </w:r>
-      <w:proofErr w:type="spellEnd"/>
-      <w:r>
-        <w:t xml:space="preserve"> </w:t>
-      </w:r>
-      <w:proofErr w:type="spellStart"/>
-      <w:r>
-        <w:t>phân</w:t>
-      </w:r>
-      <w:proofErr w:type="spellEnd"/>
-      <w:r>
-        <w:t xml:space="preserve"> </w:t>
-      </w:r>
-      <w:proofErr w:type="spellStart"/>
-      <w:r>
-        <w:t>phối</w:t>
-      </w:r>
-      <w:bookmarkEnd w:id="34"/>
-      <w:proofErr w:type="spellEnd"/>
-    </w:p>
-    <w:p>
-      <w:pPr>
         <w:keepNext/>
         <w:spacing w:line="360" w:lineRule="auto"/>
         <w:ind w:firstLine="720"/>
@@ -23427,17 +22999,18 @@
         <w:rPr>
           <w:noProof/>
         </w:rPr>
+        <w:lastRenderedPageBreak/>
         <w:drawing>
-          <wp:inline distT="0" distB="0" distL="0" distR="0" wp14:anchorId="52A99138" wp14:editId="4E34F61F">
+          <wp:inline distT="0" distB="0" distL="0" distR="0" wp14:anchorId="7E722949" wp14:editId="7CA6D126">
             <wp:extent cx="5067300" cy="3040380"/>
             <wp:effectExtent l="0" t="0" r="0" b="0"/>
-            <wp:docPr id="35" name="Picture" descr="Phân phối thực nghiệm của log return so với Normal"/>
+            <wp:docPr id="31" name="Picture" descr="Bình phương log return và các cụm biến động"/>
             <wp:cNvGraphicFramePr/>
             <a:graphic xmlns:a="http://schemas.openxmlformats.org/drawingml/2006/main">
               <a:graphicData uri="http://schemas.openxmlformats.org/drawingml/2006/picture">
                 <pic:pic xmlns:pic="http://schemas.openxmlformats.org/drawingml/2006/picture">
                   <pic:nvPicPr>
-                    <pic:cNvPr id="36" name="Picture" descr="report_files/d6dfc333042c8e35372628be3028ff60c275e4f6.png"/>
+                    <pic:cNvPr id="32" name="Picture" descr="report_files/39a90fe9a43ce440494bcd58f27c5335a7926137.png"/>
                     <pic:cNvPicPr>
                       <a:picLocks noChangeAspect="1" noChangeArrowheads="1"/>
                     </pic:cNvPicPr>
@@ -23477,8 +23050,8 @@
           <w:lang w:val="vi-VN"/>
         </w:rPr>
       </w:pPr>
-      <w:bookmarkStart w:id="35" w:name="_Toc232949730"/>
-      <w:bookmarkStart w:id="36" w:name="_Toc233138274"/>
+      <w:bookmarkStart w:id="32" w:name="_Toc232949729"/>
+      <w:bookmarkStart w:id="33" w:name="_Toc233139753"/>
       <w:proofErr w:type="spellStart"/>
       <w:r>
         <w:t>Hình</w:t>
@@ -23487,85 +23060,123 @@
       <w:r>
         <w:t xml:space="preserve"> </w:t>
       </w:r>
-      <w:r>
-        <w:fldChar w:fldCharType="begin"/>
-      </w:r>
-      <w:r>
-        <w:instrText xml:space="preserve"> STYLEREF 2 \s </w:instrText>
-      </w:r>
-      <w:r>
-        <w:fldChar w:fldCharType="separate"/>
+      <w:fldSimple w:instr=" STYLEREF 2 \s ">
+        <w:r>
+          <w:rPr>
+            <w:noProof/>
+          </w:rPr>
+          <w:t>3.2</w:t>
+        </w:r>
+      </w:fldSimple>
+      <w:r>
+        <w:t>.</w:t>
+      </w:r>
+      <w:fldSimple w:instr=" SEQ Hình \* ARABIC \s 2 ">
+        <w:r>
+          <w:rPr>
+            <w:noProof/>
+          </w:rPr>
+          <w:t>2</w:t>
+        </w:r>
+      </w:fldSimple>
+      <w:r>
+        <w:rPr>
+          <w:lang w:val="vi-VN"/>
+        </w:rPr>
+        <w:t xml:space="preserve"> </w:t>
       </w:r>
       <w:r>
         <w:rPr>
           <w:noProof/>
         </w:rPr>
-        <w:t>3.3</w:t>
-      </w:r>
-      <w:r>
-        <w:rPr>
-          <w:noProof/>
-        </w:rPr>
-        <w:fldChar w:fldCharType="end"/>
-      </w:r>
-      <w:r>
-        <w:t>.</w:t>
-      </w:r>
-      <w:r>
-        <w:fldChar w:fldCharType="begin"/>
-      </w:r>
-      <w:r>
-        <w:instrText xml:space="preserve"> SEQ Hình \* ARABIC \s 2 </w:instrText>
-      </w:r>
-      <w:r>
-        <w:fldChar w:fldCharType="separate"/>
-      </w:r>
-      <w:r>
-        <w:rPr>
-          <w:noProof/>
-        </w:rPr>
-        <w:t>1</w:t>
-      </w:r>
-      <w:r>
-        <w:rPr>
-          <w:noProof/>
-        </w:rPr>
-        <w:fldChar w:fldCharType="end"/>
-      </w:r>
-      <w:r>
-        <w:rPr>
-          <w:lang w:val="vi-VN"/>
-        </w:rPr>
-        <w:t xml:space="preserve"> </w:t>
-      </w:r>
-      <w:r>
-        <w:rPr>
-          <w:noProof/>
-        </w:rPr>
-        <w:t>Phân phối thực nghiệm của log return so với Normal</w:t>
-      </w:r>
-      <w:bookmarkEnd w:id="35"/>
-      <w:bookmarkEnd w:id="36"/>
+        <w:t>Bình phương log return và các cụm biến động</w:t>
+      </w:r>
+      <w:bookmarkEnd w:id="32"/>
+      <w:bookmarkEnd w:id="33"/>
     </w:p>
     <w:p>
       <w:pPr>
         <w:spacing w:line="360" w:lineRule="auto"/>
         <w:ind w:firstLine="720"/>
       </w:pPr>
-      <w:r>
-        <w:t xml:space="preserve">Biểu đồ so sánh đường mật độ thực nghiệm của log return (histogram hoặc kernel density) với đường cong Normal có cùng mean và standard deviation. Cần chú ý hai đặc điểm: (1) </w:t>
-      </w:r>
-      <w:r>
-        <w:t>đỉnh (peak) của phân phối thực nghiệm cao hơn và nhọn hơn</w:t>
-      </w:r>
-      <w:r>
-        <w:t xml:space="preserve"> so với đường Normal, cho thấy return tập trung quanh giá trị trung bình nhiều hơn Normal dự đoán; (2) </w:t>
-      </w:r>
-      <w:r>
-        <w:t>phần đuôi (tails) của phân phối thực nghiệm dày hơn</w:t>
-      </w:r>
-      <w:r>
-        <w:t xml:space="preserve"> — tức là xác suất xảy ra các giá trị cực đoan (cả âm lẫn dương) lớn hơn so với phân phối Normal. Hiện tượng “đỉnh cao, đuôi dày” (leptokurtosis) này rất phổ biến trong dữ liệu tài chính và là lý do dự án so sánh Normal với phân phối Student-t (có đuôi dày hơn) trong các mô hình GARCH.</w:t>
+      <w:proofErr w:type="spellStart"/>
+      <w:r>
+        <w:t>Biểu</w:t>
+      </w:r>
+      <w:proofErr w:type="spellEnd"/>
+      <w:r>
+        <w:t xml:space="preserve"> </w:t>
+      </w:r>
+      <w:proofErr w:type="spellStart"/>
+      <w:r>
+        <w:t>đồ</w:t>
+      </w:r>
+      <w:proofErr w:type="spellEnd"/>
+      <w:r>
+        <w:t xml:space="preserve"> </w:t>
+      </w:r>
+      <w:proofErr w:type="spellStart"/>
+      <w:r>
+        <w:t>bình</w:t>
+      </w:r>
+      <w:proofErr w:type="spellEnd"/>
+      <w:r>
+        <w:t xml:space="preserve"> </w:t>
+      </w:r>
+      <w:proofErr w:type="spellStart"/>
+      <w:r>
+        <w:t>phương</w:t>
+      </w:r>
+      <w:proofErr w:type="spellEnd"/>
+      <w:r>
+        <w:t xml:space="preserve"> return (</w:t>
+      </w:r>
+      <m:oMath>
+        <m:sSubSup>
+          <m:sSubSupPr>
+            <m:ctrlPr>
+              <w:rPr>
+                <w:rFonts w:ascii="Cambria Math" w:hAnsi="Cambria Math"/>
+              </w:rPr>
+            </m:ctrlPr>
+          </m:sSubSupPr>
+          <m:e>
+            <m:r>
+              <w:rPr>
+                <w:rFonts w:ascii="Cambria Math" w:hAnsi="Cambria Math"/>
+              </w:rPr>
+              <m:t>r</m:t>
+            </m:r>
+          </m:e>
+          <m:sub>
+            <m:r>
+              <w:rPr>
+                <w:rFonts w:ascii="Cambria Math" w:hAnsi="Cambria Math"/>
+              </w:rPr>
+              <m:t>t</m:t>
+            </m:r>
+          </m:sub>
+          <m:sup>
+            <m:r>
+              <m:rPr>
+                <m:sty m:val="p"/>
+              </m:rPr>
+              <w:rPr>
+                <w:rFonts w:ascii="Cambria Math" w:hAnsi="Cambria Math"/>
+              </w:rPr>
+              <m:t>2</m:t>
+            </m:r>
+          </m:sup>
+        </m:sSubSup>
+      </m:oMath>
+      <w:r>
+        <w:t xml:space="preserve">) loại bỏ dấu của return và chỉ giữ lại độ lớn của shock. Nhìn vào biểu đồ, các spike cao (tương ứng các phiên có biến động lớn) không phân tán đều mà xuất hiện </w:t>
+      </w:r>
+      <w:r>
+        <w:t>theo cụm</w:t>
+      </w:r>
+      <w:r>
+        <w:t>: khi một spike lớn xuất hiện, các spike lớn khác thường nằm liền kề ngay sau đó. Nếu phương sai thực sự không đổi theo thời gian (homoscedastic), các spike sẽ phân bố ngẫu nhiên mà không tạo thành cụm. Sự tồn tại của các cụm này củng cố động cơ sử dụng conditional variance model (như GARCH) — mô hình cho phép phương sai thay đổi theo từng giai đoạn — thay vì giả định một phương sai cố định cho toàn bộ sample.</w:t>
       </w:r>
     </w:p>
     <w:p>
@@ -23579,6 +23190,47 @@
     </w:p>
     <w:p>
       <w:pPr>
+        <w:pStyle w:val="Heading2"/>
+        <w:spacing w:line="360" w:lineRule="auto"/>
+        <w:rPr>
+          <w:lang w:val="vi-VN"/>
+        </w:rPr>
+      </w:pPr>
+      <w:bookmarkStart w:id="34" w:name="_Toc233139717"/>
+      <w:proofErr w:type="spellStart"/>
+      <w:r>
+        <w:lastRenderedPageBreak/>
+        <w:t>Hình</w:t>
+      </w:r>
+      <w:proofErr w:type="spellEnd"/>
+      <w:r>
+        <w:t xml:space="preserve"> </w:t>
+      </w:r>
+      <w:proofErr w:type="spellStart"/>
+      <w:r>
+        <w:t>dạng</w:t>
+      </w:r>
+      <w:proofErr w:type="spellEnd"/>
+      <w:r>
+        <w:t xml:space="preserve"> </w:t>
+      </w:r>
+      <w:proofErr w:type="spellStart"/>
+      <w:r>
+        <w:t>phân</w:t>
+      </w:r>
+      <w:proofErr w:type="spellEnd"/>
+      <w:r>
+        <w:t xml:space="preserve"> </w:t>
+      </w:r>
+      <w:proofErr w:type="spellStart"/>
+      <w:r>
+        <w:t>phối</w:t>
+      </w:r>
+      <w:bookmarkEnd w:id="34"/>
+      <w:proofErr w:type="spellEnd"/>
+    </w:p>
+    <w:p>
+      <w:pPr>
         <w:keepNext/>
         <w:spacing w:line="360" w:lineRule="auto"/>
         <w:ind w:firstLine="720"/>
@@ -23588,18 +23240,17 @@
         <w:rPr>
           <w:noProof/>
         </w:rPr>
-        <w:lastRenderedPageBreak/>
         <w:drawing>
-          <wp:inline distT="0" distB="0" distL="0" distR="0" wp14:anchorId="2087D241" wp14:editId="1599BCBE">
+          <wp:inline distT="0" distB="0" distL="0" distR="0" wp14:anchorId="52A99138" wp14:editId="4E34F61F">
             <wp:extent cx="5067300" cy="3040380"/>
             <wp:effectExtent l="0" t="0" r="0" b="0"/>
-            <wp:docPr id="38" name="Picture" descr="Q-Q plot của log return so với Normal"/>
+            <wp:docPr id="35" name="Picture" descr="Phân phối thực nghiệm của log return so với Normal"/>
             <wp:cNvGraphicFramePr/>
             <a:graphic xmlns:a="http://schemas.openxmlformats.org/drawingml/2006/main">
               <a:graphicData uri="http://schemas.openxmlformats.org/drawingml/2006/picture">
                 <pic:pic xmlns:pic="http://schemas.openxmlformats.org/drawingml/2006/picture">
                   <pic:nvPicPr>
-                    <pic:cNvPr id="39" name="Picture" descr="report_files/acb86307c8be53460776b14870722bbafc1d7226.png"/>
+                    <pic:cNvPr id="36" name="Picture" descr="report_files/d6dfc333042c8e35372628be3028ff60c275e4f6.png"/>
                     <pic:cNvPicPr>
                       <a:picLocks noChangeAspect="1" noChangeArrowheads="1"/>
                     </pic:cNvPicPr>
@@ -23639,8 +23290,8 @@
           <w:lang w:val="vi-VN"/>
         </w:rPr>
       </w:pPr>
-      <w:bookmarkStart w:id="37" w:name="_Toc232949731"/>
-      <w:bookmarkStart w:id="38" w:name="_Toc233138275"/>
+      <w:bookmarkStart w:id="35" w:name="_Toc232949730"/>
+      <w:bookmarkStart w:id="36" w:name="_Toc233139754"/>
       <w:proofErr w:type="spellStart"/>
       <w:r>
         <w:t>Hình</w:t>
@@ -23649,51 +23300,161 @@
       <w:r>
         <w:t xml:space="preserve"> </w:t>
       </w:r>
-      <w:r>
-        <w:fldChar w:fldCharType="begin"/>
-      </w:r>
-      <w:r>
-        <w:instrText xml:space="preserve"> STYLEREF 2 \s </w:instrText>
-      </w:r>
-      <w:r>
-        <w:fldChar w:fldCharType="separate"/>
+      <w:fldSimple w:instr=" STYLEREF 2 \s ">
+        <w:r>
+          <w:rPr>
+            <w:noProof/>
+          </w:rPr>
+          <w:t>3.3</w:t>
+        </w:r>
+      </w:fldSimple>
+      <w:r>
+        <w:t>.</w:t>
+      </w:r>
+      <w:fldSimple w:instr=" SEQ Hình \* ARABIC \s 2 ">
+        <w:r>
+          <w:rPr>
+            <w:noProof/>
+          </w:rPr>
+          <w:t>1</w:t>
+        </w:r>
+      </w:fldSimple>
+      <w:r>
+        <w:rPr>
+          <w:lang w:val="vi-VN"/>
+        </w:rPr>
+        <w:t xml:space="preserve"> </w:t>
       </w:r>
       <w:r>
         <w:rPr>
           <w:noProof/>
         </w:rPr>
-        <w:t>3.3</w:t>
-      </w:r>
+        <w:t>Phân phối thực nghiệm của log return so với Normal</w:t>
+      </w:r>
+      <w:bookmarkEnd w:id="35"/>
+      <w:bookmarkEnd w:id="36"/>
+    </w:p>
+    <w:p>
+      <w:pPr>
+        <w:spacing w:line="360" w:lineRule="auto"/>
+        <w:ind w:firstLine="720"/>
+      </w:pPr>
+      <w:r>
+        <w:t xml:space="preserve">Biểu đồ so sánh đường mật độ thực nghiệm của log return (histogram hoặc kernel density) với đường cong Normal có cùng mean và standard deviation. Cần chú ý hai đặc điểm: (1) </w:t>
+      </w:r>
+      <w:r>
+        <w:t>đỉnh (peak) của phân phối thực nghiệm cao hơn và nhọn hơn</w:t>
+      </w:r>
+      <w:r>
+        <w:t xml:space="preserve"> so với đường Normal, cho thấy return tập trung quanh giá trị trung bình nhiều hơn Normal dự đoán; (2) </w:t>
+      </w:r>
+      <w:r>
+        <w:t>phần đuôi (tails) của phân phối thực nghiệm dày hơn</w:t>
+      </w:r>
+      <w:r>
+        <w:t xml:space="preserve"> — tức là xác suất xảy ra các giá trị cực đoan (cả âm lẫn dương) lớn hơn so với phân phối Normal. Hiện tượng “đỉnh cao, đuôi dày” (leptokurtosis) này rất phổ biến trong dữ liệu tài chính và là lý do dự án so sánh Normal với phân phối Student-t (có đuôi dày hơn) trong các mô hình GARCH.</w:t>
+      </w:r>
+    </w:p>
+    <w:p>
+      <w:pPr>
+        <w:spacing w:line="360" w:lineRule="auto"/>
+        <w:ind w:firstLine="720"/>
+        <w:rPr>
+          <w:lang w:val="vi-VN"/>
+        </w:rPr>
+      </w:pPr>
+    </w:p>
+    <w:p>
+      <w:pPr>
+        <w:keepNext/>
+        <w:spacing w:line="360" w:lineRule="auto"/>
+        <w:ind w:firstLine="720"/>
+        <w:jc w:val="center"/>
+      </w:pPr>
       <w:r>
         <w:rPr>
           <w:noProof/>
         </w:rPr>
-        <w:fldChar w:fldCharType="end"/>
-      </w:r>
+        <w:lastRenderedPageBreak/>
+        <w:drawing>
+          <wp:inline distT="0" distB="0" distL="0" distR="0" wp14:anchorId="2087D241" wp14:editId="1599BCBE">
+            <wp:extent cx="5067300" cy="3040380"/>
+            <wp:effectExtent l="0" t="0" r="0" b="0"/>
+            <wp:docPr id="38" name="Picture" descr="Q-Q plot của log return so với Normal"/>
+            <wp:cNvGraphicFramePr/>
+            <a:graphic xmlns:a="http://schemas.openxmlformats.org/drawingml/2006/main">
+              <a:graphicData uri="http://schemas.openxmlformats.org/drawingml/2006/picture">
+                <pic:pic xmlns:pic="http://schemas.openxmlformats.org/drawingml/2006/picture">
+                  <pic:nvPicPr>
+                    <pic:cNvPr id="39" name="Picture" descr="report_files/acb86307c8be53460776b14870722bbafc1d7226.png"/>
+                    <pic:cNvPicPr>
+                      <a:picLocks noChangeAspect="1" noChangeArrowheads="1"/>
+                    </pic:cNvPicPr>
+                  </pic:nvPicPr>
+                  <pic:blipFill>
+                    <a:blip r:embed="rId18"/>
+                    <a:stretch>
+                      <a:fillRect/>
+                    </a:stretch>
+                  </pic:blipFill>
+                  <pic:spPr bwMode="auto">
+                    <a:xfrm>
+                      <a:off x="0" y="0"/>
+                      <a:ext cx="5067300" cy="3040380"/>
+                    </a:xfrm>
+                    <a:prstGeom prst="rect">
+                      <a:avLst/>
+                    </a:prstGeom>
+                    <a:noFill/>
+                    <a:ln w="9525">
+                      <a:noFill/>
+                      <a:headEnd/>
+                      <a:tailEnd/>
+                    </a:ln>
+                  </pic:spPr>
+                </pic:pic>
+              </a:graphicData>
+            </a:graphic>
+          </wp:inline>
+        </w:drawing>
+      </w:r>
+    </w:p>
+    <w:p>
+      <w:pPr>
+        <w:pStyle w:val="Caption"/>
+        <w:rPr>
+          <w:lang w:val="vi-VN"/>
+        </w:rPr>
+      </w:pPr>
+      <w:bookmarkStart w:id="37" w:name="_Toc232949731"/>
+      <w:bookmarkStart w:id="38" w:name="_Toc233139755"/>
+      <w:proofErr w:type="spellStart"/>
+      <w:r>
+        <w:t>Hình</w:t>
+      </w:r>
+      <w:proofErr w:type="spellEnd"/>
+      <w:r>
+        <w:t xml:space="preserve"> </w:t>
+      </w:r>
+      <w:fldSimple w:instr=" STYLEREF 2 \s ">
+        <w:r>
+          <w:rPr>
+            <w:noProof/>
+          </w:rPr>
+          <w:t>3.3</w:t>
+        </w:r>
+      </w:fldSimple>
       <w:r>
         <w:t>.</w:t>
       </w:r>
-      <w:r>
-        <w:fldChar w:fldCharType="begin"/>
-      </w:r>
-      <w:r>
-        <w:instrText xml:space="preserve"> SEQ Hình \* ARABIC \s 2 </w:instrText>
-      </w:r>
-      <w:r>
-        <w:fldChar w:fldCharType="separate"/>
-      </w:r>
-      <w:r>
-        <w:rPr>
-          <w:noProof/>
-        </w:rPr>
-        <w:t>2</w:t>
-      </w:r>
-      <w:r>
-        <w:rPr>
-          <w:noProof/>
-        </w:rPr>
-        <w:fldChar w:fldCharType="end"/>
-      </w:r>
+      <w:fldSimple w:instr=" SEQ Hình \* ARABIC \s 2 ">
+        <w:r>
+          <w:rPr>
+            <w:noProof/>
+          </w:rPr>
+          <w:t>2</w:t>
+        </w:r>
+      </w:fldSimple>
       <w:r>
         <w:rPr>
           <w:lang w:val="vi-VN"/>
@@ -23740,7 +23501,7 @@
         <w:pStyle w:val="Heading2"/>
         <w:spacing w:line="360" w:lineRule="auto"/>
       </w:pPr>
-      <w:bookmarkStart w:id="39" w:name="_Toc233138245"/>
+      <w:bookmarkStart w:id="39" w:name="_Toc233139718"/>
       <w:proofErr w:type="spellStart"/>
       <w:r>
         <w:lastRenderedPageBreak/>
@@ -23824,7 +23585,7 @@
                     </pic:cNvPicPr>
                   </pic:nvPicPr>
                   <pic:blipFill>
-                    <a:blip r:embed="rId18"/>
+                    <a:blip r:embed="rId19"/>
                     <a:stretch>
                       <a:fillRect/>
                     </a:stretch>
@@ -23859,7 +23620,7 @@
         </w:rPr>
       </w:pPr>
       <w:bookmarkStart w:id="40" w:name="_Toc232949732"/>
-      <w:bookmarkStart w:id="41" w:name="_Toc233138276"/>
+      <w:bookmarkStart w:id="41" w:name="_Toc233139756"/>
       <w:proofErr w:type="spellStart"/>
       <w:r>
         <w:t>Hình</w:t>
@@ -23868,52 +23629,26 @@
       <w:r>
         <w:t xml:space="preserve"> </w:t>
       </w:r>
-      <w:r>
-        <w:fldChar w:fldCharType="begin"/>
-      </w:r>
-      <w:r>
-        <w:instrText xml:space="preserve"> STYLEREF 2 \s </w:instrText>
-      </w:r>
-      <w:r>
-        <w:fldChar w:fldCharType="separate"/>
-      </w:r>
-      <w:r>
-        <w:rPr>
-          <w:noProof/>
-        </w:rPr>
-        <w:t>3.4</w:t>
-      </w:r>
-      <w:r>
-        <w:rPr>
-          <w:noProof/>
-        </w:rPr>
-        <w:fldChar w:fldCharType="end"/>
-      </w:r>
+      <w:fldSimple w:instr=" STYLEREF 2 \s ">
+        <w:r>
+          <w:rPr>
+            <w:noProof/>
+          </w:rPr>
+          <w:t>3.4</w:t>
+        </w:r>
+      </w:fldSimple>
       <w:r>
         <w:t>.</w:t>
       </w:r>
-      <w:r>
-        <w:fldChar w:fldCharType="begin"/>
-      </w:r>
-      <w:r>
-        <w:instrText xml:space="preserve"> SEQ Hình \* ARABIC \s 2 </w:instrText>
-      </w:r>
-      <w:r>
-        <w:fldChar w:fldCharType="separate"/>
-      </w:r>
-      <w:r>
-        <w:rPr>
-          <w:noProof/>
-        </w:rPr>
-        <w:t>1</w:t>
-      </w:r>
-      <w:bookmarkEnd w:id="40"/>
-      <w:r>
-        <w:rPr>
-          <w:noProof/>
-        </w:rPr>
-        <w:fldChar w:fldCharType="end"/>
-      </w:r>
+      <w:fldSimple w:instr=" SEQ Hình \* ARABIC \s 2 ">
+        <w:r>
+          <w:rPr>
+            <w:noProof/>
+          </w:rPr>
+          <w:t>1</w:t>
+        </w:r>
+        <w:bookmarkEnd w:id="40"/>
+      </w:fldSimple>
       <w:r>
         <w:rPr>
           <w:noProof/>
@@ -23956,7 +23691,7 @@
                     </pic:cNvPicPr>
                   </pic:nvPicPr>
                   <pic:blipFill>
-                    <a:blip r:embed="rId19"/>
+                    <a:blip r:embed="rId20"/>
                     <a:stretch>
                       <a:fillRect/>
                     </a:stretch>
@@ -23991,7 +23726,7 @@
         </w:rPr>
       </w:pPr>
       <w:bookmarkStart w:id="42" w:name="_Toc232949733"/>
-      <w:bookmarkStart w:id="43" w:name="_Toc233138277"/>
+      <w:bookmarkStart w:id="43" w:name="_Toc233139757"/>
       <w:proofErr w:type="spellStart"/>
       <w:r>
         <w:t>Hình</w:t>
@@ -24000,52 +23735,26 @@
       <w:r>
         <w:t xml:space="preserve"> </w:t>
       </w:r>
-      <w:r>
-        <w:fldChar w:fldCharType="begin"/>
-      </w:r>
-      <w:r>
-        <w:instrText xml:space="preserve"> STYLEREF 2 \s </w:instrText>
-      </w:r>
-      <w:r>
-        <w:fldChar w:fldCharType="separate"/>
-      </w:r>
-      <w:r>
-        <w:rPr>
-          <w:noProof/>
-        </w:rPr>
-        <w:t>3.4</w:t>
-      </w:r>
-      <w:r>
-        <w:rPr>
-          <w:noProof/>
-        </w:rPr>
-        <w:fldChar w:fldCharType="end"/>
-      </w:r>
+      <w:fldSimple w:instr=" STYLEREF 2 \s ">
+        <w:r>
+          <w:rPr>
+            <w:noProof/>
+          </w:rPr>
+          <w:t>3.4</w:t>
+        </w:r>
+      </w:fldSimple>
       <w:r>
         <w:t>.</w:t>
       </w:r>
-      <w:r>
-        <w:fldChar w:fldCharType="begin"/>
-      </w:r>
-      <w:r>
-        <w:instrText xml:space="preserve"> SEQ Hình \* ARABIC \s 2 </w:instrText>
-      </w:r>
-      <w:r>
-        <w:fldChar w:fldCharType="separate"/>
-      </w:r>
-      <w:r>
-        <w:rPr>
-          <w:noProof/>
-        </w:rPr>
-        <w:t>2</w:t>
-      </w:r>
-      <w:bookmarkEnd w:id="42"/>
-      <w:r>
-        <w:rPr>
-          <w:noProof/>
-        </w:rPr>
-        <w:fldChar w:fldCharType="end"/>
-      </w:r>
+      <w:fldSimple w:instr=" SEQ Hình \* ARABIC \s 2 ">
+        <w:r>
+          <w:rPr>
+            <w:noProof/>
+          </w:rPr>
+          <w:t>2</w:t>
+        </w:r>
+        <w:bookmarkEnd w:id="42"/>
+      </w:fldSimple>
       <w:r>
         <w:rPr>
           <w:noProof/>
@@ -24075,7 +23784,31 @@
       </w:r>
       <w:proofErr w:type="spellEnd"/>
       <w:r>
-        <w:t xml:space="preserve"> tương quan tuyến tính giữa return tại thời điểm </w:t>
+        <w:t xml:space="preserve"> </w:t>
+      </w:r>
+      <w:proofErr w:type="spellStart"/>
+      <w:r>
+        <w:t>tương</w:t>
+      </w:r>
+      <w:proofErr w:type="spellEnd"/>
+      <w:r>
+        <w:t xml:space="preserve"> </w:t>
+      </w:r>
+      <w:proofErr w:type="spellStart"/>
+      <w:r>
+        <w:t>quan</w:t>
+      </w:r>
+      <w:proofErr w:type="spellEnd"/>
+      <w:r>
+        <w:t xml:space="preserve"> </w:t>
+      </w:r>
+      <w:proofErr w:type="spellStart"/>
+      <w:r>
+        <w:t>tuyến</w:t>
+      </w:r>
+      <w:proofErr w:type="spellEnd"/>
+      <w:r>
+        <w:t xml:space="preserve"> tính giữa return tại thời điểm </w:t>
       </w:r>
       <m:oMath>
         <m:r>
@@ -24169,7 +23902,7 @@
                     </pic:cNvPicPr>
                   </pic:nvPicPr>
                   <pic:blipFill>
-                    <a:blip r:embed="rId20"/>
+                    <a:blip r:embed="rId21"/>
                     <a:stretch>
                       <a:fillRect/>
                     </a:stretch>
@@ -24204,7 +23937,7 @@
         </w:rPr>
       </w:pPr>
       <w:bookmarkStart w:id="44" w:name="_Toc232949734"/>
-      <w:bookmarkStart w:id="45" w:name="_Toc233138278"/>
+      <w:bookmarkStart w:id="45" w:name="_Toc233139758"/>
       <w:proofErr w:type="spellStart"/>
       <w:r>
         <w:t>Hình</w:t>
@@ -24213,51 +23946,25 @@
       <w:r>
         <w:t xml:space="preserve"> </w:t>
       </w:r>
-      <w:r>
-        <w:fldChar w:fldCharType="begin"/>
-      </w:r>
-      <w:r>
-        <w:instrText xml:space="preserve"> STYLEREF 2 \s </w:instrText>
-      </w:r>
-      <w:r>
-        <w:fldChar w:fldCharType="separate"/>
-      </w:r>
-      <w:r>
-        <w:rPr>
-          <w:noProof/>
-        </w:rPr>
-        <w:t>3.4</w:t>
-      </w:r>
-      <w:r>
-        <w:rPr>
-          <w:noProof/>
-        </w:rPr>
-        <w:fldChar w:fldCharType="end"/>
-      </w:r>
+      <w:fldSimple w:instr=" STYLEREF 2 \s ">
+        <w:r>
+          <w:rPr>
+            <w:noProof/>
+          </w:rPr>
+          <w:t>3.4</w:t>
+        </w:r>
+      </w:fldSimple>
       <w:r>
         <w:t>.</w:t>
       </w:r>
-      <w:r>
-        <w:fldChar w:fldCharType="begin"/>
-      </w:r>
-      <w:r>
-        <w:instrText xml:space="preserve"> SEQ Hình \* ARABIC \s 2 </w:instrText>
-      </w:r>
-      <w:r>
-        <w:fldChar w:fldCharType="separate"/>
-      </w:r>
-      <w:r>
-        <w:rPr>
-          <w:noProof/>
-        </w:rPr>
-        <w:t>3</w:t>
-      </w:r>
-      <w:r>
-        <w:rPr>
-          <w:noProof/>
-        </w:rPr>
-        <w:fldChar w:fldCharType="end"/>
-      </w:r>
+      <w:fldSimple w:instr=" SEQ Hình \* ARABIC \s 2 ">
+        <w:r>
+          <w:rPr>
+            <w:noProof/>
+          </w:rPr>
+          <w:t>3</w:t>
+        </w:r>
+      </w:fldSimple>
       <w:r>
         <w:rPr>
           <w:lang w:val="vi-VN"/>
@@ -24608,7 +24315,7 @@
         <w:pStyle w:val="Heading1"/>
         <w:spacing w:line="360" w:lineRule="auto"/>
       </w:pPr>
-      <w:bookmarkStart w:id="46" w:name="_Toc233138246"/>
+      <w:bookmarkStart w:id="46" w:name="_Toc233139719"/>
       <w:r>
         <w:lastRenderedPageBreak/>
         <w:t>TÍNH DỪNG VÀ DỰ BÁO GIÁ</w:t>
@@ -24623,7 +24330,7 @@
           <w:lang w:val="vi-VN"/>
         </w:rPr>
       </w:pPr>
-      <w:bookmarkStart w:id="47" w:name="_Toc233138247"/>
+      <w:bookmarkStart w:id="47" w:name="_Toc233139720"/>
       <w:proofErr w:type="spellStart"/>
       <w:r>
         <w:t>Kiểm</w:t>
@@ -24910,7 +24617,7 @@
         <w:pStyle w:val="Caption"/>
         <w:keepNext/>
       </w:pPr>
-      <w:bookmarkStart w:id="48" w:name="_Toc233138288"/>
+      <w:bookmarkStart w:id="48" w:name="_Toc233139768"/>
       <w:proofErr w:type="spellStart"/>
       <w:r>
         <w:t>Bảng</w:t>
@@ -24919,45 +24626,25 @@
       <w:r>
         <w:t xml:space="preserve"> </w:t>
       </w:r>
-      <w:r>
-        <w:fldChar w:fldCharType="begin"/>
-      </w:r>
-      <w:r>
-        <w:instrText xml:space="preserve"> STYLEREF 2 \s </w:instrText>
-      </w:r>
-      <w:r>
-        <w:fldChar w:fldCharType="separate"/>
-      </w:r>
-      <w:r>
-        <w:rPr>
-          <w:noProof/>
-        </w:rPr>
-        <w:t>4.1</w:t>
-      </w:r>
-      <w:r>
-        <w:fldChar w:fldCharType="end"/>
-      </w:r>
+      <w:fldSimple w:instr=" STYLEREF 2 \s ">
+        <w:r>
+          <w:rPr>
+            <w:noProof/>
+          </w:rPr>
+          <w:t>4.1</w:t>
+        </w:r>
+      </w:fldSimple>
       <w:r>
         <w:t>.</w:t>
       </w:r>
-      <w:r>
-        <w:fldChar w:fldCharType="begin"/>
-      </w:r>
-      <w:r>
-        <w:instrText xml:space="preserve"> SEQ Bảng \* ARABIC \s 2 </w:instrText>
-      </w:r>
-      <w:r>
-        <w:fldChar w:fldCharType="separate"/>
-      </w:r>
-      <w:r>
-        <w:rPr>
-          <w:noProof/>
-        </w:rPr>
-        <w:t>1</w:t>
-      </w:r>
-      <w:r>
-        <w:fldChar w:fldCharType="end"/>
-      </w:r>
+      <w:fldSimple w:instr=" SEQ Bảng \* ARABIC \s 2 ">
+        <w:r>
+          <w:rPr>
+            <w:noProof/>
+          </w:rPr>
+          <w:t>1</w:t>
+        </w:r>
+      </w:fldSimple>
       <w:r>
         <w:rPr>
           <w:lang w:val="vi-VN"/>
@@ -25396,16 +25083,7 @@
               <w:rPr>
                 <w:rFonts w:ascii="Cambria Math" w:hAnsi="Cambria Math"/>
               </w:rPr>
-              <m:t>-</m:t>
-            </m:r>
-            <m:r>
-              <m:rPr>
-                <m:sty m:val="p"/>
-              </m:rPr>
-              <w:rPr>
-                <w:rFonts w:ascii="Cambria Math" w:hAnsi="Cambria Math"/>
-              </w:rPr>
-              <m:t>1</m:t>
+              <m:t>-1</m:t>
             </m:r>
           </m:sub>
         </m:sSub>
@@ -25426,7 +25104,23 @@
         <w:t>return</w:t>
       </w:r>
       <w:r>
-        <w:t xml:space="preserve"> thay vì </w:t>
+        <w:t xml:space="preserve"> </w:t>
+      </w:r>
+      <w:proofErr w:type="spellStart"/>
+      <w:r>
+        <w:t>thay</w:t>
+      </w:r>
+      <w:proofErr w:type="spellEnd"/>
+      <w:r>
+        <w:t xml:space="preserve"> </w:t>
+      </w:r>
+      <w:proofErr w:type="spellStart"/>
+      <w:r>
+        <w:t>vì</w:t>
+      </w:r>
+      <w:proofErr w:type="spellEnd"/>
+      <w:r>
+        <w:t xml:space="preserve"> </w:t>
       </w:r>
       <w:r>
         <w:t>close</w:t>
@@ -25464,7 +25158,7 @@
         <w:pStyle w:val="Heading2"/>
         <w:spacing w:line="360" w:lineRule="auto"/>
       </w:pPr>
-      <w:bookmarkStart w:id="49" w:name="_Toc233138248"/>
+      <w:bookmarkStart w:id="49" w:name="_Toc233139721"/>
       <w:proofErr w:type="spellStart"/>
       <w:r>
         <w:t>Thiết</w:t>
@@ -25773,7 +25467,7 @@
           <w:lang w:val="vi-VN"/>
         </w:rPr>
       </w:pPr>
-      <w:bookmarkStart w:id="50" w:name="_Toc233138289"/>
+      <w:bookmarkStart w:id="50" w:name="_Toc233139769"/>
       <w:proofErr w:type="spellStart"/>
       <w:r>
         <w:t>Bảng</w:t>
@@ -25782,45 +25476,25 @@
       <w:r>
         <w:t xml:space="preserve"> </w:t>
       </w:r>
-      <w:r>
-        <w:fldChar w:fldCharType="begin"/>
-      </w:r>
-      <w:r>
-        <w:instrText xml:space="preserve"> STYLEREF 2 \s </w:instrText>
-      </w:r>
-      <w:r>
-        <w:fldChar w:fldCharType="separate"/>
-      </w:r>
-      <w:r>
-        <w:rPr>
-          <w:noProof/>
-        </w:rPr>
-        <w:t>4.2</w:t>
-      </w:r>
-      <w:r>
-        <w:fldChar w:fldCharType="end"/>
-      </w:r>
+      <w:fldSimple w:instr=" STYLEREF 2 \s ">
+        <w:r>
+          <w:rPr>
+            <w:noProof/>
+          </w:rPr>
+          <w:t>4.2</w:t>
+        </w:r>
+      </w:fldSimple>
       <w:r>
         <w:t>.</w:t>
       </w:r>
-      <w:r>
-        <w:fldChar w:fldCharType="begin"/>
-      </w:r>
-      <w:r>
-        <w:instrText xml:space="preserve"> SEQ Bảng \* ARABIC \s 2 </w:instrText>
-      </w:r>
-      <w:r>
-        <w:fldChar w:fldCharType="separate"/>
-      </w:r>
-      <w:r>
-        <w:rPr>
-          <w:noProof/>
-        </w:rPr>
-        <w:t>1</w:t>
-      </w:r>
-      <w:r>
-        <w:fldChar w:fldCharType="end"/>
-      </w:r>
+      <w:fldSimple w:instr=" SEQ Bảng \* ARABIC \s 2 ">
+        <w:r>
+          <w:rPr>
+            <w:noProof/>
+          </w:rPr>
+          <w:t>1</w:t>
+        </w:r>
+      </w:fldSimple>
       <w:r>
         <w:rPr>
           <w:noProof/>
@@ -26400,7 +26074,7 @@
         <w:pStyle w:val="Heading2"/>
         <w:spacing w:line="360" w:lineRule="auto"/>
       </w:pPr>
-      <w:bookmarkStart w:id="51" w:name="_Toc233138249"/>
+      <w:bookmarkStart w:id="51" w:name="_Toc233139722"/>
       <w:r>
         <w:t xml:space="preserve">Metric </w:t>
       </w:r>
@@ -26752,7 +26426,7 @@
           <w:lang w:val="vi-VN"/>
         </w:rPr>
       </w:pPr>
-      <w:bookmarkStart w:id="52" w:name="_Toc233138299"/>
+      <w:bookmarkStart w:id="52" w:name="_Toc233139779"/>
       <w:r>
         <w:t xml:space="preserve">Phương </w:t>
       </w:r>
@@ -26764,51 +26438,25 @@
       <w:r>
         <w:t xml:space="preserve"> </w:t>
       </w:r>
-      <w:r>
-        <w:fldChar w:fldCharType="begin"/>
-      </w:r>
-      <w:r>
-        <w:instrText xml:space="preserve"> STYLEREF 2 \s </w:instrText>
-      </w:r>
-      <w:r>
-        <w:fldChar w:fldCharType="separate"/>
-      </w:r>
-      <w:r>
-        <w:rPr>
-          <w:noProof/>
-        </w:rPr>
-        <w:t>4.3</w:t>
-      </w:r>
-      <w:r>
-        <w:rPr>
-          <w:noProof/>
-        </w:rPr>
-        <w:fldChar w:fldCharType="end"/>
-      </w:r>
+      <w:fldSimple w:instr=" STYLEREF 2 \s ">
+        <w:r>
+          <w:rPr>
+            <w:noProof/>
+          </w:rPr>
+          <w:t>4.3</w:t>
+        </w:r>
+      </w:fldSimple>
       <w:r>
         <w:t>.</w:t>
       </w:r>
-      <w:r>
-        <w:fldChar w:fldCharType="begin"/>
-      </w:r>
-      <w:r>
-        <w:instrText xml:space="preserve"> SEQ Phương_trình \* ARABIC \s 2 </w:instrText>
-      </w:r>
-      <w:r>
-        <w:fldChar w:fldCharType="separate"/>
-      </w:r>
-      <w:r>
-        <w:rPr>
-          <w:noProof/>
-        </w:rPr>
-        <w:t>1</w:t>
-      </w:r>
-      <w:r>
-        <w:rPr>
-          <w:noProof/>
-        </w:rPr>
-        <w:fldChar w:fldCharType="end"/>
-      </w:r>
+      <w:fldSimple w:instr=" SEQ Phương_trình \* ARABIC \s 2 ">
+        <w:r>
+          <w:rPr>
+            <w:noProof/>
+          </w:rPr>
+          <w:t>1</w:t>
+        </w:r>
+      </w:fldSimple>
       <w:r>
         <w:rPr>
           <w:lang w:val="vi-VN"/>
@@ -27128,7 +26776,7 @@
         <w:pStyle w:val="Heading2"/>
       </w:pPr>
       <w:bookmarkStart w:id="53" w:name="_Toc232939254"/>
-      <w:bookmarkStart w:id="54" w:name="_Toc233138250"/>
+      <w:bookmarkStart w:id="54" w:name="_Toc233139723"/>
       <w:proofErr w:type="spellStart"/>
       <w:r>
         <w:lastRenderedPageBreak/>
@@ -27162,7 +26810,7 @@
         <w:pStyle w:val="Caption"/>
         <w:keepNext/>
       </w:pPr>
-      <w:bookmarkStart w:id="55" w:name="_Toc233138290"/>
+      <w:bookmarkStart w:id="55" w:name="_Toc233139770"/>
       <w:proofErr w:type="spellStart"/>
       <w:r>
         <w:t>Bảng</w:t>
@@ -27171,45 +26819,25 @@
       <w:r>
         <w:t xml:space="preserve"> </w:t>
       </w:r>
-      <w:r>
-        <w:fldChar w:fldCharType="begin"/>
-      </w:r>
-      <w:r>
-        <w:instrText xml:space="preserve"> STYLEREF 2 \s </w:instrText>
-      </w:r>
-      <w:r>
-        <w:fldChar w:fldCharType="separate"/>
-      </w:r>
-      <w:r>
-        <w:rPr>
-          <w:noProof/>
-        </w:rPr>
-        <w:t>4.4</w:t>
-      </w:r>
-      <w:r>
-        <w:fldChar w:fldCharType="end"/>
-      </w:r>
+      <w:fldSimple w:instr=" STYLEREF 2 \s ">
+        <w:r>
+          <w:rPr>
+            <w:noProof/>
+          </w:rPr>
+          <w:t>4.4</w:t>
+        </w:r>
+      </w:fldSimple>
       <w:r>
         <w:t>.</w:t>
       </w:r>
-      <w:r>
-        <w:fldChar w:fldCharType="begin"/>
-      </w:r>
-      <w:r>
-        <w:instrText xml:space="preserve"> SEQ Bảng \* ARABIC \s 2 </w:instrText>
-      </w:r>
-      <w:r>
-        <w:fldChar w:fldCharType="separate"/>
-      </w:r>
-      <w:r>
-        <w:rPr>
-          <w:noProof/>
-        </w:rPr>
-        <w:t>1</w:t>
-      </w:r>
-      <w:r>
-        <w:fldChar w:fldCharType="end"/>
-      </w:r>
+      <w:fldSimple w:instr=" SEQ Bảng \* ARABIC \s 2 ">
+        <w:r>
+          <w:rPr>
+            <w:noProof/>
+          </w:rPr>
+          <w:t>1</w:t>
+        </w:r>
+      </w:fldSimple>
       <w:r>
         <w:rPr>
           <w:lang w:val="vi-VN"/>
@@ -29727,7 +29355,15 @@
       </w:r>
       <w:proofErr w:type="spellEnd"/>
       <w:r>
-        <w:t xml:space="preserve"> — mức cải thiện rất nhỏ so với benchmark đơn giản nhất. </w:t>
+        <w:t xml:space="preserve"> — </w:t>
+      </w:r>
+      <w:proofErr w:type="spellStart"/>
+      <w:r>
+        <w:t>mức</w:t>
+      </w:r>
+      <w:proofErr w:type="spellEnd"/>
+      <w:r>
+        <w:t xml:space="preserve"> cải thiện rất nhỏ so với benchmark đơn giản nhất. </w:t>
       </w:r>
       <w:r>
         <w:rPr>
@@ -29793,7 +29429,23 @@
       </w:r>
       <w:proofErr w:type="spellEnd"/>
       <w:r>
-        <w:t xml:space="preserve"> thứ hạng thay đổi tùy theo metric được chọn.</w:t>
+        <w:t xml:space="preserve"> </w:t>
+      </w:r>
+      <w:proofErr w:type="spellStart"/>
+      <w:r>
+        <w:t>thứ</w:t>
+      </w:r>
+      <w:proofErr w:type="spellEnd"/>
+      <w:r>
+        <w:t xml:space="preserve"> </w:t>
+      </w:r>
+      <w:proofErr w:type="spellStart"/>
+      <w:r>
+        <w:t>hạng</w:t>
+      </w:r>
+      <w:proofErr w:type="spellEnd"/>
+      <w:r>
+        <w:t xml:space="preserve"> thay đổi tùy theo metric được chọn.</w:t>
       </w:r>
     </w:p>
     <w:p>
@@ -29855,7 +29507,23 @@
       </w:r>
       <w:proofErr w:type="spellEnd"/>
       <w:r>
-        <w:t xml:space="preserve"> sự ổn định của kết quả trên nhiều cửa sổ thời gian. Naive </w:t>
+        <w:t xml:space="preserve"> </w:t>
+      </w:r>
+      <w:proofErr w:type="spellStart"/>
+      <w:r>
+        <w:t>sự</w:t>
+      </w:r>
+      <w:proofErr w:type="spellEnd"/>
+      <w:r>
+        <w:t xml:space="preserve"> </w:t>
+      </w:r>
+      <w:proofErr w:type="spellStart"/>
+      <w:r>
+        <w:t>ổn</w:t>
+      </w:r>
+      <w:proofErr w:type="spellEnd"/>
+      <w:r>
+        <w:t xml:space="preserve"> định của kết quả trên nhiều cửa sổ thời gian. Naive </w:t>
       </w:r>
       <w:proofErr w:type="spellStart"/>
       <w:r>
@@ -29945,7 +29613,31 @@
         <w:t>FALSE</w:t>
       </w:r>
       <w:r>
-        <w:t xml:space="preserve"> nghĩa là model vẫn còn autocorrelation trong residual — có cấu trúc </w:t>
+        <w:t xml:space="preserve"> nghĩa là model vẫn còn autocorrelation trong residual — </w:t>
+      </w:r>
+      <w:proofErr w:type="spellStart"/>
+      <w:r>
+        <w:t>có</w:t>
+      </w:r>
+      <w:proofErr w:type="spellEnd"/>
+      <w:r>
+        <w:t xml:space="preserve"> </w:t>
+      </w:r>
+      <w:proofErr w:type="spellStart"/>
+      <w:r>
+        <w:t>cấu</w:t>
+      </w:r>
+      <w:proofErr w:type="spellEnd"/>
+      <w:r>
+        <w:t xml:space="preserve"> </w:t>
+      </w:r>
+      <w:proofErr w:type="spellStart"/>
+      <w:r>
+        <w:t>trúc</w:t>
+      </w:r>
+      <w:proofErr w:type="spellEnd"/>
+      <w:r>
+        <w:t xml:space="preserve"> </w:t>
       </w:r>
       <w:proofErr w:type="spellStart"/>
       <w:r>
@@ -29985,7 +29677,7 @@
         <w:pStyle w:val="Caption"/>
         <w:keepNext/>
       </w:pPr>
-      <w:bookmarkStart w:id="56" w:name="_Toc233138291"/>
+      <w:bookmarkStart w:id="56" w:name="_Toc233139771"/>
       <w:proofErr w:type="spellStart"/>
       <w:r>
         <w:t>Bảng</w:t>
@@ -29994,45 +29686,25 @@
       <w:r>
         <w:t xml:space="preserve"> </w:t>
       </w:r>
-      <w:r>
-        <w:fldChar w:fldCharType="begin"/>
-      </w:r>
-      <w:r>
-        <w:instrText xml:space="preserve"> STYLEREF 2 \s </w:instrText>
-      </w:r>
-      <w:r>
-        <w:fldChar w:fldCharType="separate"/>
-      </w:r>
-      <w:r>
-        <w:rPr>
-          <w:noProof/>
-        </w:rPr>
-        <w:t>4.4</w:t>
-      </w:r>
-      <w:r>
-        <w:fldChar w:fldCharType="end"/>
-      </w:r>
+      <w:fldSimple w:instr=" STYLEREF 2 \s ">
+        <w:r>
+          <w:rPr>
+            <w:noProof/>
+          </w:rPr>
+          <w:t>4.4</w:t>
+        </w:r>
+      </w:fldSimple>
       <w:r>
         <w:t>.</w:t>
       </w:r>
-      <w:r>
-        <w:fldChar w:fldCharType="begin"/>
-      </w:r>
-      <w:r>
-        <w:instrText xml:space="preserve"> SEQ Bảng \* ARABIC \s 2 </w:instrText>
-      </w:r>
-      <w:r>
-        <w:fldChar w:fldCharType="separate"/>
-      </w:r>
-      <w:r>
-        <w:rPr>
-          <w:noProof/>
-        </w:rPr>
-        <w:t>2</w:t>
-      </w:r>
-      <w:r>
-        <w:fldChar w:fldCharType="end"/>
-      </w:r>
+      <w:fldSimple w:instr=" SEQ Bảng \* ARABIC \s 2 ">
+        <w:r>
+          <w:rPr>
+            <w:noProof/>
+          </w:rPr>
+          <w:t>2</w:t>
+        </w:r>
+      </w:fldSimple>
       <w:r>
         <w:rPr>
           <w:lang w:val="vi-VN"/>
@@ -31068,7 +30740,7 @@
                     </pic:cNvPicPr>
                   </pic:nvPicPr>
                   <pic:blipFill>
-                    <a:blip r:embed="rId21"/>
+                    <a:blip r:embed="rId22"/>
                     <a:stretch>
                       <a:fillRect/>
                     </a:stretch>
@@ -31103,7 +30775,7 @@
         </w:rPr>
       </w:pPr>
       <w:bookmarkStart w:id="57" w:name="_Toc232949735"/>
-      <w:bookmarkStart w:id="58" w:name="_Toc233138279"/>
+      <w:bookmarkStart w:id="58" w:name="_Toc233139759"/>
       <w:proofErr w:type="spellStart"/>
       <w:r>
         <w:t>Hình</w:t>
@@ -31112,51 +30784,25 @@
       <w:r>
         <w:t xml:space="preserve"> </w:t>
       </w:r>
-      <w:r>
-        <w:fldChar w:fldCharType="begin"/>
-      </w:r>
-      <w:r>
-        <w:instrText xml:space="preserve"> STYLEREF 2 \s </w:instrText>
-      </w:r>
-      <w:r>
-        <w:fldChar w:fldCharType="separate"/>
-      </w:r>
-      <w:r>
-        <w:rPr>
-          <w:noProof/>
-        </w:rPr>
-        <w:t>4.4</w:t>
-      </w:r>
-      <w:r>
-        <w:rPr>
-          <w:noProof/>
-        </w:rPr>
-        <w:fldChar w:fldCharType="end"/>
-      </w:r>
+      <w:fldSimple w:instr=" STYLEREF 2 \s ">
+        <w:r>
+          <w:rPr>
+            <w:noProof/>
+          </w:rPr>
+          <w:t>4.4</w:t>
+        </w:r>
+      </w:fldSimple>
       <w:r>
         <w:t>.</w:t>
       </w:r>
-      <w:r>
-        <w:fldChar w:fldCharType="begin"/>
-      </w:r>
-      <w:r>
-        <w:instrText xml:space="preserve"> SEQ Hình \* ARABIC \s 2 </w:instrText>
-      </w:r>
-      <w:r>
-        <w:fldChar w:fldCharType="separate"/>
-      </w:r>
-      <w:r>
-        <w:rPr>
-          <w:noProof/>
-        </w:rPr>
-        <w:t>1</w:t>
-      </w:r>
-      <w:r>
-        <w:rPr>
-          <w:noProof/>
-        </w:rPr>
-        <w:fldChar w:fldCharType="end"/>
-      </w:r>
+      <w:fldSimple w:instr=" SEQ Hình \* ARABIC \s 2 ">
+        <w:r>
+          <w:rPr>
+            <w:noProof/>
+          </w:rPr>
+          <w:t>1</w:t>
+        </w:r>
+      </w:fldSimple>
       <w:r>
         <w:rPr>
           <w:lang w:val="vi-VN"/>
@@ -31232,7 +30878,7 @@
                     </pic:cNvPicPr>
                   </pic:nvPicPr>
                   <pic:blipFill>
-                    <a:blip r:embed="rId22"/>
+                    <a:blip r:embed="rId23"/>
                     <a:stretch>
                       <a:fillRect/>
                     </a:stretch>
@@ -31267,7 +30913,7 @@
         </w:rPr>
       </w:pPr>
       <w:bookmarkStart w:id="59" w:name="_Toc232949736"/>
-      <w:bookmarkStart w:id="60" w:name="_Toc233138280"/>
+      <w:bookmarkStart w:id="60" w:name="_Toc233139760"/>
       <w:proofErr w:type="spellStart"/>
       <w:r>
         <w:t>Hình</w:t>
@@ -31276,51 +30922,25 @@
       <w:r>
         <w:t xml:space="preserve"> </w:t>
       </w:r>
-      <w:r>
-        <w:fldChar w:fldCharType="begin"/>
-      </w:r>
-      <w:r>
-        <w:instrText xml:space="preserve"> STYLEREF 2 \s </w:instrText>
-      </w:r>
-      <w:r>
-        <w:fldChar w:fldCharType="separate"/>
-      </w:r>
-      <w:r>
-        <w:rPr>
-          <w:noProof/>
-        </w:rPr>
-        <w:t>4.4</w:t>
-      </w:r>
-      <w:r>
-        <w:rPr>
-          <w:noProof/>
-        </w:rPr>
-        <w:fldChar w:fldCharType="end"/>
-      </w:r>
+      <w:fldSimple w:instr=" STYLEREF 2 \s ">
+        <w:r>
+          <w:rPr>
+            <w:noProof/>
+          </w:rPr>
+          <w:t>4.4</w:t>
+        </w:r>
+      </w:fldSimple>
       <w:r>
         <w:t>.</w:t>
       </w:r>
-      <w:r>
-        <w:fldChar w:fldCharType="begin"/>
-      </w:r>
-      <w:r>
-        <w:instrText xml:space="preserve"> SEQ Hình \* ARABIC \s 2 </w:instrText>
-      </w:r>
-      <w:r>
-        <w:fldChar w:fldCharType="separate"/>
-      </w:r>
-      <w:r>
-        <w:rPr>
-          <w:noProof/>
-        </w:rPr>
-        <w:t>2</w:t>
-      </w:r>
-      <w:r>
-        <w:rPr>
-          <w:noProof/>
-        </w:rPr>
-        <w:fldChar w:fldCharType="end"/>
-      </w:r>
+      <w:fldSimple w:instr=" SEQ Hình \* ARABIC \s 2 ">
+        <w:r>
+          <w:rPr>
+            <w:noProof/>
+          </w:rPr>
+          <w:t>2</w:t>
+        </w:r>
+      </w:fldSimple>
       <w:r>
         <w:rPr>
           <w:lang w:val="vi-VN"/>
@@ -31341,7 +30961,7 @@
         <w:pStyle w:val="Heading2"/>
       </w:pPr>
       <w:bookmarkStart w:id="61" w:name="_Toc232939255"/>
-      <w:bookmarkStart w:id="62" w:name="_Toc233138251"/>
+      <w:bookmarkStart w:id="62" w:name="_Toc233139724"/>
       <w:proofErr w:type="spellStart"/>
       <w:r>
         <w:t>Kết</w:t>
@@ -31907,7 +31527,7 @@
           <w:lang w:val="vi-VN"/>
         </w:rPr>
       </w:pPr>
-      <w:bookmarkStart w:id="63" w:name="_Toc233138252"/>
+      <w:bookmarkStart w:id="63" w:name="_Toc233139725"/>
       <w:r>
         <w:lastRenderedPageBreak/>
         <w:t>MÔ HÌNH HÓA CONDITIONAL VOLATILITY</w:t>
@@ -31921,7 +31541,7 @@
           <w:lang w:val="vi-VN"/>
         </w:rPr>
       </w:pPr>
-      <w:bookmarkStart w:id="64" w:name="_Toc233138253"/>
+      <w:bookmarkStart w:id="64" w:name="_Toc233139726"/>
       <w:proofErr w:type="spellStart"/>
       <w:r>
         <w:t>Động</w:t>
@@ -32268,7 +31888,7 @@
           <w:lang w:val="vi-VN"/>
         </w:rPr>
       </w:pPr>
-      <w:bookmarkStart w:id="65" w:name="_Toc233138300"/>
+      <w:bookmarkStart w:id="65" w:name="_Toc233139780"/>
       <w:r>
         <w:t xml:space="preserve">Phương </w:t>
       </w:r>
@@ -32280,51 +31900,25 @@
       <w:r>
         <w:t xml:space="preserve"> </w:t>
       </w:r>
-      <w:r>
-        <w:fldChar w:fldCharType="begin"/>
-      </w:r>
-      <w:r>
-        <w:instrText xml:space="preserve"> STYLEREF 2 \s </w:instrText>
-      </w:r>
-      <w:r>
-        <w:fldChar w:fldCharType="separate"/>
-      </w:r>
-      <w:r>
-        <w:rPr>
-          <w:noProof/>
-        </w:rPr>
-        <w:t>5.1</w:t>
-      </w:r>
-      <w:r>
-        <w:rPr>
-          <w:noProof/>
-        </w:rPr>
-        <w:fldChar w:fldCharType="end"/>
-      </w:r>
+      <w:fldSimple w:instr=" STYLEREF 2 \s ">
+        <w:r>
+          <w:rPr>
+            <w:noProof/>
+          </w:rPr>
+          <w:t>5.1</w:t>
+        </w:r>
+      </w:fldSimple>
       <w:r>
         <w:t>.</w:t>
       </w:r>
-      <w:r>
-        <w:fldChar w:fldCharType="begin"/>
-      </w:r>
-      <w:r>
-        <w:instrText xml:space="preserve"> SEQ Phương_trình \* ARABIC \s 2 </w:instrText>
-      </w:r>
-      <w:r>
-        <w:fldChar w:fldCharType="separate"/>
-      </w:r>
-      <w:r>
-        <w:rPr>
-          <w:noProof/>
-        </w:rPr>
-        <w:t>1</w:t>
-      </w:r>
-      <w:r>
-        <w:rPr>
-          <w:noProof/>
-        </w:rPr>
-        <w:fldChar w:fldCharType="end"/>
-      </w:r>
+      <w:fldSimple w:instr=" SEQ Phương_trình \* ARABIC \s 2 ">
+        <w:r>
+          <w:rPr>
+            <w:noProof/>
+          </w:rPr>
+          <w:t>1</w:t>
+        </w:r>
+      </w:fldSimple>
       <w:r>
         <w:rPr>
           <w:lang w:val="vi-VN"/>
@@ -32692,7 +32286,7 @@
           <w:lang w:val="vi-VN"/>
         </w:rPr>
       </w:pPr>
-      <w:bookmarkStart w:id="66" w:name="_Toc233138301"/>
+      <w:bookmarkStart w:id="66" w:name="_Toc233139781"/>
       <w:r>
         <w:t xml:space="preserve">Phương </w:t>
       </w:r>
@@ -32704,51 +32298,25 @@
       <w:r>
         <w:t xml:space="preserve"> </w:t>
       </w:r>
-      <w:r>
-        <w:fldChar w:fldCharType="begin"/>
-      </w:r>
-      <w:r>
-        <w:instrText xml:space="preserve"> STYLEREF 2 \s </w:instrText>
-      </w:r>
-      <w:r>
-        <w:fldChar w:fldCharType="separate"/>
-      </w:r>
-      <w:r>
-        <w:rPr>
-          <w:noProof/>
-        </w:rPr>
-        <w:t>5.1</w:t>
-      </w:r>
-      <w:r>
-        <w:rPr>
-          <w:noProof/>
-        </w:rPr>
-        <w:fldChar w:fldCharType="end"/>
-      </w:r>
+      <w:fldSimple w:instr=" STYLEREF 2 \s ">
+        <w:r>
+          <w:rPr>
+            <w:noProof/>
+          </w:rPr>
+          <w:t>5.1</w:t>
+        </w:r>
+      </w:fldSimple>
       <w:r>
         <w:t>.</w:t>
       </w:r>
-      <w:r>
-        <w:fldChar w:fldCharType="begin"/>
-      </w:r>
-      <w:r>
-        <w:instrText xml:space="preserve"> SEQ Phương_trình \* ARABIC \s 2 </w:instrText>
-      </w:r>
-      <w:r>
-        <w:fldChar w:fldCharType="separate"/>
-      </w:r>
-      <w:r>
-        <w:rPr>
-          <w:noProof/>
-        </w:rPr>
-        <w:t>2</w:t>
-      </w:r>
-      <w:r>
-        <w:rPr>
-          <w:noProof/>
-        </w:rPr>
-        <w:fldChar w:fldCharType="end"/>
-      </w:r>
+      <w:fldSimple w:instr=" SEQ Phương_trình \* ARABIC \s 2 ">
+        <w:r>
+          <w:rPr>
+            <w:noProof/>
+          </w:rPr>
+          <w:t>2</w:t>
+        </w:r>
+      </w:fldSimple>
       <w:r>
         <w:rPr>
           <w:lang w:val="vi-VN"/>
@@ -32843,16 +32411,7 @@
               <w:rPr>
                 <w:rFonts w:ascii="Cambria Math" w:hAnsi="Cambria Math"/>
               </w:rPr>
-              <m:t>-</m:t>
-            </m:r>
-            <m:r>
-              <m:rPr>
-                <m:sty m:val="p"/>
-              </m:rPr>
-              <w:rPr>
-                <w:rFonts w:ascii="Cambria Math" w:hAnsi="Cambria Math"/>
-              </w:rPr>
-              <m:t>1</m:t>
+              <m:t>-1</m:t>
             </m:r>
           </m:sub>
           <m:sup>
@@ -32963,16 +32522,7 @@
               <w:rPr>
                 <w:rFonts w:ascii="Cambria Math" w:hAnsi="Cambria Math"/>
               </w:rPr>
-              <m:t>-</m:t>
-            </m:r>
-            <m:r>
-              <m:rPr>
-                <m:sty m:val="p"/>
-              </m:rPr>
-              <w:rPr>
-                <w:rFonts w:ascii="Cambria Math" w:hAnsi="Cambria Math"/>
-              </w:rPr>
-              <m:t>1</m:t>
+              <m:t>-1</m:t>
             </m:r>
           </m:sub>
           <m:sup>
@@ -33125,7 +32675,7 @@
       <w:pPr>
         <w:pStyle w:val="Heading2"/>
       </w:pPr>
-      <w:bookmarkStart w:id="69" w:name="_Toc233138254"/>
+      <w:bookmarkStart w:id="69" w:name="_Toc233139727"/>
       <w:r>
         <w:lastRenderedPageBreak/>
         <w:t xml:space="preserve">Specification </w:t>
@@ -33154,7 +32704,7 @@
           <w:lang w:val="vi-VN"/>
         </w:rPr>
       </w:pPr>
-      <w:bookmarkStart w:id="70" w:name="_Toc233138292"/>
+      <w:bookmarkStart w:id="70" w:name="_Toc233139772"/>
       <w:proofErr w:type="spellStart"/>
       <w:r>
         <w:t>Bảng</w:t>
@@ -33163,45 +32713,25 @@
       <w:r>
         <w:t xml:space="preserve"> </w:t>
       </w:r>
-      <w:r>
-        <w:fldChar w:fldCharType="begin"/>
-      </w:r>
-      <w:r>
-        <w:instrText xml:space="preserve"> STYLEREF 2 \s </w:instrText>
-      </w:r>
-      <w:r>
-        <w:fldChar w:fldCharType="separate"/>
-      </w:r>
-      <w:r>
-        <w:rPr>
-          <w:noProof/>
-        </w:rPr>
-        <w:t>5.2</w:t>
-      </w:r>
-      <w:r>
-        <w:fldChar w:fldCharType="end"/>
-      </w:r>
+      <w:fldSimple w:instr=" STYLEREF 2 \s ">
+        <w:r>
+          <w:rPr>
+            <w:noProof/>
+          </w:rPr>
+          <w:t>5.2</w:t>
+        </w:r>
+      </w:fldSimple>
       <w:r>
         <w:t>.</w:t>
       </w:r>
-      <w:r>
-        <w:fldChar w:fldCharType="begin"/>
-      </w:r>
-      <w:r>
-        <w:instrText xml:space="preserve"> SEQ Bảng \* ARABIC \s 2 </w:instrText>
-      </w:r>
-      <w:r>
-        <w:fldChar w:fldCharType="separate"/>
-      </w:r>
-      <w:r>
-        <w:rPr>
-          <w:noProof/>
-        </w:rPr>
-        <w:t>1</w:t>
-      </w:r>
-      <w:r>
-        <w:fldChar w:fldCharType="end"/>
-      </w:r>
+      <w:fldSimple w:instr=" SEQ Bảng \* ARABIC \s 2 ">
+        <w:r>
+          <w:rPr>
+            <w:noProof/>
+          </w:rPr>
+          <w:t>1</w:t>
+        </w:r>
+      </w:fldSimple>
       <w:r>
         <w:rPr>
           <w:noProof/>
@@ -33795,7 +33325,7 @@
       </w:pPr>
       <w:bookmarkStart w:id="71" w:name="_Toc232939259"/>
       <w:bookmarkStart w:id="72" w:name="so-sánh-fit-và-diagnostics"/>
-      <w:bookmarkStart w:id="73" w:name="_Toc233138255"/>
+      <w:bookmarkStart w:id="73" w:name="_Toc233139728"/>
       <w:bookmarkEnd w:id="68"/>
       <w:r>
         <w:t xml:space="preserve">So </w:t>
@@ -33824,7 +33354,7 @@
         <w:pStyle w:val="Caption"/>
         <w:keepNext/>
       </w:pPr>
-      <w:bookmarkStart w:id="74" w:name="_Toc233138293"/>
+      <w:bookmarkStart w:id="74" w:name="_Toc233139773"/>
       <w:proofErr w:type="spellStart"/>
       <w:r>
         <w:t>Bảng</w:t>
@@ -33833,45 +33363,25 @@
       <w:r>
         <w:t xml:space="preserve"> </w:t>
       </w:r>
-      <w:r>
-        <w:fldChar w:fldCharType="begin"/>
-      </w:r>
-      <w:r>
-        <w:instrText xml:space="preserve"> STYLEREF 2 \s </w:instrText>
-      </w:r>
-      <w:r>
-        <w:fldChar w:fldCharType="separate"/>
-      </w:r>
-      <w:r>
-        <w:rPr>
-          <w:noProof/>
-        </w:rPr>
-        <w:t>5.3</w:t>
-      </w:r>
-      <w:r>
-        <w:fldChar w:fldCharType="end"/>
-      </w:r>
+      <w:fldSimple w:instr=" STYLEREF 2 \s ">
+        <w:r>
+          <w:rPr>
+            <w:noProof/>
+          </w:rPr>
+          <w:t>5.3</w:t>
+        </w:r>
+      </w:fldSimple>
       <w:r>
         <w:t>.</w:t>
       </w:r>
-      <w:r>
-        <w:fldChar w:fldCharType="begin"/>
-      </w:r>
-      <w:r>
-        <w:instrText xml:space="preserve"> SEQ Bảng \* ARABIC \s 2 </w:instrText>
-      </w:r>
-      <w:r>
-        <w:fldChar w:fldCharType="separate"/>
-      </w:r>
-      <w:r>
-        <w:rPr>
-          <w:noProof/>
-        </w:rPr>
-        <w:t>1</w:t>
-      </w:r>
-      <w:r>
-        <w:fldChar w:fldCharType="end"/>
-      </w:r>
+      <w:fldSimple w:instr=" SEQ Bảng \* ARABIC \s 2 ">
+        <w:r>
+          <w:rPr>
+            <w:noProof/>
+          </w:rPr>
+          <w:t>1</w:t>
+        </w:r>
+      </w:fldSimple>
       <w:r>
         <w:rPr>
           <w:lang w:val="vi-VN"/>
@@ -35363,7 +34873,7 @@
         <w:pStyle w:val="Caption"/>
         <w:keepNext/>
       </w:pPr>
-      <w:bookmarkStart w:id="75" w:name="_Toc233138294"/>
+      <w:bookmarkStart w:id="75" w:name="_Toc233139774"/>
       <w:proofErr w:type="spellStart"/>
       <w:r>
         <w:t>Bảng</w:t>
@@ -35372,45 +34882,25 @@
       <w:r>
         <w:t xml:space="preserve"> </w:t>
       </w:r>
-      <w:r>
-        <w:fldChar w:fldCharType="begin"/>
-      </w:r>
-      <w:r>
-        <w:instrText xml:space="preserve"> STYLEREF 2 \s </w:instrText>
-      </w:r>
-      <w:r>
-        <w:fldChar w:fldCharType="separate"/>
-      </w:r>
-      <w:r>
-        <w:rPr>
-          <w:noProof/>
-        </w:rPr>
-        <w:t>5.3</w:t>
-      </w:r>
-      <w:r>
-        <w:fldChar w:fldCharType="end"/>
-      </w:r>
+      <w:fldSimple w:instr=" STYLEREF 2 \s ">
+        <w:r>
+          <w:rPr>
+            <w:noProof/>
+          </w:rPr>
+          <w:t>5.3</w:t>
+        </w:r>
+      </w:fldSimple>
       <w:r>
         <w:t>.</w:t>
       </w:r>
-      <w:r>
-        <w:fldChar w:fldCharType="begin"/>
-      </w:r>
-      <w:r>
-        <w:instrText xml:space="preserve"> SEQ Bảng \* ARABIC \s 2 </w:instrText>
-      </w:r>
-      <w:r>
-        <w:fldChar w:fldCharType="separate"/>
-      </w:r>
-      <w:r>
-        <w:rPr>
-          <w:noProof/>
-        </w:rPr>
-        <w:t>2</w:t>
-      </w:r>
-      <w:r>
-        <w:fldChar w:fldCharType="end"/>
-      </w:r>
+      <w:fldSimple w:instr=" SEQ Bảng \* ARABIC \s 2 ">
+        <w:r>
+          <w:rPr>
+            <w:noProof/>
+          </w:rPr>
+          <w:t>2</w:t>
+        </w:r>
+      </w:fldSimple>
       <w:r>
         <w:rPr>
           <w:lang w:val="vi-VN"/>
@@ -36648,7 +36138,15 @@
         <w:t>Adjusted Pearson GOF bác bỏ distribution fit</w:t>
       </w:r>
       <w:r>
-        <w:t xml:space="preserve"> ở cả bốn specification — đây </w:t>
+        <w:t xml:space="preserve"> ở cả bốn specification — </w:t>
+      </w:r>
+      <w:proofErr w:type="spellStart"/>
+      <w:r>
+        <w:t>đây</w:t>
+      </w:r>
+      <w:proofErr w:type="spellEnd"/>
+      <w:r>
+        <w:t xml:space="preserve"> </w:t>
       </w:r>
       <w:proofErr w:type="spellStart"/>
       <w:r>
@@ -36692,7 +36190,7 @@
       </w:pPr>
       <w:bookmarkStart w:id="76" w:name="_Toc232939260"/>
       <w:bookmarkStart w:id="77" w:name="tham-số-candidate"/>
-      <w:bookmarkStart w:id="78" w:name="_Toc233138256"/>
+      <w:bookmarkStart w:id="78" w:name="_Toc233139729"/>
       <w:bookmarkEnd w:id="72"/>
       <w:r>
         <w:t xml:space="preserve">Tham </w:t>
@@ -36715,7 +36213,7 @@
           <w:lang w:val="vi-VN"/>
         </w:rPr>
       </w:pPr>
-      <w:bookmarkStart w:id="79" w:name="_Toc233138295"/>
+      <w:bookmarkStart w:id="79" w:name="_Toc233139775"/>
       <w:proofErr w:type="spellStart"/>
       <w:r>
         <w:t>Bảng</w:t>
@@ -36724,45 +36222,25 @@
       <w:r>
         <w:t xml:space="preserve"> </w:t>
       </w:r>
-      <w:r>
-        <w:fldChar w:fldCharType="begin"/>
-      </w:r>
-      <w:r>
-        <w:instrText xml:space="preserve"> STYLEREF 2 \s </w:instrText>
-      </w:r>
-      <w:r>
-        <w:fldChar w:fldCharType="separate"/>
-      </w:r>
-      <w:r>
-        <w:rPr>
-          <w:noProof/>
-        </w:rPr>
-        <w:t>5.4</w:t>
-      </w:r>
-      <w:r>
-        <w:fldChar w:fldCharType="end"/>
-      </w:r>
+      <w:fldSimple w:instr=" STYLEREF 2 \s ">
+        <w:r>
+          <w:rPr>
+            <w:noProof/>
+          </w:rPr>
+          <w:t>5.4</w:t>
+        </w:r>
+      </w:fldSimple>
       <w:r>
         <w:t>.</w:t>
       </w:r>
-      <w:r>
-        <w:fldChar w:fldCharType="begin"/>
-      </w:r>
-      <w:r>
-        <w:instrText xml:space="preserve"> SEQ Bảng \* ARABIC \s 2 </w:instrText>
-      </w:r>
-      <w:r>
-        <w:fldChar w:fldCharType="separate"/>
-      </w:r>
-      <w:r>
-        <w:rPr>
-          <w:noProof/>
-        </w:rPr>
-        <w:t>1</w:t>
-      </w:r>
-      <w:r>
-        <w:fldChar w:fldCharType="end"/>
-      </w:r>
+      <w:fldSimple w:instr=" SEQ Bảng \* ARABIC \s 2 ">
+        <w:r>
+          <w:rPr>
+            <w:noProof/>
+          </w:rPr>
+          <w:t>1</w:t>
+        </w:r>
+      </w:fldSimple>
       <w:r>
         <w:rPr>
           <w:lang w:val="vi-VN"/>
@@ -38021,7 +37499,7 @@
       </w:pPr>
       <w:bookmarkStart w:id="80" w:name="_Toc232939261"/>
       <w:bookmarkStart w:id="81" w:name="volatility-và-asymmetry-theo-thời-gian"/>
-      <w:bookmarkStart w:id="82" w:name="_Toc233138257"/>
+      <w:bookmarkStart w:id="82" w:name="_Toc233139730"/>
       <w:bookmarkEnd w:id="77"/>
       <w:r>
         <w:lastRenderedPageBreak/>
@@ -38084,7 +37562,7 @@
                     </pic:cNvPicPr>
                   </pic:nvPicPr>
                   <pic:blipFill>
-                    <a:blip r:embed="rId23"/>
+                    <a:blip r:embed="rId24"/>
                     <a:stretch>
                       <a:fillRect/>
                     </a:stretch>
@@ -38119,7 +37597,7 @@
         </w:rPr>
       </w:pPr>
       <w:bookmarkStart w:id="83" w:name="_Toc232949737"/>
-      <w:bookmarkStart w:id="84" w:name="_Toc233138281"/>
+      <w:bookmarkStart w:id="84" w:name="_Toc233139761"/>
       <w:proofErr w:type="spellStart"/>
       <w:r>
         <w:t>Hình</w:t>
@@ -38128,51 +37606,25 @@
       <w:r>
         <w:t xml:space="preserve"> </w:t>
       </w:r>
-      <w:r>
-        <w:fldChar w:fldCharType="begin"/>
-      </w:r>
-      <w:r>
-        <w:instrText xml:space="preserve"> STYLEREF 2 \s </w:instrText>
-      </w:r>
-      <w:r>
-        <w:fldChar w:fldCharType="separate"/>
-      </w:r>
-      <w:r>
-        <w:rPr>
-          <w:noProof/>
-        </w:rPr>
-        <w:t>5.5</w:t>
-      </w:r>
-      <w:r>
-        <w:rPr>
-          <w:noProof/>
-        </w:rPr>
-        <w:fldChar w:fldCharType="end"/>
-      </w:r>
+      <w:fldSimple w:instr=" STYLEREF 2 \s ">
+        <w:r>
+          <w:rPr>
+            <w:noProof/>
+          </w:rPr>
+          <w:t>5.5</w:t>
+        </w:r>
+      </w:fldSimple>
       <w:r>
         <w:t>.</w:t>
       </w:r>
-      <w:r>
-        <w:fldChar w:fldCharType="begin"/>
-      </w:r>
-      <w:r>
-        <w:instrText xml:space="preserve"> SEQ Hình \* ARABIC \s 2 </w:instrText>
-      </w:r>
-      <w:r>
-        <w:fldChar w:fldCharType="separate"/>
-      </w:r>
-      <w:r>
-        <w:rPr>
-          <w:noProof/>
-        </w:rPr>
-        <w:t>1</w:t>
-      </w:r>
-      <w:r>
-        <w:rPr>
-          <w:noProof/>
-        </w:rPr>
-        <w:fldChar w:fldCharType="end"/>
-      </w:r>
+      <w:fldSimple w:instr=" SEQ Hình \* ARABIC \s 2 ">
+        <w:r>
+          <w:rPr>
+            <w:noProof/>
+          </w:rPr>
+          <w:t>1</w:t>
+        </w:r>
+      </w:fldSimple>
       <w:r>
         <w:rPr>
           <w:lang w:val="vi-VN"/>
@@ -38300,7 +37752,7 @@
                     </pic:cNvPicPr>
                   </pic:nvPicPr>
                   <pic:blipFill>
-                    <a:blip r:embed="rId24"/>
+                    <a:blip r:embed="rId25"/>
                     <a:stretch>
                       <a:fillRect/>
                     </a:stretch>
@@ -38337,7 +37789,7 @@
         </w:rPr>
       </w:pPr>
       <w:bookmarkStart w:id="85" w:name="_Toc232949738"/>
-      <w:bookmarkStart w:id="86" w:name="_Toc233138282"/>
+      <w:bookmarkStart w:id="86" w:name="_Toc233139762"/>
       <w:proofErr w:type="spellStart"/>
       <w:r>
         <w:t>Hình</w:t>
@@ -38346,51 +37798,25 @@
       <w:r>
         <w:t xml:space="preserve"> </w:t>
       </w:r>
-      <w:r>
-        <w:fldChar w:fldCharType="begin"/>
-      </w:r>
-      <w:r>
-        <w:instrText xml:space="preserve"> STYLEREF 2 \s </w:instrText>
-      </w:r>
-      <w:r>
-        <w:fldChar w:fldCharType="separate"/>
-      </w:r>
-      <w:r>
-        <w:rPr>
-          <w:noProof/>
-        </w:rPr>
-        <w:t>5.5</w:t>
-      </w:r>
-      <w:r>
-        <w:rPr>
-          <w:noProof/>
-        </w:rPr>
-        <w:fldChar w:fldCharType="end"/>
-      </w:r>
+      <w:fldSimple w:instr=" STYLEREF 2 \s ">
+        <w:r>
+          <w:rPr>
+            <w:noProof/>
+          </w:rPr>
+          <w:t>5.5</w:t>
+        </w:r>
+      </w:fldSimple>
       <w:r>
         <w:t>.</w:t>
       </w:r>
-      <w:r>
-        <w:fldChar w:fldCharType="begin"/>
-      </w:r>
-      <w:r>
-        <w:instrText xml:space="preserve"> SEQ Hình \* ARABIC \s 2 </w:instrText>
-      </w:r>
-      <w:r>
-        <w:fldChar w:fldCharType="separate"/>
-      </w:r>
-      <w:r>
-        <w:rPr>
-          <w:noProof/>
-        </w:rPr>
-        <w:t>2</w:t>
-      </w:r>
-      <w:r>
-        <w:rPr>
-          <w:noProof/>
-        </w:rPr>
-        <w:fldChar w:fldCharType="end"/>
-      </w:r>
+      <w:fldSimple w:instr=" SEQ Hình \* ARABIC \s 2 ">
+        <w:r>
+          <w:rPr>
+            <w:noProof/>
+          </w:rPr>
+          <w:t>2</w:t>
+        </w:r>
+      </w:fldSimple>
       <w:r>
         <w:rPr>
           <w:lang w:val="vi-VN"/>
@@ -38431,7 +37857,7 @@
                     </pic:cNvPicPr>
                   </pic:nvPicPr>
                   <pic:blipFill>
-                    <a:blip r:embed="rId25"/>
+                    <a:blip r:embed="rId26"/>
                     <a:stretch>
                       <a:fillRect/>
                     </a:stretch>
@@ -38463,7 +37889,7 @@
         <w:pStyle w:val="Caption"/>
       </w:pPr>
       <w:bookmarkStart w:id="87" w:name="_Toc232949739"/>
-      <w:bookmarkStart w:id="88" w:name="_Toc233138283"/>
+      <w:bookmarkStart w:id="88" w:name="_Toc233139763"/>
       <w:proofErr w:type="spellStart"/>
       <w:r>
         <w:t>Hình</w:t>
@@ -38472,51 +37898,25 @@
       <w:r>
         <w:t xml:space="preserve"> </w:t>
       </w:r>
-      <w:r>
-        <w:fldChar w:fldCharType="begin"/>
-      </w:r>
-      <w:r>
-        <w:instrText xml:space="preserve"> STYLEREF 2 \s </w:instrText>
-      </w:r>
-      <w:r>
-        <w:fldChar w:fldCharType="separate"/>
-      </w:r>
-      <w:r>
-        <w:rPr>
-          <w:noProof/>
-        </w:rPr>
-        <w:t>5.5</w:t>
-      </w:r>
-      <w:r>
-        <w:rPr>
-          <w:noProof/>
-        </w:rPr>
-        <w:fldChar w:fldCharType="end"/>
-      </w:r>
+      <w:fldSimple w:instr=" STYLEREF 2 \s ">
+        <w:r>
+          <w:rPr>
+            <w:noProof/>
+          </w:rPr>
+          <w:t>5.5</w:t>
+        </w:r>
+      </w:fldSimple>
       <w:r>
         <w:t>.</w:t>
       </w:r>
-      <w:r>
-        <w:fldChar w:fldCharType="begin"/>
-      </w:r>
-      <w:r>
-        <w:instrText xml:space="preserve"> SEQ Hình \* ARABIC \s 2 </w:instrText>
-      </w:r>
-      <w:r>
-        <w:fldChar w:fldCharType="separate"/>
-      </w:r>
-      <w:r>
-        <w:rPr>
-          <w:noProof/>
-        </w:rPr>
-        <w:t>3</w:t>
-      </w:r>
-      <w:r>
-        <w:rPr>
-          <w:noProof/>
-        </w:rPr>
-        <w:fldChar w:fldCharType="end"/>
-      </w:r>
+      <w:fldSimple w:instr=" SEQ Hình \* ARABIC \s 2 ">
+        <w:r>
+          <w:rPr>
+            <w:noProof/>
+          </w:rPr>
+          <w:t>3</w:t>
+        </w:r>
+      </w:fldSimple>
       <w:r>
         <w:rPr>
           <w:lang w:val="vi-VN"/>
@@ -38554,7 +37954,15 @@
       </w:r>
       <w:proofErr w:type="spellEnd"/>
       <w:r>
-        <w:t xml:space="preserve"> cách conditional variance phản ứng với standardized shock </w:t>
+        <w:t xml:space="preserve"> </w:t>
+      </w:r>
+      <w:proofErr w:type="spellStart"/>
+      <w:r>
+        <w:t>cách</w:t>
+      </w:r>
+      <w:proofErr w:type="spellEnd"/>
+      <w:r>
+        <w:t xml:space="preserve"> conditional variance phản ứng với standardized shock </w:t>
       </w:r>
       <m:oMath>
         <m:sSub>
@@ -38625,16 +38033,7 @@
           <w:rPr>
             <w:rFonts w:ascii="Cambria Math" w:hAnsi="Cambria Math"/>
           </w:rPr>
-          <m:t>=</m:t>
-        </m:r>
-        <m:r>
-          <m:rPr>
-            <m:sty m:val="p"/>
-          </m:rPr>
-          <w:rPr>
-            <w:rFonts w:ascii="Cambria Math" w:hAnsi="Cambria Math"/>
-          </w:rPr>
-          <m:t>0</m:t>
+          <m:t>=0</m:t>
         </m:r>
       </m:oMath>
       <w:r>
@@ -38653,7 +38052,7 @@
       </w:pPr>
       <w:bookmarkStart w:id="89" w:name="_Toc232939262"/>
       <w:bookmarkStart w:id="90" w:name="kết-luận-phần-volatility"/>
-      <w:bookmarkStart w:id="91" w:name="_Toc233138258"/>
+      <w:bookmarkStart w:id="91" w:name="_Toc233139731"/>
       <w:bookmarkEnd w:id="81"/>
       <w:proofErr w:type="spellStart"/>
       <w:r>
@@ -39125,7 +38524,7 @@
         <w:pStyle w:val="Heading1"/>
         <w:spacing w:line="360" w:lineRule="auto"/>
       </w:pPr>
-      <w:bookmarkStart w:id="92" w:name="_Toc233138259"/>
+      <w:bookmarkStart w:id="92" w:name="_Toc233139732"/>
       <w:r>
         <w:lastRenderedPageBreak/>
         <w:t>KẾT LUẬN, HẠN CHẾ VÀ HƯỚNG PHÁT TRIỂN</w:t>
@@ -39136,7 +38535,7 @@
       <w:pPr>
         <w:pStyle w:val="Heading2"/>
       </w:pPr>
-      <w:bookmarkStart w:id="93" w:name="_Toc233138260"/>
+      <w:bookmarkStart w:id="93" w:name="_Toc233139733"/>
       <w:proofErr w:type="spellStart"/>
       <w:r>
         <w:t>Kết</w:t>
@@ -40034,7 +39433,7 @@
           <w:lang w:val="vi-VN"/>
         </w:rPr>
       </w:pPr>
-      <w:bookmarkStart w:id="94" w:name="_Toc233138261"/>
+      <w:bookmarkStart w:id="94" w:name="_Toc233139734"/>
       <w:proofErr w:type="spellStart"/>
       <w:r>
         <w:t>Hạn</w:t>
@@ -40549,7 +39948,7 @@
           <w:lang w:val="vi-VN"/>
         </w:rPr>
       </w:pPr>
-      <w:bookmarkStart w:id="95" w:name="_Toc233138262"/>
+      <w:bookmarkStart w:id="95" w:name="_Toc233139735"/>
       <w:proofErr w:type="spellStart"/>
       <w:r>
         <w:t>Hướng</w:t>
@@ -40944,9 +40343,6 @@
       <w:pPr>
         <w:spacing w:line="360" w:lineRule="auto"/>
         <w:ind w:firstLine="720"/>
-        <w:rPr>
-          <w:lang w:val="vi-VN"/>
-        </w:rPr>
       </w:pPr>
       <w:proofErr w:type="spellStart"/>
       <w:r>
@@ -41116,16 +40512,13 @@
       <w:r>
         <w:t xml:space="preserve"> model.</w:t>
       </w:r>
+      <w:bookmarkStart w:id="96" w:name="_Toc232939267"/>
     </w:p>
     <w:p>
       <w:pPr>
-        <w:jc w:val="left"/>
-        <w:rPr>
-          <w:lang w:val="vi-VN"/>
-        </w:rPr>
+        <w:spacing w:line="360" w:lineRule="auto"/>
+        <w:ind w:firstLine="720"/>
         <w:sectPr>
-          <w:headerReference w:type="default" r:id="rId26"/>
-          <w:footerReference w:type="default" r:id="rId27"/>
           <w:pgSz w:w="11906" w:h="16838" w:code="9"/>
           <w:pgMar w:top="1699" w:right="1138" w:bottom="1411" w:left="1699" w:header="720" w:footer="720" w:gutter="0"/>
           <w:pgNumType w:start="1"/>
@@ -41133,7 +40526,21 @@
           <w:docGrid w:linePitch="360"/>
         </w:sectPr>
       </w:pPr>
-      <w:bookmarkStart w:id="96" w:name="_Toc232939267"/>
+      <w:r>
+        <w:br w:type="page"/>
+      </w:r>
+    </w:p>
+    <w:p>
+      <w:pPr>
+        <w:spacing w:line="360" w:lineRule="auto"/>
+        <w:ind w:firstLine="720"/>
+        <w:rPr>
+          <w:rFonts w:eastAsiaTheme="majorEastAsia" w:cstheme="majorBidi"/>
+          <w:b/>
+          <w:color w:val="000000" w:themeColor="text1"/>
+          <w:szCs w:val="40"/>
+        </w:rPr>
+      </w:pPr>
     </w:p>
     <w:p>
       <w:pPr>
@@ -41144,9 +40551,8 @@
         </w:numPr>
         <w:spacing w:line="360" w:lineRule="auto"/>
       </w:pPr>
-      <w:bookmarkStart w:id="97" w:name="_Toc233138263"/>
-      <w:r>
-        <w:lastRenderedPageBreak/>
+      <w:bookmarkStart w:id="97" w:name="_Toc233139736"/>
+      <w:r>
         <w:t>PHỤ LỤC</w:t>
       </w:r>
       <w:bookmarkEnd w:id="96"/>
@@ -41162,7 +40568,7 @@
         <w:ind w:left="501"/>
       </w:pPr>
       <w:bookmarkStart w:id="98" w:name="_Toc232939268"/>
-      <w:bookmarkStart w:id="99" w:name="_Toc233138264"/>
+      <w:bookmarkStart w:id="99" w:name="_Toc233139737"/>
       <w:proofErr w:type="spellStart"/>
       <w:r>
         <w:t>Cách</w:t>
@@ -41477,7 +40883,7 @@
           <w:lang w:val="vi-VN"/>
         </w:rPr>
       </w:pPr>
-      <w:bookmarkStart w:id="100" w:name="_Toc233138265"/>
+      <w:bookmarkStart w:id="100" w:name="_Toc233139738"/>
       <w:r>
         <w:t xml:space="preserve">Quy </w:t>
       </w:r>
@@ -41877,7 +41283,7 @@
           <w:lang w:val="vi-VN"/>
         </w:rPr>
       </w:pPr>
-      <w:bookmarkStart w:id="101" w:name="_Toc233138266"/>
+      <w:bookmarkStart w:id="101" w:name="_Toc233139739"/>
       <w:proofErr w:type="spellStart"/>
       <w:r>
         <w:t>Mã</w:t>
@@ -41952,7 +41358,7 @@
           <w:bCs/>
         </w:rPr>
       </w:pPr>
-      <w:bookmarkStart w:id="102" w:name="_Toc233138267"/>
+      <w:bookmarkStart w:id="102" w:name="_Toc233139740"/>
       <w:r>
         <w:rPr>
           <w:bCs/>
@@ -41970,7 +41376,7 @@
           <w:lang w:val="vi-VN"/>
         </w:rPr>
       </w:pPr>
-      <w:bookmarkStart w:id="103" w:name="_Toc233138296"/>
+      <w:bookmarkStart w:id="103" w:name="_Toc233139776"/>
       <w:proofErr w:type="spellStart"/>
       <w:r>
         <w:t>Bả</w:t>
@@ -41988,24 +41394,14 @@
       <w:r>
         <w:t>8.</w:t>
       </w:r>
-      <w:r>
-        <w:fldChar w:fldCharType="begin"/>
-      </w:r>
-      <w:r>
-        <w:instrText xml:space="preserve"> SEQ Bảng \* ARABIC \s 2 </w:instrText>
-      </w:r>
-      <w:r>
-        <w:fldChar w:fldCharType="separate"/>
-      </w:r>
-      <w:r>
-        <w:rPr>
-          <w:noProof/>
-        </w:rPr>
-        <w:t>1</w:t>
-      </w:r>
-      <w:r>
-        <w:fldChar w:fldCharType="end"/>
-      </w:r>
+      <w:fldSimple w:instr=" SEQ Bảng \* ARABIC \s 2 ">
+        <w:r>
+          <w:rPr>
+            <w:noProof/>
+          </w:rPr>
+          <w:t>1</w:t>
+        </w:r>
+      </w:fldSimple>
       <w:r>
         <w:rPr>
           <w:noProof/>
@@ -42757,21 +42153,6 @@
     </w:p>
     <w:p>
       <w:pPr>
-        <w:rPr>
-          <w:lang w:val="vi-VN"/>
-        </w:rPr>
-        <w:sectPr>
-          <w:footerReference w:type="default" r:id="rId28"/>
-          <w:pgSz w:w="11906" w:h="16838" w:code="9"/>
-          <w:pgMar w:top="1699" w:right="1138" w:bottom="1411" w:left="1699" w:header="720" w:footer="720" w:gutter="0"/>
-          <w:pgNumType w:start="1"/>
-          <w:cols w:space="720"/>
-          <w:docGrid w:linePitch="360"/>
-        </w:sectPr>
-      </w:pPr>
-    </w:p>
-    <w:p>
-      <w:pPr>
         <w:pStyle w:val="Heading1"/>
         <w:numPr>
           <w:ilvl w:val="0"/>
@@ -42784,7 +42165,7 @@
           <w:bCs/>
         </w:rPr>
       </w:pPr>
-      <w:bookmarkStart w:id="104" w:name="_Toc233138268"/>
+      <w:bookmarkStart w:id="104" w:name="_Toc233139741"/>
       <w:r>
         <w:rPr>
           <w:bCs/>
@@ -42838,15 +42219,7 @@
         <w:t>Forecasting: Principles and Practice</w:t>
       </w:r>
       <w:r>
-        <w:t xml:space="preserve"> (3rd ed.). </w:t>
-      </w:r>
-      <w:proofErr w:type="spellStart"/>
-      <w:r>
-        <w:t>OTexts</w:t>
-      </w:r>
-      <w:proofErr w:type="spellEnd"/>
-      <w:r>
-        <w:t>.</w:t>
+        <w:t xml:space="preserve"> (3rd ed.). OTexts.</w:t>
       </w:r>
     </w:p>
     <w:p>
@@ -42878,11 +42251,9 @@
       <w:r>
         <w:t xml:space="preserve">Engle, R. F. (1982). Autoregressive conditional heteroscedasticity with estimates of the variance of United Kingdom inflation. </w:t>
       </w:r>
-      <w:proofErr w:type="spellStart"/>
       <w:r>
         <w:t>Econometrica</w:t>
       </w:r>
-      <w:proofErr w:type="spellEnd"/>
       <w:r>
         <w:t>, 50(4), 987-1007.</w:t>
       </w:r>
@@ -42916,11 +42287,9 @@
       <w:r>
         <w:t xml:space="preserve">Nelson, D. B. (1991). Conditional heteroskedasticity in asset returns: A new approach. </w:t>
       </w:r>
-      <w:proofErr w:type="spellStart"/>
       <w:r>
         <w:t>Econometrica</w:t>
       </w:r>
-      <w:proofErr w:type="spellEnd"/>
       <w:r>
         <w:t>, 59(2), 347-370.</w:t>
       </w:r>
@@ -42933,13 +42302,8 @@
           <w:numId w:val="4"/>
         </w:numPr>
       </w:pPr>
-      <w:proofErr w:type="spellStart"/>
-      <w:r>
-        <w:t>Glosten</w:t>
-      </w:r>
-      <w:proofErr w:type="spellEnd"/>
-      <w:r>
-        <w:t xml:space="preserve">, L. R., Jagannathan, R., &amp; Runkle, D. E. (1993). On the relation between expected value and volatility of nominal excess returns. </w:t>
+      <w:r>
+        <w:t xml:space="preserve">Glosten, L. R., Jagannathan, R., &amp; Runkle, D. E. (1993). On the relation between expected value and volatility of nominal excess returns. </w:t>
       </w:r>
       <w:r>
         <w:t>Journal of Finance</w:t>
@@ -42956,21 +42320,11 @@
           <w:numId w:val="4"/>
         </w:numPr>
       </w:pPr>
-      <w:proofErr w:type="spellStart"/>
-      <w:r>
-        <w:t>Ghalanos</w:t>
-      </w:r>
-      <w:proofErr w:type="spellEnd"/>
-      <w:r>
-        <w:t xml:space="preserve">, A. </w:t>
-      </w:r>
-      <w:proofErr w:type="spellStart"/>
-      <w:r>
-        <w:t>rugarch</w:t>
-      </w:r>
-      <w:proofErr w:type="spellEnd"/>
-      <w:r>
-        <w:t>: Univariate GARCH Models</w:t>
+      <w:r>
+        <w:t xml:space="preserve">Ghalanos, A. </w:t>
+      </w:r>
+      <w:r>
+        <w:t>rugarch: Univariate GARCH Models</w:t>
       </w:r>
       <w:r>
         <w:t>. R package documentation.</w:t>
@@ -43061,7 +42415,7 @@
           <w:bCs/>
         </w:rPr>
       </w:pPr>
-      <w:bookmarkStart w:id="105" w:name="_Toc233138269"/>
+      <w:bookmarkStart w:id="105" w:name="_Toc233139742"/>
       <w:r>
         <w:rPr>
           <w:bCs/>
@@ -43076,7 +42430,7 @@
         <w:pStyle w:val="Caption"/>
         <w:keepNext/>
       </w:pPr>
-      <w:bookmarkStart w:id="106" w:name="_Toc233138297"/>
+      <w:bookmarkStart w:id="106" w:name="_Toc233139777"/>
       <w:proofErr w:type="spellStart"/>
       <w:r>
         <w:t>Bảng</w:t>
@@ -43085,24 +42439,14 @@
       <w:r>
         <w:t xml:space="preserve"> 10.</w:t>
       </w:r>
-      <w:r>
-        <w:fldChar w:fldCharType="begin"/>
-      </w:r>
-      <w:r>
-        <w:instrText xml:space="preserve"> SEQ Bảng \* ARABIC \s 2 </w:instrText>
-      </w:r>
-      <w:r>
-        <w:fldChar w:fldCharType="separate"/>
-      </w:r>
-      <w:r>
-        <w:rPr>
-          <w:noProof/>
-        </w:rPr>
-        <w:t>1</w:t>
-      </w:r>
-      <w:r>
-        <w:fldChar w:fldCharType="end"/>
-      </w:r>
+      <w:fldSimple w:instr=" SEQ Bảng \* ARABIC \s 2 ">
+        <w:r>
+          <w:rPr>
+            <w:noProof/>
+          </w:rPr>
+          <w:t>1</w:t>
+        </w:r>
+      </w:fldSimple>
       <w:r>
         <w:rPr>
           <w:lang w:val="vi-VN"/>
@@ -43579,8 +42923,7 @@
       </w:pPr>
     </w:p>
     <w:sectPr>
-      <w:footerReference w:type="default" r:id="rId29"/>
-      <w:type w:val="continuous"/>
+      <w:footerReference w:type="default" r:id="rId27"/>
       <w:pgSz w:w="11906" w:h="16838" w:code="9"/>
       <w:pgMar w:top="1699" w:right="1138" w:bottom="1411" w:left="1699" w:header="720" w:footer="720" w:gutter="0"/>
       <w:pgNumType w:start="1"/>
@@ -43689,7 +43032,7 @@
 <w:ftr xmlns:wpc="http://schemas.microsoft.com/office/word/2010/wordprocessingCanvas" xmlns:cx="http://schemas.microsoft.com/office/drawing/2014/chartex" xmlns:cx1="http://schemas.microsoft.com/office/drawing/2015/9/8/chartex" xmlns:cx2="http://schemas.microsoft.com/office/drawing/2015/10/21/chartex" xmlns:cx3="http://schemas.microsoft.com/office/drawing/2016/5/9/chartex" xmlns:cx4="http://schemas.microsoft.com/office/drawing/2016/5/10/chartex" xmlns:cx5="http://schemas.microsoft.com/office/drawing/2016/5/11/chartex" xmlns:cx6="http://schemas.microsoft.com/office/drawing/2016/5/12/chartex" xmlns:cx7="http://schemas.microsoft.com/office/drawing/2016/5/13/chartex" xmlns:cx8="http://schemas.microsoft.com/office/drawing/2016/5/14/chartex" xmlns:mc="http://schemas.openxmlformats.org/markup-compatibility/2006" xmlns:aink="http://schemas.microsoft.com/office/drawing/2016/ink" xmlns:am3d="http://schemas.microsoft.com/office/drawing/2017/model3d" xmlns:o="urn:schemas-microsoft-com:office:office" xmlns:oel="http://schemas.microsoft.com/office/2019/extlst" xmlns:r="http://schemas.openxmlformats.org/officeDocument/2006/relationships" xmlns:m="http://schemas.openxmlformats.org/officeDocument/2006/math" xmlns:v="urn:schemas-microsoft-com:vml" xmlns:wp14="http://schemas.microsoft.com/office/word/2010/wordprocessingDrawing" xmlns:wp="http://schemas.openxmlformats.org/drawingml/2006/wordprocessingDrawing" xmlns:w10="urn:schemas-microsoft-com:office:word" xmlns:w="http://schemas.openxmlformats.org/wordprocessingml/2006/main" xmlns:w14="http://schemas.microsoft.com/office/word/2010/wordml" xmlns:w15="http://schemas.microsoft.com/office/word/2012/wordml" xmlns:w16cex="http://schemas.microsoft.com/office/word/2018/wordml/cex" xmlns:w16cid="http://schemas.microsoft.com/office/word/2016/wordml/cid" xmlns:w16="http://schemas.microsoft.com/office/word/2018/wordml" xmlns:w16du="http://schemas.microsoft.com/office/word/2023/wordml/word16du" xmlns:w16sdtdh="http://schemas.microsoft.com/office/word/2020/wordml/sdtdatahash" xmlns:w16sdtfl="http://schemas.microsoft.com/office/word/2024/wordml/sdtformatlock" xmlns:w16se="http://schemas.microsoft.com/office/word/2015/wordml/symex" xmlns:wpg="http://schemas.microsoft.com/office/word/2010/wordprocessingGroup" xmlns:wpi="http://schemas.microsoft.com/office/word/2010/wordprocessingInk" xmlns:wne="http://schemas.microsoft.com/office/word/2006/wordml" xmlns:wps="http://schemas.microsoft.com/office/word/2010/wordprocessingShape" mc:Ignorable="w14 w15 w16se w16cid w16 w16cex w16sdtdh w16sdtfl w16du wp14">
   <w:sdt>
     <w:sdtPr>
-      <w:id w:val="-1990316941"/>
+      <w:id w:val="1354146310"/>
       <w:docPartObj>
         <w:docPartGallery w:val="Page Numbers (Bottom of Page)"/>
         <w:docPartUnique/>
@@ -43719,7 +43062,7 @@
           <w:rPr>
             <w:noProof/>
           </w:rPr>
-          <w:t>XI</w:t>
+          <w:t>2</w:t>
         </w:r>
         <w:r>
           <w:rPr>
@@ -43754,16 +43097,6 @@
 </w:ftr>
 </file>
 
-<file path=word/footer5.xml><?xml version="1.0" encoding="utf-8"?>
-<w:ftr xmlns:wpc="http://schemas.microsoft.com/office/word/2010/wordprocessingCanvas" xmlns:cx="http://schemas.microsoft.com/office/drawing/2014/chartex" xmlns:cx1="http://schemas.microsoft.com/office/drawing/2015/9/8/chartex" xmlns:cx2="http://schemas.microsoft.com/office/drawing/2015/10/21/chartex" xmlns:cx3="http://schemas.microsoft.com/office/drawing/2016/5/9/chartex" xmlns:cx4="http://schemas.microsoft.com/office/drawing/2016/5/10/chartex" xmlns:cx5="http://schemas.microsoft.com/office/drawing/2016/5/11/chartex" xmlns:cx6="http://schemas.microsoft.com/office/drawing/2016/5/12/chartex" xmlns:cx7="http://schemas.microsoft.com/office/drawing/2016/5/13/chartex" xmlns:cx8="http://schemas.microsoft.com/office/drawing/2016/5/14/chartex" xmlns:mc="http://schemas.openxmlformats.org/markup-compatibility/2006" xmlns:aink="http://schemas.microsoft.com/office/drawing/2016/ink" xmlns:am3d="http://schemas.microsoft.com/office/drawing/2017/model3d" xmlns:o="urn:schemas-microsoft-com:office:office" xmlns:oel="http://schemas.microsoft.com/office/2019/extlst" xmlns:r="http://schemas.openxmlformats.org/officeDocument/2006/relationships" xmlns:m="http://schemas.openxmlformats.org/officeDocument/2006/math" xmlns:v="urn:schemas-microsoft-com:vml" xmlns:wp14="http://schemas.microsoft.com/office/word/2010/wordprocessingDrawing" xmlns:wp="http://schemas.openxmlformats.org/drawingml/2006/wordprocessingDrawing" xmlns:w10="urn:schemas-microsoft-com:office:word" xmlns:w="http://schemas.openxmlformats.org/wordprocessingml/2006/main" xmlns:w14="http://schemas.microsoft.com/office/word/2010/wordml" xmlns:w15="http://schemas.microsoft.com/office/word/2012/wordml" xmlns:w16cex="http://schemas.microsoft.com/office/word/2018/wordml/cex" xmlns:w16cid="http://schemas.microsoft.com/office/word/2016/wordml/cid" xmlns:w16="http://schemas.microsoft.com/office/word/2018/wordml" xmlns:w16du="http://schemas.microsoft.com/office/word/2023/wordml/word16du" xmlns:w16sdtdh="http://schemas.microsoft.com/office/word/2020/wordml/sdtdatahash" xmlns:w16sdtfl="http://schemas.microsoft.com/office/word/2024/wordml/sdtformatlock" xmlns:w16se="http://schemas.microsoft.com/office/word/2015/wordml/symex" xmlns:wpg="http://schemas.microsoft.com/office/word/2010/wordprocessingGroup" xmlns:wpi="http://schemas.microsoft.com/office/word/2010/wordprocessingInk" xmlns:wne="http://schemas.microsoft.com/office/word/2006/wordml" xmlns:wps="http://schemas.microsoft.com/office/word/2010/wordprocessingShape" mc:Ignorable="w14 w15 w16se w16cid w16 w16cex w16sdtdh w16sdtfl w16du wp14">
-  <w:p>
-    <w:pPr>
-      <w:pStyle w:val="Footer"/>
-    </w:pPr>
-  </w:p>
-</w:ftr>
-</file>
-
 <file path=word/footnotes.xml><?xml version="1.0" encoding="utf-8"?>
 <w:footnotes xmlns:wpc="http://schemas.microsoft.com/office/word/2010/wordprocessingCanvas" xmlns:cx="http://schemas.microsoft.com/office/drawing/2014/chartex" xmlns:cx1="http://schemas.microsoft.com/office/drawing/2015/9/8/chartex" xmlns:cx2="http://schemas.microsoft.com/office/drawing/2015/10/21/chartex" xmlns:cx3="http://schemas.microsoft.com/office/drawing/2016/5/9/chartex" xmlns:cx4="http://schemas.microsoft.com/office/drawing/2016/5/10/chartex" xmlns:cx5="http://schemas.microsoft.com/office/drawing/2016/5/11/chartex" xmlns:cx6="http://schemas.microsoft.com/office/drawing/2016/5/12/chartex" xmlns:cx7="http://schemas.microsoft.com/office/drawing/2016/5/13/chartex" xmlns:cx8="http://schemas.microsoft.com/office/drawing/2016/5/14/chartex" xmlns:mc="http://schemas.openxmlformats.org/markup-compatibility/2006" xmlns:aink="http://schemas.microsoft.com/office/drawing/2016/ink" xmlns:am3d="http://schemas.microsoft.com/office/drawing/2017/model3d" xmlns:o="urn:schemas-microsoft-com:office:office" xmlns:oel="http://schemas.microsoft.com/office/2019/extlst" xmlns:r="http://schemas.openxmlformats.org/officeDocument/2006/relationships" xmlns:m="http://schemas.openxmlformats.org/officeDocument/2006/math" xmlns:v="urn:schemas-microsoft-com:vml" xmlns:wp14="http://schemas.microsoft.com/office/word/2010/wordprocessingDrawing" xmlns:wp="http://schemas.openxmlformats.org/drawingml/2006/wordprocessingDrawing" xmlns:w10="urn:schemas-microsoft-com:office:word" xmlns:w="http://schemas.openxmlformats.org/wordprocessingml/2006/main" xmlns:w14="http://schemas.microsoft.com/office/word/2010/wordml" xmlns:w15="http://schemas.microsoft.com/office/word/2012/wordml" xmlns:w16cex="http://schemas.microsoft.com/office/word/2018/wordml/cex" xmlns:w16cid="http://schemas.microsoft.com/office/word/2016/wordml/cid" xmlns:w16="http://schemas.microsoft.com/office/word/2018/wordml" xmlns:w16du="http://schemas.microsoft.com/office/word/2023/wordml/word16du" xmlns:w16sdtdh="http://schemas.microsoft.com/office/word/2020/wordml/sdtdatahash" xmlns:w16sdtfl="http://schemas.microsoft.com/office/word/2024/wordml/sdtformatlock" xmlns:w16se="http://schemas.microsoft.com/office/word/2015/wordml/symex" xmlns:wpg="http://schemas.microsoft.com/office/word/2010/wordprocessingGroup" xmlns:wpi="http://schemas.microsoft.com/office/word/2010/wordprocessingInk" xmlns:wne="http://schemas.microsoft.com/office/word/2006/wordml" xmlns:wps="http://schemas.microsoft.com/office/word/2010/wordprocessingShape" mc:Ignorable="w14 w15 w16se w16cid w16 w16cex w16sdtdh w16sdtfl w16du wp14">
   <w:footnote w:type="separator" w:id="-1">
@@ -43784,16 +43117,6 @@
     </w:p>
   </w:footnote>
 </w:footnotes>
-</file>
-
-<file path=word/header1.xml><?xml version="1.0" encoding="utf-8"?>
-<w:hdr xmlns:wpc="http://schemas.microsoft.com/office/word/2010/wordprocessingCanvas" xmlns:cx="http://schemas.microsoft.com/office/drawing/2014/chartex" xmlns:cx1="http://schemas.microsoft.com/office/drawing/2015/9/8/chartex" xmlns:cx2="http://schemas.microsoft.com/office/drawing/2015/10/21/chartex" xmlns:cx3="http://schemas.microsoft.com/office/drawing/2016/5/9/chartex" xmlns:cx4="http://schemas.microsoft.com/office/drawing/2016/5/10/chartex" xmlns:cx5="http://schemas.microsoft.com/office/drawing/2016/5/11/chartex" xmlns:cx6="http://schemas.microsoft.com/office/drawing/2016/5/12/chartex" xmlns:cx7="http://schemas.microsoft.com/office/drawing/2016/5/13/chartex" xmlns:cx8="http://schemas.microsoft.com/office/drawing/2016/5/14/chartex" xmlns:mc="http://schemas.openxmlformats.org/markup-compatibility/2006" xmlns:aink="http://schemas.microsoft.com/office/drawing/2016/ink" xmlns:am3d="http://schemas.microsoft.com/office/drawing/2017/model3d" xmlns:o="urn:schemas-microsoft-com:office:office" xmlns:oel="http://schemas.microsoft.com/office/2019/extlst" xmlns:r="http://schemas.openxmlformats.org/officeDocument/2006/relationships" xmlns:m="http://schemas.openxmlformats.org/officeDocument/2006/math" xmlns:v="urn:schemas-microsoft-com:vml" xmlns:wp14="http://schemas.microsoft.com/office/word/2010/wordprocessingDrawing" xmlns:wp="http://schemas.openxmlformats.org/drawingml/2006/wordprocessingDrawing" xmlns:w10="urn:schemas-microsoft-com:office:word" xmlns:w="http://schemas.openxmlformats.org/wordprocessingml/2006/main" xmlns:w14="http://schemas.microsoft.com/office/word/2010/wordml" xmlns:w15="http://schemas.microsoft.com/office/word/2012/wordml" xmlns:w16cex="http://schemas.microsoft.com/office/word/2018/wordml/cex" xmlns:w16cid="http://schemas.microsoft.com/office/word/2016/wordml/cid" xmlns:w16="http://schemas.microsoft.com/office/word/2018/wordml" xmlns:w16du="http://schemas.microsoft.com/office/word/2023/wordml/word16du" xmlns:w16sdtdh="http://schemas.microsoft.com/office/word/2020/wordml/sdtdatahash" xmlns:w16sdtfl="http://schemas.microsoft.com/office/word/2024/wordml/sdtformatlock" xmlns:w16se="http://schemas.microsoft.com/office/word/2015/wordml/symex" xmlns:wpg="http://schemas.microsoft.com/office/word/2010/wordprocessingGroup" xmlns:wpi="http://schemas.microsoft.com/office/word/2010/wordprocessingInk" xmlns:wne="http://schemas.microsoft.com/office/word/2006/wordml" xmlns:wps="http://schemas.microsoft.com/office/word/2010/wordprocessingShape" mc:Ignorable="w14 w15 w16se w16cid w16 w16cex w16sdtdh w16sdtfl w16du wp14">
-  <w:p>
-    <w:pPr>
-      <w:pStyle w:val="Header"/>
-    </w:pPr>
-  </w:p>
-</w:hdr>
 </file>
 
 <file path=word/numbering.xml><?xml version="1.0" encoding="utf-8"?>

--- a/report/final_report.docx
+++ b/report/final_report.docx
@@ -291,6 +291,17 @@
           <w:lang w:val="vi-VN"/>
         </w:rPr>
       </w:pPr>
+      <w:r>
+        <w:rPr>
+          <w:rFonts w:cs="Times New Roman"/>
+          <w:b/>
+          <w:bCs/>
+          <w:sz w:val="32"/>
+          <w:szCs w:val="32"/>
+          <w:lang w:val="vi-VN"/>
+        </w:rPr>
+        <w:t xml:space="preserve">   </w:t>
+      </w:r>
       <w:r>
         <w:rPr>
           <w:rFonts w:cs="Times New Roman"/>
@@ -16477,7 +16488,239 @@
         <w:ind w:firstLine="720"/>
       </w:pPr>
       <w:r>
-        <w:t>Trong phân tích tài chính, giá cổ phiếu được ghi nhận theo thời gian tạo thành một chuỗi thời gian (time series). Chuỗi này thường có hai đặc điểm quan trọng mà các phương pháp thống kê cổ điển — vốn giả định dữ liệu độc lập và phương sai không đổi — không xử lý tốt:</w:t>
+        <w:t xml:space="preserve">Trong phân tích tài chính, giá cổ phiếu được ghi nhận theo thời gian tạo thành một chuỗi thời gian (time series). </w:t>
+      </w:r>
+      <w:proofErr w:type="spellStart"/>
+      <w:r>
+        <w:t>Chuỗi</w:t>
+      </w:r>
+      <w:proofErr w:type="spellEnd"/>
+      <w:r>
+        <w:t xml:space="preserve"> </w:t>
+      </w:r>
+      <w:proofErr w:type="spellStart"/>
+      <w:r>
+        <w:t>này</w:t>
+      </w:r>
+      <w:proofErr w:type="spellEnd"/>
+      <w:r>
+        <w:t xml:space="preserve"> </w:t>
+      </w:r>
+      <w:proofErr w:type="spellStart"/>
+      <w:r>
+        <w:t>thường</w:t>
+      </w:r>
+      <w:proofErr w:type="spellEnd"/>
+      <w:r>
+        <w:t xml:space="preserve"> </w:t>
+      </w:r>
+      <w:proofErr w:type="spellStart"/>
+      <w:r>
+        <w:t>có</w:t>
+      </w:r>
+      <w:proofErr w:type="spellEnd"/>
+      <w:r>
+        <w:t xml:space="preserve"> </w:t>
+      </w:r>
+      <w:proofErr w:type="spellStart"/>
+      <w:r>
+        <w:t>hai</w:t>
+      </w:r>
+      <w:proofErr w:type="spellEnd"/>
+      <w:r>
+        <w:t xml:space="preserve"> </w:t>
+      </w:r>
+      <w:proofErr w:type="spellStart"/>
+      <w:r>
+        <w:t>đặc</w:t>
+      </w:r>
+      <w:proofErr w:type="spellEnd"/>
+      <w:r>
+        <w:t xml:space="preserve"> </w:t>
+      </w:r>
+      <w:proofErr w:type="spellStart"/>
+      <w:r>
+        <w:t>điểm</w:t>
+      </w:r>
+      <w:proofErr w:type="spellEnd"/>
+      <w:r>
+        <w:t xml:space="preserve"> </w:t>
+      </w:r>
+      <w:proofErr w:type="spellStart"/>
+      <w:r>
+        <w:t>quan</w:t>
+      </w:r>
+      <w:proofErr w:type="spellEnd"/>
+      <w:r>
+        <w:t xml:space="preserve"> </w:t>
+      </w:r>
+      <w:proofErr w:type="spellStart"/>
+      <w:r>
+        <w:t>trọng</w:t>
+      </w:r>
+      <w:proofErr w:type="spellEnd"/>
+      <w:r>
+        <w:t xml:space="preserve"> </w:t>
+      </w:r>
+      <w:proofErr w:type="spellStart"/>
+      <w:r>
+        <w:t>mà</w:t>
+      </w:r>
+      <w:proofErr w:type="spellEnd"/>
+      <w:r>
+        <w:t xml:space="preserve"> </w:t>
+      </w:r>
+      <w:proofErr w:type="spellStart"/>
+      <w:r>
+        <w:t>các</w:t>
+      </w:r>
+      <w:proofErr w:type="spellEnd"/>
+      <w:r>
+        <w:t xml:space="preserve"> </w:t>
+      </w:r>
+      <w:proofErr w:type="spellStart"/>
+      <w:r>
+        <w:t>phương</w:t>
+      </w:r>
+      <w:proofErr w:type="spellEnd"/>
+      <w:r>
+        <w:t xml:space="preserve"> </w:t>
+      </w:r>
+      <w:proofErr w:type="spellStart"/>
+      <w:r>
+        <w:t>pháp</w:t>
+      </w:r>
+      <w:proofErr w:type="spellEnd"/>
+      <w:r>
+        <w:t xml:space="preserve"> </w:t>
+      </w:r>
+      <w:proofErr w:type="spellStart"/>
+      <w:r>
+        <w:t>thống</w:t>
+      </w:r>
+      <w:proofErr w:type="spellEnd"/>
+      <w:r>
+        <w:t xml:space="preserve"> </w:t>
+      </w:r>
+      <w:proofErr w:type="spellStart"/>
+      <w:r>
+        <w:t>kê</w:t>
+      </w:r>
+      <w:proofErr w:type="spellEnd"/>
+      <w:r>
+        <w:t xml:space="preserve"> </w:t>
+      </w:r>
+      <w:proofErr w:type="spellStart"/>
+      <w:r>
+        <w:t>cổ</w:t>
+      </w:r>
+      <w:proofErr w:type="spellEnd"/>
+      <w:r>
+        <w:t xml:space="preserve"> </w:t>
+      </w:r>
+      <w:proofErr w:type="spellStart"/>
+      <w:r>
+        <w:t>điển</w:t>
+      </w:r>
+      <w:proofErr w:type="spellEnd"/>
+      <w:r>
+        <w:t xml:space="preserve"> — </w:t>
+      </w:r>
+      <w:proofErr w:type="spellStart"/>
+      <w:r>
+        <w:t>vốn</w:t>
+      </w:r>
+      <w:proofErr w:type="spellEnd"/>
+      <w:r>
+        <w:t xml:space="preserve"> </w:t>
+      </w:r>
+      <w:proofErr w:type="spellStart"/>
+      <w:r>
+        <w:t>giả</w:t>
+      </w:r>
+      <w:proofErr w:type="spellEnd"/>
+      <w:r>
+        <w:t xml:space="preserve"> </w:t>
+      </w:r>
+      <w:proofErr w:type="spellStart"/>
+      <w:r>
+        <w:t>định</w:t>
+      </w:r>
+      <w:proofErr w:type="spellEnd"/>
+      <w:r>
+        <w:t xml:space="preserve"> </w:t>
+      </w:r>
+      <w:proofErr w:type="spellStart"/>
+      <w:r>
+        <w:t>dữ</w:t>
+      </w:r>
+      <w:proofErr w:type="spellEnd"/>
+      <w:r>
+        <w:t xml:space="preserve"> liệu độc lập và </w:t>
+      </w:r>
+      <w:proofErr w:type="spellStart"/>
+      <w:r>
+        <w:t>phương</w:t>
+      </w:r>
+      <w:proofErr w:type="spellEnd"/>
+      <w:r>
+        <w:t xml:space="preserve"> </w:t>
+      </w:r>
+      <w:proofErr w:type="spellStart"/>
+      <w:r>
+        <w:t>sai</w:t>
+      </w:r>
+      <w:proofErr w:type="spellEnd"/>
+      <w:r>
+        <w:t xml:space="preserve"> </w:t>
+      </w:r>
+      <w:proofErr w:type="spellStart"/>
+      <w:r>
+        <w:t>không</w:t>
+      </w:r>
+      <w:proofErr w:type="spellEnd"/>
+      <w:r>
+        <w:t xml:space="preserve"> </w:t>
+      </w:r>
+      <w:proofErr w:type="spellStart"/>
+      <w:r>
+        <w:t>đổi</w:t>
+      </w:r>
+      <w:proofErr w:type="spellEnd"/>
+      <w:r>
+        <w:t xml:space="preserve"> — </w:t>
+      </w:r>
+      <w:proofErr w:type="spellStart"/>
+      <w:r>
+        <w:t>không</w:t>
+      </w:r>
+      <w:proofErr w:type="spellEnd"/>
+      <w:r>
+        <w:t xml:space="preserve"> </w:t>
+      </w:r>
+      <w:proofErr w:type="spellStart"/>
+      <w:r>
+        <w:t>xử</w:t>
+      </w:r>
+      <w:proofErr w:type="spellEnd"/>
+      <w:r>
+        <w:t xml:space="preserve"> </w:t>
+      </w:r>
+      <w:proofErr w:type="spellStart"/>
+      <w:r>
+        <w:t>lý</w:t>
+      </w:r>
+      <w:proofErr w:type="spellEnd"/>
+      <w:r>
+        <w:t xml:space="preserve"> </w:t>
+      </w:r>
+      <w:proofErr w:type="spellStart"/>
+      <w:r>
+        <w:t>tốt</w:t>
+      </w:r>
+      <w:proofErr w:type="spellEnd"/>
+      <w:r>
+        <w:t>:</w:t>
       </w:r>
     </w:p>
     <w:p>
@@ -16505,11 +16748,256 @@
         </w:numPr>
         <w:spacing w:line="360" w:lineRule="auto"/>
       </w:pPr>
-      <w:r>
-        <w:t>Biến động thay đổi theo giai đoạn (volatility clustering):</w:t>
-      </w:r>
-      <w:r>
-        <w:t xml:space="preserve"> Những ngày thị trường “sóng gió” thường đi liền nhau — một phiên giảm mạnh có xu hướng kéo theo những phiên biến động lớn tiếp theo. Hiện tượng này yêu cầu mô hình phương sai có điều kiện thay vì giả định phương sai cố định.</w:t>
+      <w:proofErr w:type="spellStart"/>
+      <w:r>
+        <w:t>Biến</w:t>
+      </w:r>
+      <w:proofErr w:type="spellEnd"/>
+      <w:r>
+        <w:t xml:space="preserve"> </w:t>
+      </w:r>
+      <w:proofErr w:type="spellStart"/>
+      <w:r>
+        <w:t>động</w:t>
+      </w:r>
+      <w:proofErr w:type="spellEnd"/>
+      <w:r>
+        <w:t xml:space="preserve"> </w:t>
+      </w:r>
+      <w:proofErr w:type="spellStart"/>
+      <w:r>
+        <w:t>thay</w:t>
+      </w:r>
+      <w:proofErr w:type="spellEnd"/>
+      <w:r>
+        <w:t xml:space="preserve"> </w:t>
+      </w:r>
+      <w:proofErr w:type="spellStart"/>
+      <w:r>
+        <w:t>đổi</w:t>
+      </w:r>
+      <w:proofErr w:type="spellEnd"/>
+      <w:r>
+        <w:t xml:space="preserve"> </w:t>
+      </w:r>
+      <w:proofErr w:type="spellStart"/>
+      <w:r>
+        <w:t>theo</w:t>
+      </w:r>
+      <w:proofErr w:type="spellEnd"/>
+      <w:r>
+        <w:t xml:space="preserve"> </w:t>
+      </w:r>
+      <w:proofErr w:type="spellStart"/>
+      <w:r>
+        <w:t>giai</w:t>
+      </w:r>
+      <w:proofErr w:type="spellEnd"/>
+      <w:r>
+        <w:t xml:space="preserve"> </w:t>
+      </w:r>
+      <w:proofErr w:type="spellStart"/>
+      <w:r>
+        <w:t>đoạn</w:t>
+      </w:r>
+      <w:proofErr w:type="spellEnd"/>
+      <w:r>
+        <w:t xml:space="preserve"> (volatility clustering):</w:t>
+      </w:r>
+      <w:r>
+        <w:t xml:space="preserve"> Những </w:t>
+      </w:r>
+      <w:proofErr w:type="spellStart"/>
+      <w:r>
+        <w:t>ngày</w:t>
+      </w:r>
+      <w:proofErr w:type="spellEnd"/>
+      <w:r>
+        <w:t xml:space="preserve"> </w:t>
+      </w:r>
+      <w:proofErr w:type="spellStart"/>
+      <w:r>
+        <w:t>thị</w:t>
+      </w:r>
+      <w:proofErr w:type="spellEnd"/>
+      <w:r>
+        <w:t xml:space="preserve"> </w:t>
+      </w:r>
+      <w:proofErr w:type="spellStart"/>
+      <w:r>
+        <w:t>trường</w:t>
+      </w:r>
+      <w:proofErr w:type="spellEnd"/>
+      <w:r>
+        <w:t xml:space="preserve"> “</w:t>
+      </w:r>
+      <w:proofErr w:type="spellStart"/>
+      <w:r>
+        <w:t>sóng</w:t>
+      </w:r>
+      <w:proofErr w:type="spellEnd"/>
+      <w:r>
+        <w:t xml:space="preserve"> </w:t>
+      </w:r>
+      <w:proofErr w:type="spellStart"/>
+      <w:r>
+        <w:t>gió</w:t>
+      </w:r>
+      <w:proofErr w:type="spellEnd"/>
+      <w:r>
+        <w:t xml:space="preserve">” </w:t>
+      </w:r>
+      <w:proofErr w:type="spellStart"/>
+      <w:r>
+        <w:t>thường</w:t>
+      </w:r>
+      <w:proofErr w:type="spellEnd"/>
+      <w:r>
+        <w:t xml:space="preserve"> </w:t>
+      </w:r>
+      <w:proofErr w:type="spellStart"/>
+      <w:r>
+        <w:t>đi</w:t>
+      </w:r>
+      <w:proofErr w:type="spellEnd"/>
+      <w:r>
+        <w:t xml:space="preserve"> </w:t>
+      </w:r>
+      <w:proofErr w:type="spellStart"/>
+      <w:r>
+        <w:t>liền</w:t>
+      </w:r>
+      <w:proofErr w:type="spellEnd"/>
+      <w:r>
+        <w:t xml:space="preserve"> </w:t>
+      </w:r>
+      <w:proofErr w:type="spellStart"/>
+      <w:r>
+        <w:t>nhau</w:t>
+      </w:r>
+      <w:proofErr w:type="spellEnd"/>
+      <w:r>
+        <w:t xml:space="preserve"> — </w:t>
+      </w:r>
+      <w:proofErr w:type="spellStart"/>
+      <w:r>
+        <w:t>một</w:t>
+      </w:r>
+      <w:proofErr w:type="spellEnd"/>
+      <w:r>
+        <w:t xml:space="preserve"> </w:t>
+      </w:r>
+      <w:proofErr w:type="spellStart"/>
+      <w:r>
+        <w:t>phiên</w:t>
+      </w:r>
+      <w:proofErr w:type="spellEnd"/>
+      <w:r>
+        <w:t xml:space="preserve"> </w:t>
+      </w:r>
+      <w:proofErr w:type="spellStart"/>
+      <w:r>
+        <w:t>giảm</w:t>
+      </w:r>
+      <w:proofErr w:type="spellEnd"/>
+      <w:r>
+        <w:t xml:space="preserve"> </w:t>
+      </w:r>
+      <w:proofErr w:type="spellStart"/>
+      <w:r>
+        <w:t>mạnh</w:t>
+      </w:r>
+      <w:proofErr w:type="spellEnd"/>
+      <w:r>
+        <w:t xml:space="preserve"> </w:t>
+      </w:r>
+      <w:proofErr w:type="spellStart"/>
+      <w:r>
+        <w:t>có</w:t>
+      </w:r>
+      <w:proofErr w:type="spellEnd"/>
+      <w:r>
+        <w:t xml:space="preserve"> xu </w:t>
+      </w:r>
+      <w:proofErr w:type="spellStart"/>
+      <w:r>
+        <w:t>hướng</w:t>
+      </w:r>
+      <w:proofErr w:type="spellEnd"/>
+      <w:r>
+        <w:t xml:space="preserve"> </w:t>
+      </w:r>
+      <w:proofErr w:type="spellStart"/>
+      <w:r>
+        <w:t>kéo</w:t>
+      </w:r>
+      <w:proofErr w:type="spellEnd"/>
+      <w:r>
+        <w:t xml:space="preserve"> </w:t>
+      </w:r>
+      <w:proofErr w:type="spellStart"/>
+      <w:r>
+        <w:t>theo</w:t>
+      </w:r>
+      <w:proofErr w:type="spellEnd"/>
+      <w:r>
+        <w:t xml:space="preserve"> </w:t>
+      </w:r>
+      <w:proofErr w:type="spellStart"/>
+      <w:r>
+        <w:t>những</w:t>
+      </w:r>
+      <w:proofErr w:type="spellEnd"/>
+      <w:r>
+        <w:t xml:space="preserve"> </w:t>
+      </w:r>
+      <w:proofErr w:type="spellStart"/>
+      <w:r>
+        <w:t>phiên</w:t>
+      </w:r>
+      <w:proofErr w:type="spellEnd"/>
+      <w:r>
+        <w:t xml:space="preserve"> </w:t>
+      </w:r>
+      <w:proofErr w:type="spellStart"/>
+      <w:r>
+        <w:t>biến</w:t>
+      </w:r>
+      <w:proofErr w:type="spellEnd"/>
+      <w:r>
+        <w:t xml:space="preserve"> </w:t>
+      </w:r>
+      <w:proofErr w:type="spellStart"/>
+      <w:r>
+        <w:t>động</w:t>
+      </w:r>
+      <w:proofErr w:type="spellEnd"/>
+      <w:r>
+        <w:t xml:space="preserve"> </w:t>
+      </w:r>
+      <w:proofErr w:type="spellStart"/>
+      <w:r>
+        <w:t>lớn</w:t>
+      </w:r>
+      <w:proofErr w:type="spellEnd"/>
+      <w:r>
+        <w:t xml:space="preserve"> </w:t>
+      </w:r>
+      <w:proofErr w:type="spellStart"/>
+      <w:r>
+        <w:t>tiếp</w:t>
+      </w:r>
+      <w:proofErr w:type="spellEnd"/>
+      <w:r>
+        <w:t xml:space="preserve"> </w:t>
+      </w:r>
+      <w:proofErr w:type="spellStart"/>
+      <w:r>
+        <w:t>theo.</w:t>
+      </w:r>
+      <w:proofErr w:type="spellEnd"/>
+      <w:r>
+        <w:t xml:space="preserve"> Hiện tượng này yêu cầu mô hình phương sai có điều kiện thay vì giả định phương sai cố định.</w:t>
       </w:r>
     </w:p>
     <w:p>
@@ -23774,6 +24262,9 @@
       <w:pPr>
         <w:spacing w:line="360" w:lineRule="auto"/>
         <w:ind w:firstLine="720"/>
+        <w:rPr>
+          <w:lang w:val="vi-VN"/>
+        </w:rPr>
       </w:pPr>
       <w:r>
         <w:t xml:space="preserve">ACF (Autocorrelation Function) </w:t>
@@ -23866,7 +24357,71 @@
       </w:r>
       <w:r>
         <w:lastRenderedPageBreak/>
-        <w:t>dependence trong squared return (liên quan đến conditional variance), vì vậy vẫn cần GARCH để mô hình hóa biến động.</w:t>
+        <w:t xml:space="preserve">dependence trong squared return (liên quan đến conditional variance), vì vậy </w:t>
+      </w:r>
+      <w:proofErr w:type="spellStart"/>
+      <w:r>
+        <w:t>vẫn</w:t>
+      </w:r>
+      <w:proofErr w:type="spellEnd"/>
+      <w:r>
+        <w:t xml:space="preserve"> </w:t>
+      </w:r>
+      <w:proofErr w:type="spellStart"/>
+      <w:r>
+        <w:t>cần</w:t>
+      </w:r>
+      <w:proofErr w:type="spellEnd"/>
+      <w:r>
+        <w:t xml:space="preserve"> GARCH </w:t>
+      </w:r>
+      <w:proofErr w:type="spellStart"/>
+      <w:r>
+        <w:t>để</w:t>
+      </w:r>
+      <w:proofErr w:type="spellEnd"/>
+      <w:r>
+        <w:t xml:space="preserve"> </w:t>
+      </w:r>
+      <w:proofErr w:type="spellStart"/>
+      <w:r>
+        <w:t>mô</w:t>
+      </w:r>
+      <w:proofErr w:type="spellEnd"/>
+      <w:r>
+        <w:t xml:space="preserve"> </w:t>
+      </w:r>
+      <w:proofErr w:type="spellStart"/>
+      <w:r>
+        <w:t>hình</w:t>
+      </w:r>
+      <w:proofErr w:type="spellEnd"/>
+      <w:r>
+        <w:t xml:space="preserve"> </w:t>
+      </w:r>
+      <w:proofErr w:type="spellStart"/>
+      <w:r>
+        <w:t>hóa</w:t>
+      </w:r>
+      <w:proofErr w:type="spellEnd"/>
+      <w:r>
+        <w:t xml:space="preserve"> </w:t>
+      </w:r>
+      <w:proofErr w:type="spellStart"/>
+      <w:r>
+        <w:t>biến</w:t>
+      </w:r>
+      <w:proofErr w:type="spellEnd"/>
+      <w:r>
+        <w:t xml:space="preserve"> </w:t>
+      </w:r>
+      <w:proofErr w:type="spellStart"/>
+      <w:r>
+        <w:t>động</w:t>
+      </w:r>
+      <w:proofErr w:type="spellEnd"/>
+      <w:r>
+        <w:t>.</w:t>
       </w:r>
     </w:p>
     <w:p>
@@ -25098,7 +25653,55 @@
         </m:r>
       </m:oMath>
       <w:r>
-        <w:t xml:space="preserve">) đã loại bỏ xu hướng và tạo chuỗi dừng, phù hợp để làm input cho các mô hình GARCH. Đây là lý do dự án dùng </w:t>
+        <w:t xml:space="preserve">) đã loại bỏ xu hướng và tạo chuỗi dừng, phù hợp để làm input cho các mô hình GARCH. </w:t>
+      </w:r>
+      <w:proofErr w:type="spellStart"/>
+      <w:r>
+        <w:t>Đây</w:t>
+      </w:r>
+      <w:proofErr w:type="spellEnd"/>
+      <w:r>
+        <w:t xml:space="preserve"> </w:t>
+      </w:r>
+      <w:proofErr w:type="spellStart"/>
+      <w:r>
+        <w:t>là</w:t>
+      </w:r>
+      <w:proofErr w:type="spellEnd"/>
+      <w:r>
+        <w:t xml:space="preserve"> </w:t>
+      </w:r>
+      <w:proofErr w:type="spellStart"/>
+      <w:r>
+        <w:t>lý</w:t>
+      </w:r>
+      <w:proofErr w:type="spellEnd"/>
+      <w:r>
+        <w:t xml:space="preserve"> do </w:t>
+      </w:r>
+      <w:proofErr w:type="spellStart"/>
+      <w:r>
+        <w:t>dự</w:t>
+      </w:r>
+      <w:proofErr w:type="spellEnd"/>
+      <w:r>
+        <w:t xml:space="preserve"> </w:t>
+      </w:r>
+      <w:proofErr w:type="spellStart"/>
+      <w:r>
+        <w:t>án</w:t>
+      </w:r>
+      <w:proofErr w:type="spellEnd"/>
+      <w:r>
+        <w:t xml:space="preserve"> </w:t>
+      </w:r>
+      <w:proofErr w:type="spellStart"/>
+      <w:r>
+        <w:t>dùng</w:t>
+      </w:r>
+      <w:proofErr w:type="spellEnd"/>
+      <w:r>
+        <w:t xml:space="preserve"> </w:t>
       </w:r>
       <w:r>
         <w:t>return</w:t>
@@ -26857,7 +27460,7 @@
         <w:tblStyle w:val="Table"/>
         <w:tblpPr w:leftFromText="180" w:rightFromText="180" w:vertAnchor="text" w:tblpXSpec="center" w:tblpY="1"/>
         <w:tblOverlap w:val="never"/>
-        <w:tblW w:w="0" w:type="auto"/>
+        <w:tblW w:w="10255" w:type="dxa"/>
         <w:tblBorders>
           <w:top w:val="single" w:sz="4" w:space="0" w:color="auto"/>
           <w:left w:val="single" w:sz="4" w:space="0" w:color="auto"/>
@@ -26866,30 +27469,24 @@
           <w:insideH w:val="single" w:sz="4" w:space="0" w:color="auto"/>
           <w:insideV w:val="single" w:sz="4" w:space="0" w:color="auto"/>
         </w:tblBorders>
+        <w:tblLayout w:type="fixed"/>
         <w:tblLook w:val="0020" w:firstRow="1" w:lastRow="0" w:firstColumn="0" w:lastColumn="0" w:noHBand="0" w:noVBand="0"/>
         <w:tblCaption w:val="So sánh forecast bằng holdout, rolling CV và Ljung-Box"/>
       </w:tblPr>
       <w:tblGrid>
-        <w:gridCol w:w="422"/>
-        <w:gridCol w:w="267"/>
-        <w:gridCol w:w="343"/>
-        <w:gridCol w:w="320"/>
-        <w:gridCol w:w="314"/>
-        <w:gridCol w:w="349"/>
-        <w:gridCol w:w="276"/>
-        <w:gridCol w:w="465"/>
-        <w:gridCol w:w="465"/>
-        <w:gridCol w:w="150"/>
-        <w:gridCol w:w="722"/>
-        <w:gridCol w:w="740"/>
-        <w:gridCol w:w="150"/>
-        <w:gridCol w:w="425"/>
-        <w:gridCol w:w="425"/>
-        <w:gridCol w:w="551"/>
-        <w:gridCol w:w="551"/>
-        <w:gridCol w:w="604"/>
-        <w:gridCol w:w="604"/>
-        <w:gridCol w:w="916"/>
+        <w:gridCol w:w="694"/>
+        <w:gridCol w:w="21"/>
+        <w:gridCol w:w="630"/>
+        <w:gridCol w:w="19"/>
+        <w:gridCol w:w="611"/>
+        <w:gridCol w:w="810"/>
+        <w:gridCol w:w="810"/>
+        <w:gridCol w:w="810"/>
+        <w:gridCol w:w="903"/>
+        <w:gridCol w:w="810"/>
+        <w:gridCol w:w="900"/>
+        <w:gridCol w:w="1105"/>
+        <w:gridCol w:w="2132"/>
       </w:tblGrid>
       <w:tr>
         <w:trPr>
@@ -26898,11 +27495,13 @@
         </w:trPr>
         <w:tc>
           <w:tcPr>
-            <w:tcW w:w="0" w:type="auto"/>
+            <w:tcW w:w="715" w:type="dxa"/>
+            <w:gridSpan w:val="2"/>
           </w:tcPr>
           <w:p>
             <w:pPr>
               <w:pStyle w:val="Compact"/>
+              <w:jc w:val="both"/>
               <w:rPr>
                 <w:rFonts w:ascii="Times New Roman" w:hAnsi="Times New Roman" w:cs="Times New Roman"/>
                 <w:b/>
@@ -26925,13 +27524,12 @@
         </w:tc>
         <w:tc>
           <w:tcPr>
-            <w:tcW w:w="0" w:type="auto"/>
-            <w:gridSpan w:val="2"/>
+            <w:tcW w:w="630" w:type="dxa"/>
           </w:tcPr>
           <w:p>
             <w:pPr>
               <w:pStyle w:val="Compact"/>
-              <w:jc w:val="right"/>
+              <w:jc w:val="both"/>
               <w:rPr>
                 <w:rFonts w:ascii="Times New Roman" w:hAnsi="Times New Roman" w:cs="Times New Roman"/>
                 <w:b/>
@@ -26954,13 +27552,13 @@
         </w:tc>
         <w:tc>
           <w:tcPr>
-            <w:tcW w:w="0" w:type="auto"/>
+            <w:tcW w:w="630" w:type="dxa"/>
             <w:gridSpan w:val="2"/>
           </w:tcPr>
           <w:p>
             <w:pPr>
               <w:pStyle w:val="Compact"/>
-              <w:jc w:val="right"/>
+              <w:jc w:val="both"/>
               <w:rPr>
                 <w:rFonts w:ascii="Times New Roman" w:hAnsi="Times New Roman" w:cs="Times New Roman"/>
                 <w:b/>
@@ -26983,13 +27581,12 @@
         </w:tc>
         <w:tc>
           <w:tcPr>
-            <w:tcW w:w="0" w:type="auto"/>
-            <w:gridSpan w:val="2"/>
+            <w:tcW w:w="810" w:type="dxa"/>
           </w:tcPr>
           <w:p>
             <w:pPr>
               <w:pStyle w:val="Compact"/>
-              <w:jc w:val="right"/>
+              <w:jc w:val="both"/>
               <w:rPr>
                 <w:rFonts w:ascii="Times New Roman" w:hAnsi="Times New Roman" w:cs="Times New Roman"/>
                 <w:b/>
@@ -27012,13 +27609,12 @@
         </w:tc>
         <w:tc>
           <w:tcPr>
-            <w:tcW w:w="0" w:type="auto"/>
-            <w:gridSpan w:val="2"/>
+            <w:tcW w:w="810" w:type="dxa"/>
           </w:tcPr>
           <w:p>
             <w:pPr>
               <w:pStyle w:val="Compact"/>
-              <w:jc w:val="right"/>
+              <w:jc w:val="both"/>
               <w:rPr>
                 <w:rFonts w:ascii="Times New Roman" w:hAnsi="Times New Roman" w:cs="Times New Roman"/>
                 <w:b/>
@@ -27041,13 +27637,12 @@
         </w:tc>
         <w:tc>
           <w:tcPr>
-            <w:tcW w:w="0" w:type="auto"/>
-            <w:gridSpan w:val="2"/>
+            <w:tcW w:w="810" w:type="dxa"/>
           </w:tcPr>
           <w:p>
             <w:pPr>
               <w:pStyle w:val="Compact"/>
-              <w:jc w:val="right"/>
+              <w:jc w:val="both"/>
               <w:rPr>
                 <w:rFonts w:ascii="Times New Roman" w:hAnsi="Times New Roman" w:cs="Times New Roman"/>
                 <w:b/>
@@ -27070,13 +27665,12 @@
         </w:tc>
         <w:tc>
           <w:tcPr>
-            <w:tcW w:w="0" w:type="auto"/>
-            <w:gridSpan w:val="2"/>
+            <w:tcW w:w="903" w:type="dxa"/>
           </w:tcPr>
           <w:p>
             <w:pPr>
               <w:pStyle w:val="Compact"/>
-              <w:jc w:val="right"/>
+              <w:jc w:val="both"/>
               <w:rPr>
                 <w:rFonts w:ascii="Times New Roman" w:hAnsi="Times New Roman" w:cs="Times New Roman"/>
                 <w:b/>
@@ -27099,13 +27693,12 @@
         </w:tc>
         <w:tc>
           <w:tcPr>
-            <w:tcW w:w="0" w:type="auto"/>
-            <w:gridSpan w:val="2"/>
+            <w:tcW w:w="810" w:type="dxa"/>
           </w:tcPr>
           <w:p>
             <w:pPr>
               <w:pStyle w:val="Compact"/>
-              <w:jc w:val="right"/>
+              <w:jc w:val="both"/>
               <w:rPr>
                 <w:rFonts w:ascii="Times New Roman" w:hAnsi="Times New Roman" w:cs="Times New Roman"/>
                 <w:b/>
@@ -27128,13 +27721,12 @@
         </w:tc>
         <w:tc>
           <w:tcPr>
-            <w:tcW w:w="0" w:type="auto"/>
-            <w:gridSpan w:val="2"/>
+            <w:tcW w:w="900" w:type="dxa"/>
           </w:tcPr>
           <w:p>
             <w:pPr>
               <w:pStyle w:val="Compact"/>
-              <w:jc w:val="right"/>
+              <w:jc w:val="both"/>
               <w:rPr>
                 <w:rFonts w:ascii="Times New Roman" w:hAnsi="Times New Roman" w:cs="Times New Roman"/>
                 <w:b/>
@@ -27157,12 +27749,12 @@
         </w:tc>
         <w:tc>
           <w:tcPr>
-            <w:tcW w:w="0" w:type="auto"/>
-            <w:gridSpan w:val="2"/>
+            <w:tcW w:w="1105" w:type="dxa"/>
           </w:tcPr>
           <w:p>
             <w:pPr>
               <w:pStyle w:val="Compact"/>
+              <w:jc w:val="both"/>
               <w:rPr>
                 <w:rFonts w:ascii="Times New Roman" w:hAnsi="Times New Roman" w:cs="Times New Roman"/>
                 <w:b/>
@@ -27185,11 +27777,12 @@
         </w:tc>
         <w:tc>
           <w:tcPr>
-            <w:tcW w:w="0" w:type="auto"/>
+            <w:tcW w:w="2132" w:type="dxa"/>
           </w:tcPr>
           <w:p>
             <w:pPr>
               <w:pStyle w:val="Compact"/>
+              <w:jc w:val="both"/>
               <w:rPr>
                 <w:rFonts w:ascii="Times New Roman" w:hAnsi="Times New Roman" w:cs="Times New Roman"/>
                 <w:b/>
@@ -27214,12 +27807,12 @@
       <w:tr>
         <w:tc>
           <w:tcPr>
-            <w:tcW w:w="0" w:type="auto"/>
-            <w:gridSpan w:val="2"/>
+            <w:tcW w:w="694" w:type="dxa"/>
           </w:tcPr>
           <w:p>
             <w:pPr>
               <w:pStyle w:val="Compact"/>
+              <w:jc w:val="both"/>
               <w:rPr>
                 <w:rFonts w:ascii="Times New Roman" w:hAnsi="Times New Roman" w:cs="Times New Roman"/>
                 <w:sz w:val="26"/>
@@ -27238,13 +27831,13 @@
         </w:tc>
         <w:tc>
           <w:tcPr>
-            <w:tcW w:w="0" w:type="auto"/>
-            <w:gridSpan w:val="2"/>
+            <w:tcW w:w="670" w:type="dxa"/>
+            <w:gridSpan w:val="3"/>
           </w:tcPr>
           <w:p>
             <w:pPr>
               <w:pStyle w:val="Compact"/>
-              <w:jc w:val="right"/>
+              <w:jc w:val="both"/>
               <w:rPr>
                 <w:rFonts w:ascii="Times New Roman" w:hAnsi="Times New Roman" w:cs="Times New Roman"/>
                 <w:sz w:val="26"/>
@@ -27263,13 +27856,12 @@
         </w:tc>
         <w:tc>
           <w:tcPr>
-            <w:tcW w:w="0" w:type="auto"/>
-            <w:gridSpan w:val="2"/>
+            <w:tcW w:w="611" w:type="dxa"/>
           </w:tcPr>
           <w:p>
             <w:pPr>
               <w:pStyle w:val="Compact"/>
-              <w:jc w:val="right"/>
+              <w:jc w:val="both"/>
               <w:rPr>
                 <w:rFonts w:ascii="Times New Roman" w:hAnsi="Times New Roman" w:cs="Times New Roman"/>
                 <w:sz w:val="26"/>
@@ -27288,13 +27880,12 @@
         </w:tc>
         <w:tc>
           <w:tcPr>
-            <w:tcW w:w="0" w:type="auto"/>
-            <w:gridSpan w:val="2"/>
+            <w:tcW w:w="810" w:type="dxa"/>
           </w:tcPr>
           <w:p>
             <w:pPr>
               <w:pStyle w:val="Compact"/>
-              <w:jc w:val="right"/>
+              <w:jc w:val="both"/>
               <w:rPr>
                 <w:rFonts w:ascii="Times New Roman" w:hAnsi="Times New Roman" w:cs="Times New Roman"/>
                 <w:sz w:val="26"/>
@@ -27313,13 +27904,12 @@
         </w:tc>
         <w:tc>
           <w:tcPr>
-            <w:tcW w:w="0" w:type="auto"/>
-            <w:gridSpan w:val="2"/>
+            <w:tcW w:w="810" w:type="dxa"/>
           </w:tcPr>
           <w:p>
             <w:pPr>
               <w:pStyle w:val="Compact"/>
-              <w:jc w:val="right"/>
+              <w:jc w:val="both"/>
               <w:rPr>
                 <w:rFonts w:ascii="Times New Roman" w:hAnsi="Times New Roman" w:cs="Times New Roman"/>
                 <w:sz w:val="26"/>
@@ -27338,12 +27928,12 @@
         </w:tc>
         <w:tc>
           <w:tcPr>
-            <w:tcW w:w="0" w:type="auto"/>
+            <w:tcW w:w="810" w:type="dxa"/>
           </w:tcPr>
           <w:p>
             <w:pPr>
               <w:pStyle w:val="Compact"/>
-              <w:jc w:val="right"/>
+              <w:jc w:val="both"/>
               <w:rPr>
                 <w:rFonts w:ascii="Times New Roman" w:hAnsi="Times New Roman" w:cs="Times New Roman"/>
                 <w:sz w:val="26"/>
@@ -27362,12 +27952,12 @@
         </w:tc>
         <w:tc>
           <w:tcPr>
-            <w:tcW w:w="0" w:type="auto"/>
+            <w:tcW w:w="903" w:type="dxa"/>
           </w:tcPr>
           <w:p>
             <w:pPr>
               <w:pStyle w:val="Compact"/>
-              <w:jc w:val="right"/>
+              <w:jc w:val="both"/>
               <w:rPr>
                 <w:rFonts w:ascii="Times New Roman" w:hAnsi="Times New Roman" w:cs="Times New Roman"/>
                 <w:sz w:val="26"/>
@@ -27386,13 +27976,12 @@
         </w:tc>
         <w:tc>
           <w:tcPr>
-            <w:tcW w:w="0" w:type="auto"/>
-            <w:gridSpan w:val="2"/>
+            <w:tcW w:w="810" w:type="dxa"/>
           </w:tcPr>
           <w:p>
             <w:pPr>
               <w:pStyle w:val="Compact"/>
-              <w:jc w:val="right"/>
+              <w:jc w:val="both"/>
               <w:rPr>
                 <w:rFonts w:ascii="Times New Roman" w:hAnsi="Times New Roman" w:cs="Times New Roman"/>
                 <w:sz w:val="26"/>
@@ -27411,13 +28000,12 @@
         </w:tc>
         <w:tc>
           <w:tcPr>
-            <w:tcW w:w="0" w:type="auto"/>
-            <w:gridSpan w:val="2"/>
+            <w:tcW w:w="900" w:type="dxa"/>
           </w:tcPr>
           <w:p>
             <w:pPr>
               <w:pStyle w:val="Compact"/>
-              <w:jc w:val="right"/>
+              <w:jc w:val="both"/>
               <w:rPr>
                 <w:rFonts w:ascii="Times New Roman" w:hAnsi="Times New Roman" w:cs="Times New Roman"/>
                 <w:sz w:val="26"/>
@@ -27436,12 +28024,12 @@
         </w:tc>
         <w:tc>
           <w:tcPr>
-            <w:tcW w:w="0" w:type="auto"/>
-            <w:gridSpan w:val="2"/>
+            <w:tcW w:w="1105" w:type="dxa"/>
           </w:tcPr>
           <w:p>
             <w:pPr>
               <w:pStyle w:val="Compact"/>
+              <w:jc w:val="both"/>
               <w:rPr>
                 <w:rFonts w:ascii="Times New Roman" w:hAnsi="Times New Roman" w:cs="Times New Roman"/>
                 <w:sz w:val="26"/>
@@ -27460,12 +28048,12 @@
         </w:tc>
         <w:tc>
           <w:tcPr>
-            <w:tcW w:w="0" w:type="auto"/>
-            <w:gridSpan w:val="2"/>
+            <w:tcW w:w="2132" w:type="dxa"/>
           </w:tcPr>
           <w:p>
             <w:pPr>
               <w:pStyle w:val="Compact"/>
+              <w:jc w:val="both"/>
               <w:rPr>
                 <w:rFonts w:ascii="Times New Roman" w:hAnsi="Times New Roman" w:cs="Times New Roman"/>
                 <w:sz w:val="26"/>
@@ -27486,12 +28074,12 @@
       <w:tr>
         <w:tc>
           <w:tcPr>
-            <w:tcW w:w="0" w:type="auto"/>
-            <w:gridSpan w:val="2"/>
+            <w:tcW w:w="694" w:type="dxa"/>
           </w:tcPr>
           <w:p>
             <w:pPr>
               <w:pStyle w:val="Compact"/>
+              <w:jc w:val="both"/>
               <w:rPr>
                 <w:rFonts w:ascii="Times New Roman" w:hAnsi="Times New Roman" w:cs="Times New Roman"/>
                 <w:sz w:val="26"/>
@@ -27510,13 +28098,13 @@
         </w:tc>
         <w:tc>
           <w:tcPr>
-            <w:tcW w:w="0" w:type="auto"/>
-            <w:gridSpan w:val="2"/>
+            <w:tcW w:w="670" w:type="dxa"/>
+            <w:gridSpan w:val="3"/>
           </w:tcPr>
           <w:p>
             <w:pPr>
               <w:pStyle w:val="Compact"/>
-              <w:jc w:val="right"/>
+              <w:jc w:val="both"/>
               <w:rPr>
                 <w:rFonts w:ascii="Times New Roman" w:hAnsi="Times New Roman" w:cs="Times New Roman"/>
                 <w:sz w:val="26"/>
@@ -27535,13 +28123,12 @@
         </w:tc>
         <w:tc>
           <w:tcPr>
-            <w:tcW w:w="0" w:type="auto"/>
-            <w:gridSpan w:val="2"/>
+            <w:tcW w:w="611" w:type="dxa"/>
           </w:tcPr>
           <w:p>
             <w:pPr>
               <w:pStyle w:val="Compact"/>
-              <w:jc w:val="right"/>
+              <w:jc w:val="both"/>
               <w:rPr>
                 <w:rFonts w:ascii="Times New Roman" w:hAnsi="Times New Roman" w:cs="Times New Roman"/>
                 <w:sz w:val="26"/>
@@ -27560,13 +28147,12 @@
         </w:tc>
         <w:tc>
           <w:tcPr>
-            <w:tcW w:w="0" w:type="auto"/>
-            <w:gridSpan w:val="2"/>
+            <w:tcW w:w="810" w:type="dxa"/>
           </w:tcPr>
           <w:p>
             <w:pPr>
               <w:pStyle w:val="Compact"/>
-              <w:jc w:val="right"/>
+              <w:jc w:val="both"/>
               <w:rPr>
                 <w:rFonts w:ascii="Times New Roman" w:hAnsi="Times New Roman" w:cs="Times New Roman"/>
                 <w:sz w:val="26"/>
@@ -27585,13 +28171,12 @@
         </w:tc>
         <w:tc>
           <w:tcPr>
-            <w:tcW w:w="0" w:type="auto"/>
-            <w:gridSpan w:val="2"/>
+            <w:tcW w:w="810" w:type="dxa"/>
           </w:tcPr>
           <w:p>
             <w:pPr>
               <w:pStyle w:val="Compact"/>
-              <w:jc w:val="right"/>
+              <w:jc w:val="both"/>
               <w:rPr>
                 <w:rFonts w:ascii="Times New Roman" w:hAnsi="Times New Roman" w:cs="Times New Roman"/>
                 <w:sz w:val="26"/>
@@ -27610,12 +28195,12 @@
         </w:tc>
         <w:tc>
           <w:tcPr>
-            <w:tcW w:w="0" w:type="auto"/>
+            <w:tcW w:w="810" w:type="dxa"/>
           </w:tcPr>
           <w:p>
             <w:pPr>
               <w:pStyle w:val="Compact"/>
-              <w:jc w:val="right"/>
+              <w:jc w:val="both"/>
               <w:rPr>
                 <w:rFonts w:ascii="Times New Roman" w:hAnsi="Times New Roman" w:cs="Times New Roman"/>
                 <w:sz w:val="26"/>
@@ -27634,12 +28219,12 @@
         </w:tc>
         <w:tc>
           <w:tcPr>
-            <w:tcW w:w="0" w:type="auto"/>
+            <w:tcW w:w="903" w:type="dxa"/>
           </w:tcPr>
           <w:p>
             <w:pPr>
               <w:pStyle w:val="Compact"/>
-              <w:jc w:val="right"/>
+              <w:jc w:val="both"/>
               <w:rPr>
                 <w:rFonts w:ascii="Times New Roman" w:hAnsi="Times New Roman" w:cs="Times New Roman"/>
                 <w:sz w:val="26"/>
@@ -27658,13 +28243,12 @@
         </w:tc>
         <w:tc>
           <w:tcPr>
-            <w:tcW w:w="0" w:type="auto"/>
-            <w:gridSpan w:val="2"/>
+            <w:tcW w:w="810" w:type="dxa"/>
           </w:tcPr>
           <w:p>
             <w:pPr>
               <w:pStyle w:val="Compact"/>
-              <w:jc w:val="right"/>
+              <w:jc w:val="both"/>
               <w:rPr>
                 <w:rFonts w:ascii="Times New Roman" w:hAnsi="Times New Roman" w:cs="Times New Roman"/>
                 <w:sz w:val="26"/>
@@ -27683,13 +28267,12 @@
         </w:tc>
         <w:tc>
           <w:tcPr>
-            <w:tcW w:w="0" w:type="auto"/>
-            <w:gridSpan w:val="2"/>
+            <w:tcW w:w="900" w:type="dxa"/>
           </w:tcPr>
           <w:p>
             <w:pPr>
               <w:pStyle w:val="Compact"/>
-              <w:jc w:val="right"/>
+              <w:jc w:val="both"/>
               <w:rPr>
                 <w:rFonts w:ascii="Times New Roman" w:hAnsi="Times New Roman" w:cs="Times New Roman"/>
                 <w:sz w:val="26"/>
@@ -27708,12 +28291,12 @@
         </w:tc>
         <w:tc>
           <w:tcPr>
-            <w:tcW w:w="0" w:type="auto"/>
-            <w:gridSpan w:val="2"/>
+            <w:tcW w:w="1105" w:type="dxa"/>
           </w:tcPr>
           <w:p>
             <w:pPr>
               <w:pStyle w:val="Compact"/>
+              <w:jc w:val="both"/>
               <w:rPr>
                 <w:rFonts w:ascii="Times New Roman" w:hAnsi="Times New Roman" w:cs="Times New Roman"/>
                 <w:sz w:val="26"/>
@@ -27732,12 +28315,12 @@
         </w:tc>
         <w:tc>
           <w:tcPr>
-            <w:tcW w:w="0" w:type="auto"/>
-            <w:gridSpan w:val="2"/>
+            <w:tcW w:w="2132" w:type="dxa"/>
           </w:tcPr>
           <w:p>
             <w:pPr>
               <w:pStyle w:val="Compact"/>
+              <w:jc w:val="both"/>
               <w:rPr>
                 <w:rFonts w:ascii="Times New Roman" w:hAnsi="Times New Roman" w:cs="Times New Roman"/>
                 <w:sz w:val="26"/>
@@ -27758,12 +28341,12 @@
       <w:tr>
         <w:tc>
           <w:tcPr>
-            <w:tcW w:w="0" w:type="auto"/>
-            <w:gridSpan w:val="2"/>
+            <w:tcW w:w="694" w:type="dxa"/>
           </w:tcPr>
           <w:p>
             <w:pPr>
               <w:pStyle w:val="Compact"/>
+              <w:jc w:val="both"/>
               <w:rPr>
                 <w:rFonts w:ascii="Times New Roman" w:hAnsi="Times New Roman" w:cs="Times New Roman"/>
                 <w:sz w:val="26"/>
@@ -27782,13 +28365,13 @@
         </w:tc>
         <w:tc>
           <w:tcPr>
-            <w:tcW w:w="0" w:type="auto"/>
-            <w:gridSpan w:val="2"/>
+            <w:tcW w:w="670" w:type="dxa"/>
+            <w:gridSpan w:val="3"/>
           </w:tcPr>
           <w:p>
             <w:pPr>
               <w:pStyle w:val="Compact"/>
-              <w:jc w:val="right"/>
+              <w:jc w:val="both"/>
               <w:rPr>
                 <w:rFonts w:ascii="Times New Roman" w:hAnsi="Times New Roman" w:cs="Times New Roman"/>
                 <w:sz w:val="26"/>
@@ -27807,13 +28390,12 @@
         </w:tc>
         <w:tc>
           <w:tcPr>
-            <w:tcW w:w="0" w:type="auto"/>
-            <w:gridSpan w:val="2"/>
+            <w:tcW w:w="611" w:type="dxa"/>
           </w:tcPr>
           <w:p>
             <w:pPr>
               <w:pStyle w:val="Compact"/>
-              <w:jc w:val="right"/>
+              <w:jc w:val="both"/>
               <w:rPr>
                 <w:rFonts w:ascii="Times New Roman" w:hAnsi="Times New Roman" w:cs="Times New Roman"/>
                 <w:sz w:val="26"/>
@@ -27832,13 +28414,12 @@
         </w:tc>
         <w:tc>
           <w:tcPr>
-            <w:tcW w:w="0" w:type="auto"/>
-            <w:gridSpan w:val="2"/>
+            <w:tcW w:w="810" w:type="dxa"/>
           </w:tcPr>
           <w:p>
             <w:pPr>
               <w:pStyle w:val="Compact"/>
-              <w:jc w:val="right"/>
+              <w:jc w:val="both"/>
               <w:rPr>
                 <w:rFonts w:ascii="Times New Roman" w:hAnsi="Times New Roman" w:cs="Times New Roman"/>
                 <w:sz w:val="26"/>
@@ -27857,13 +28438,12 @@
         </w:tc>
         <w:tc>
           <w:tcPr>
-            <w:tcW w:w="0" w:type="auto"/>
-            <w:gridSpan w:val="2"/>
+            <w:tcW w:w="810" w:type="dxa"/>
           </w:tcPr>
           <w:p>
             <w:pPr>
               <w:pStyle w:val="Compact"/>
-              <w:jc w:val="right"/>
+              <w:jc w:val="both"/>
               <w:rPr>
                 <w:rFonts w:ascii="Times New Roman" w:hAnsi="Times New Roman" w:cs="Times New Roman"/>
                 <w:sz w:val="26"/>
@@ -27882,12 +28462,12 @@
         </w:tc>
         <w:tc>
           <w:tcPr>
-            <w:tcW w:w="0" w:type="auto"/>
+            <w:tcW w:w="810" w:type="dxa"/>
           </w:tcPr>
           <w:p>
             <w:pPr>
               <w:pStyle w:val="Compact"/>
-              <w:jc w:val="right"/>
+              <w:jc w:val="both"/>
               <w:rPr>
                 <w:rFonts w:ascii="Times New Roman" w:hAnsi="Times New Roman" w:cs="Times New Roman"/>
                 <w:sz w:val="26"/>
@@ -27906,12 +28486,12 @@
         </w:tc>
         <w:tc>
           <w:tcPr>
-            <w:tcW w:w="0" w:type="auto"/>
+            <w:tcW w:w="903" w:type="dxa"/>
           </w:tcPr>
           <w:p>
             <w:pPr>
               <w:pStyle w:val="Compact"/>
-              <w:jc w:val="right"/>
+              <w:jc w:val="both"/>
               <w:rPr>
                 <w:rFonts w:ascii="Times New Roman" w:hAnsi="Times New Roman" w:cs="Times New Roman"/>
                 <w:sz w:val="26"/>
@@ -27930,13 +28510,12 @@
         </w:tc>
         <w:tc>
           <w:tcPr>
-            <w:tcW w:w="0" w:type="auto"/>
-            <w:gridSpan w:val="2"/>
+            <w:tcW w:w="810" w:type="dxa"/>
           </w:tcPr>
           <w:p>
             <w:pPr>
               <w:pStyle w:val="Compact"/>
-              <w:jc w:val="right"/>
+              <w:jc w:val="both"/>
               <w:rPr>
                 <w:rFonts w:ascii="Times New Roman" w:hAnsi="Times New Roman" w:cs="Times New Roman"/>
                 <w:sz w:val="26"/>
@@ -27955,13 +28534,12 @@
         </w:tc>
         <w:tc>
           <w:tcPr>
-            <w:tcW w:w="0" w:type="auto"/>
-            <w:gridSpan w:val="2"/>
+            <w:tcW w:w="900" w:type="dxa"/>
           </w:tcPr>
           <w:p>
             <w:pPr>
               <w:pStyle w:val="Compact"/>
-              <w:jc w:val="right"/>
+              <w:jc w:val="both"/>
               <w:rPr>
                 <w:rFonts w:ascii="Times New Roman" w:hAnsi="Times New Roman" w:cs="Times New Roman"/>
                 <w:sz w:val="26"/>
@@ -27980,12 +28558,12 @@
         </w:tc>
         <w:tc>
           <w:tcPr>
-            <w:tcW w:w="0" w:type="auto"/>
-            <w:gridSpan w:val="2"/>
+            <w:tcW w:w="1105" w:type="dxa"/>
           </w:tcPr>
           <w:p>
             <w:pPr>
               <w:pStyle w:val="Compact"/>
+              <w:jc w:val="both"/>
               <w:rPr>
                 <w:rFonts w:ascii="Times New Roman" w:hAnsi="Times New Roman" w:cs="Times New Roman"/>
                 <w:sz w:val="26"/>
@@ -28004,12 +28582,12 @@
         </w:tc>
         <w:tc>
           <w:tcPr>
-            <w:tcW w:w="0" w:type="auto"/>
-            <w:gridSpan w:val="2"/>
+            <w:tcW w:w="2132" w:type="dxa"/>
           </w:tcPr>
           <w:p>
             <w:pPr>
               <w:pStyle w:val="Compact"/>
+              <w:jc w:val="both"/>
               <w:rPr>
                 <w:rFonts w:ascii="Times New Roman" w:hAnsi="Times New Roman" w:cs="Times New Roman"/>
                 <w:sz w:val="26"/>
@@ -28030,12 +28608,12 @@
       <w:tr>
         <w:tc>
           <w:tcPr>
-            <w:tcW w:w="0" w:type="auto"/>
-            <w:gridSpan w:val="2"/>
+            <w:tcW w:w="694" w:type="dxa"/>
           </w:tcPr>
           <w:p>
             <w:pPr>
               <w:pStyle w:val="Compact"/>
+              <w:jc w:val="both"/>
               <w:rPr>
                 <w:rFonts w:ascii="Times New Roman" w:hAnsi="Times New Roman" w:cs="Times New Roman"/>
                 <w:sz w:val="26"/>
@@ -28054,13 +28632,13 @@
         </w:tc>
         <w:tc>
           <w:tcPr>
-            <w:tcW w:w="0" w:type="auto"/>
-            <w:gridSpan w:val="2"/>
+            <w:tcW w:w="670" w:type="dxa"/>
+            <w:gridSpan w:val="3"/>
           </w:tcPr>
           <w:p>
             <w:pPr>
               <w:pStyle w:val="Compact"/>
-              <w:jc w:val="right"/>
+              <w:jc w:val="both"/>
               <w:rPr>
                 <w:rFonts w:ascii="Times New Roman" w:hAnsi="Times New Roman" w:cs="Times New Roman"/>
                 <w:sz w:val="26"/>
@@ -28079,13 +28657,12 @@
         </w:tc>
         <w:tc>
           <w:tcPr>
-            <w:tcW w:w="0" w:type="auto"/>
-            <w:gridSpan w:val="2"/>
+            <w:tcW w:w="611" w:type="dxa"/>
           </w:tcPr>
           <w:p>
             <w:pPr>
               <w:pStyle w:val="Compact"/>
-              <w:jc w:val="right"/>
+              <w:jc w:val="both"/>
               <w:rPr>
                 <w:rFonts w:ascii="Times New Roman" w:hAnsi="Times New Roman" w:cs="Times New Roman"/>
                 <w:sz w:val="26"/>
@@ -28104,13 +28681,12 @@
         </w:tc>
         <w:tc>
           <w:tcPr>
-            <w:tcW w:w="0" w:type="auto"/>
-            <w:gridSpan w:val="2"/>
+            <w:tcW w:w="810" w:type="dxa"/>
           </w:tcPr>
           <w:p>
             <w:pPr>
               <w:pStyle w:val="Compact"/>
-              <w:jc w:val="right"/>
+              <w:jc w:val="both"/>
               <w:rPr>
                 <w:rFonts w:ascii="Times New Roman" w:hAnsi="Times New Roman" w:cs="Times New Roman"/>
                 <w:sz w:val="26"/>
@@ -28129,13 +28705,12 @@
         </w:tc>
         <w:tc>
           <w:tcPr>
-            <w:tcW w:w="0" w:type="auto"/>
-            <w:gridSpan w:val="2"/>
+            <w:tcW w:w="810" w:type="dxa"/>
           </w:tcPr>
           <w:p>
             <w:pPr>
               <w:pStyle w:val="Compact"/>
-              <w:jc w:val="right"/>
+              <w:jc w:val="both"/>
               <w:rPr>
                 <w:rFonts w:ascii="Times New Roman" w:hAnsi="Times New Roman" w:cs="Times New Roman"/>
                 <w:sz w:val="26"/>
@@ -28154,12 +28729,12 @@
         </w:tc>
         <w:tc>
           <w:tcPr>
-            <w:tcW w:w="0" w:type="auto"/>
+            <w:tcW w:w="810" w:type="dxa"/>
           </w:tcPr>
           <w:p>
             <w:pPr>
               <w:pStyle w:val="Compact"/>
-              <w:jc w:val="right"/>
+              <w:jc w:val="both"/>
               <w:rPr>
                 <w:rFonts w:ascii="Times New Roman" w:hAnsi="Times New Roman" w:cs="Times New Roman"/>
                 <w:sz w:val="26"/>
@@ -28178,12 +28753,12 @@
         </w:tc>
         <w:tc>
           <w:tcPr>
-            <w:tcW w:w="0" w:type="auto"/>
+            <w:tcW w:w="903" w:type="dxa"/>
           </w:tcPr>
           <w:p>
             <w:pPr>
               <w:pStyle w:val="Compact"/>
-              <w:jc w:val="right"/>
+              <w:jc w:val="both"/>
               <w:rPr>
                 <w:rFonts w:ascii="Times New Roman" w:hAnsi="Times New Roman" w:cs="Times New Roman"/>
                 <w:sz w:val="26"/>
@@ -28202,13 +28777,12 @@
         </w:tc>
         <w:tc>
           <w:tcPr>
-            <w:tcW w:w="0" w:type="auto"/>
-            <w:gridSpan w:val="2"/>
+            <w:tcW w:w="810" w:type="dxa"/>
           </w:tcPr>
           <w:p>
             <w:pPr>
               <w:pStyle w:val="Compact"/>
-              <w:jc w:val="right"/>
+              <w:jc w:val="both"/>
               <w:rPr>
                 <w:rFonts w:ascii="Times New Roman" w:hAnsi="Times New Roman" w:cs="Times New Roman"/>
                 <w:sz w:val="26"/>
@@ -28227,13 +28801,12 @@
         </w:tc>
         <w:tc>
           <w:tcPr>
-            <w:tcW w:w="0" w:type="auto"/>
-            <w:gridSpan w:val="2"/>
+            <w:tcW w:w="900" w:type="dxa"/>
           </w:tcPr>
           <w:p>
             <w:pPr>
               <w:pStyle w:val="Compact"/>
-              <w:jc w:val="right"/>
+              <w:jc w:val="both"/>
               <w:rPr>
                 <w:rFonts w:ascii="Times New Roman" w:hAnsi="Times New Roman" w:cs="Times New Roman"/>
                 <w:sz w:val="26"/>
@@ -28252,12 +28825,12 @@
         </w:tc>
         <w:tc>
           <w:tcPr>
-            <w:tcW w:w="0" w:type="auto"/>
-            <w:gridSpan w:val="2"/>
+            <w:tcW w:w="1105" w:type="dxa"/>
           </w:tcPr>
           <w:p>
             <w:pPr>
               <w:pStyle w:val="Compact"/>
+              <w:jc w:val="both"/>
               <w:rPr>
                 <w:rFonts w:ascii="Times New Roman" w:hAnsi="Times New Roman" w:cs="Times New Roman"/>
                 <w:sz w:val="26"/>
@@ -28276,12 +28849,12 @@
         </w:tc>
         <w:tc>
           <w:tcPr>
-            <w:tcW w:w="0" w:type="auto"/>
-            <w:gridSpan w:val="2"/>
+            <w:tcW w:w="2132" w:type="dxa"/>
           </w:tcPr>
           <w:p>
             <w:pPr>
               <w:pStyle w:val="Compact"/>
+              <w:jc w:val="both"/>
               <w:rPr>
                 <w:rFonts w:ascii="Times New Roman" w:hAnsi="Times New Roman" w:cs="Times New Roman"/>
                 <w:sz w:val="26"/>
@@ -28302,12 +28875,12 @@
       <w:tr>
         <w:tc>
           <w:tcPr>
-            <w:tcW w:w="0" w:type="auto"/>
-            <w:gridSpan w:val="2"/>
+            <w:tcW w:w="694" w:type="dxa"/>
           </w:tcPr>
           <w:p>
             <w:pPr>
               <w:pStyle w:val="Compact"/>
+              <w:jc w:val="both"/>
               <w:rPr>
                 <w:rFonts w:ascii="Times New Roman" w:hAnsi="Times New Roman" w:cs="Times New Roman"/>
                 <w:sz w:val="26"/>
@@ -28326,13 +28899,13 @@
         </w:tc>
         <w:tc>
           <w:tcPr>
-            <w:tcW w:w="0" w:type="auto"/>
-            <w:gridSpan w:val="2"/>
+            <w:tcW w:w="670" w:type="dxa"/>
+            <w:gridSpan w:val="3"/>
           </w:tcPr>
           <w:p>
             <w:pPr>
               <w:pStyle w:val="Compact"/>
-              <w:jc w:val="right"/>
+              <w:jc w:val="both"/>
               <w:rPr>
                 <w:rFonts w:ascii="Times New Roman" w:hAnsi="Times New Roman" w:cs="Times New Roman"/>
                 <w:sz w:val="26"/>
@@ -28351,13 +28924,12 @@
         </w:tc>
         <w:tc>
           <w:tcPr>
-            <w:tcW w:w="0" w:type="auto"/>
-            <w:gridSpan w:val="2"/>
+            <w:tcW w:w="611" w:type="dxa"/>
           </w:tcPr>
           <w:p>
             <w:pPr>
               <w:pStyle w:val="Compact"/>
-              <w:jc w:val="right"/>
+              <w:jc w:val="both"/>
               <w:rPr>
                 <w:rFonts w:ascii="Times New Roman" w:hAnsi="Times New Roman" w:cs="Times New Roman"/>
                 <w:sz w:val="26"/>
@@ -28376,13 +28948,12 @@
         </w:tc>
         <w:tc>
           <w:tcPr>
-            <w:tcW w:w="0" w:type="auto"/>
-            <w:gridSpan w:val="2"/>
+            <w:tcW w:w="810" w:type="dxa"/>
           </w:tcPr>
           <w:p>
             <w:pPr>
               <w:pStyle w:val="Compact"/>
-              <w:jc w:val="right"/>
+              <w:jc w:val="both"/>
               <w:rPr>
                 <w:rFonts w:ascii="Times New Roman" w:hAnsi="Times New Roman" w:cs="Times New Roman"/>
                 <w:sz w:val="26"/>
@@ -28401,13 +28972,12 @@
         </w:tc>
         <w:tc>
           <w:tcPr>
-            <w:tcW w:w="0" w:type="auto"/>
-            <w:gridSpan w:val="2"/>
+            <w:tcW w:w="810" w:type="dxa"/>
           </w:tcPr>
           <w:p>
             <w:pPr>
               <w:pStyle w:val="Compact"/>
-              <w:jc w:val="right"/>
+              <w:jc w:val="both"/>
               <w:rPr>
                 <w:rFonts w:ascii="Times New Roman" w:hAnsi="Times New Roman" w:cs="Times New Roman"/>
                 <w:sz w:val="26"/>
@@ -28426,12 +28996,12 @@
         </w:tc>
         <w:tc>
           <w:tcPr>
-            <w:tcW w:w="0" w:type="auto"/>
+            <w:tcW w:w="810" w:type="dxa"/>
           </w:tcPr>
           <w:p>
             <w:pPr>
               <w:pStyle w:val="Compact"/>
-              <w:jc w:val="right"/>
+              <w:jc w:val="both"/>
               <w:rPr>
                 <w:rFonts w:ascii="Times New Roman" w:hAnsi="Times New Roman" w:cs="Times New Roman"/>
                 <w:sz w:val="26"/>
@@ -28450,12 +29020,12 @@
         </w:tc>
         <w:tc>
           <w:tcPr>
-            <w:tcW w:w="0" w:type="auto"/>
+            <w:tcW w:w="903" w:type="dxa"/>
           </w:tcPr>
           <w:p>
             <w:pPr>
               <w:pStyle w:val="Compact"/>
-              <w:jc w:val="right"/>
+              <w:jc w:val="both"/>
               <w:rPr>
                 <w:rFonts w:ascii="Times New Roman" w:hAnsi="Times New Roman" w:cs="Times New Roman"/>
                 <w:sz w:val="26"/>
@@ -28474,13 +29044,12 @@
         </w:tc>
         <w:tc>
           <w:tcPr>
-            <w:tcW w:w="0" w:type="auto"/>
-            <w:gridSpan w:val="2"/>
+            <w:tcW w:w="810" w:type="dxa"/>
           </w:tcPr>
           <w:p>
             <w:pPr>
               <w:pStyle w:val="Compact"/>
-              <w:jc w:val="right"/>
+              <w:jc w:val="both"/>
               <w:rPr>
                 <w:rFonts w:ascii="Times New Roman" w:hAnsi="Times New Roman" w:cs="Times New Roman"/>
                 <w:sz w:val="26"/>
@@ -28499,13 +29068,12 @@
         </w:tc>
         <w:tc>
           <w:tcPr>
-            <w:tcW w:w="0" w:type="auto"/>
-            <w:gridSpan w:val="2"/>
+            <w:tcW w:w="900" w:type="dxa"/>
           </w:tcPr>
           <w:p>
             <w:pPr>
               <w:pStyle w:val="Compact"/>
-              <w:jc w:val="right"/>
+              <w:jc w:val="both"/>
               <w:rPr>
                 <w:rFonts w:ascii="Times New Roman" w:hAnsi="Times New Roman" w:cs="Times New Roman"/>
                 <w:sz w:val="26"/>
@@ -28524,12 +29092,12 @@
         </w:tc>
         <w:tc>
           <w:tcPr>
-            <w:tcW w:w="0" w:type="auto"/>
-            <w:gridSpan w:val="2"/>
+            <w:tcW w:w="1105" w:type="dxa"/>
           </w:tcPr>
           <w:p>
             <w:pPr>
               <w:pStyle w:val="Compact"/>
+              <w:jc w:val="both"/>
               <w:rPr>
                 <w:rFonts w:ascii="Times New Roman" w:hAnsi="Times New Roman" w:cs="Times New Roman"/>
                 <w:sz w:val="26"/>
@@ -28548,12 +29116,12 @@
         </w:tc>
         <w:tc>
           <w:tcPr>
-            <w:tcW w:w="0" w:type="auto"/>
-            <w:gridSpan w:val="2"/>
+            <w:tcW w:w="2132" w:type="dxa"/>
           </w:tcPr>
           <w:p>
             <w:pPr>
               <w:pStyle w:val="Compact"/>
+              <w:jc w:val="both"/>
               <w:rPr>
                 <w:rFonts w:ascii="Times New Roman" w:hAnsi="Times New Roman" w:cs="Times New Roman"/>
                 <w:sz w:val="26"/>
@@ -28574,12 +29142,12 @@
       <w:tr>
         <w:tc>
           <w:tcPr>
-            <w:tcW w:w="0" w:type="auto"/>
-            <w:gridSpan w:val="2"/>
+            <w:tcW w:w="694" w:type="dxa"/>
           </w:tcPr>
           <w:p>
             <w:pPr>
               <w:pStyle w:val="Compact"/>
+              <w:jc w:val="both"/>
               <w:rPr>
                 <w:rFonts w:ascii="Times New Roman" w:hAnsi="Times New Roman" w:cs="Times New Roman"/>
                 <w:sz w:val="26"/>
@@ -28598,13 +29166,13 @@
         </w:tc>
         <w:tc>
           <w:tcPr>
-            <w:tcW w:w="0" w:type="auto"/>
-            <w:gridSpan w:val="2"/>
+            <w:tcW w:w="670" w:type="dxa"/>
+            <w:gridSpan w:val="3"/>
           </w:tcPr>
           <w:p>
             <w:pPr>
               <w:pStyle w:val="Compact"/>
-              <w:jc w:val="right"/>
+              <w:jc w:val="both"/>
               <w:rPr>
                 <w:rFonts w:ascii="Times New Roman" w:hAnsi="Times New Roman" w:cs="Times New Roman"/>
                 <w:sz w:val="26"/>
@@ -28623,13 +29191,12 @@
         </w:tc>
         <w:tc>
           <w:tcPr>
-            <w:tcW w:w="0" w:type="auto"/>
-            <w:gridSpan w:val="2"/>
+            <w:tcW w:w="611" w:type="dxa"/>
           </w:tcPr>
           <w:p>
             <w:pPr>
               <w:pStyle w:val="Compact"/>
-              <w:jc w:val="right"/>
+              <w:jc w:val="both"/>
               <w:rPr>
                 <w:rFonts w:ascii="Times New Roman" w:hAnsi="Times New Roman" w:cs="Times New Roman"/>
                 <w:sz w:val="26"/>
@@ -28648,13 +29215,12 @@
         </w:tc>
         <w:tc>
           <w:tcPr>
-            <w:tcW w:w="0" w:type="auto"/>
-            <w:gridSpan w:val="2"/>
+            <w:tcW w:w="810" w:type="dxa"/>
           </w:tcPr>
           <w:p>
             <w:pPr>
               <w:pStyle w:val="Compact"/>
-              <w:jc w:val="right"/>
+              <w:jc w:val="both"/>
               <w:rPr>
                 <w:rFonts w:ascii="Times New Roman" w:hAnsi="Times New Roman" w:cs="Times New Roman"/>
                 <w:sz w:val="26"/>
@@ -28673,13 +29239,12 @@
         </w:tc>
         <w:tc>
           <w:tcPr>
-            <w:tcW w:w="0" w:type="auto"/>
-            <w:gridSpan w:val="2"/>
+            <w:tcW w:w="810" w:type="dxa"/>
           </w:tcPr>
           <w:p>
             <w:pPr>
               <w:pStyle w:val="Compact"/>
-              <w:jc w:val="right"/>
+              <w:jc w:val="both"/>
               <w:rPr>
                 <w:rFonts w:ascii="Times New Roman" w:hAnsi="Times New Roman" w:cs="Times New Roman"/>
                 <w:sz w:val="26"/>
@@ -28698,12 +29263,12 @@
         </w:tc>
         <w:tc>
           <w:tcPr>
-            <w:tcW w:w="0" w:type="auto"/>
+            <w:tcW w:w="810" w:type="dxa"/>
           </w:tcPr>
           <w:p>
             <w:pPr>
               <w:pStyle w:val="Compact"/>
-              <w:jc w:val="right"/>
+              <w:jc w:val="both"/>
               <w:rPr>
                 <w:rFonts w:ascii="Times New Roman" w:hAnsi="Times New Roman" w:cs="Times New Roman"/>
                 <w:sz w:val="26"/>
@@ -28722,12 +29287,12 @@
         </w:tc>
         <w:tc>
           <w:tcPr>
-            <w:tcW w:w="0" w:type="auto"/>
+            <w:tcW w:w="903" w:type="dxa"/>
           </w:tcPr>
           <w:p>
             <w:pPr>
               <w:pStyle w:val="Compact"/>
-              <w:jc w:val="right"/>
+              <w:jc w:val="both"/>
               <w:rPr>
                 <w:rFonts w:ascii="Times New Roman" w:hAnsi="Times New Roman" w:cs="Times New Roman"/>
                 <w:sz w:val="26"/>
@@ -28746,13 +29311,12 @@
         </w:tc>
         <w:tc>
           <w:tcPr>
-            <w:tcW w:w="0" w:type="auto"/>
-            <w:gridSpan w:val="2"/>
+            <w:tcW w:w="810" w:type="dxa"/>
           </w:tcPr>
           <w:p>
             <w:pPr>
               <w:pStyle w:val="Compact"/>
-              <w:jc w:val="right"/>
+              <w:jc w:val="both"/>
               <w:rPr>
                 <w:rFonts w:ascii="Times New Roman" w:hAnsi="Times New Roman" w:cs="Times New Roman"/>
                 <w:sz w:val="26"/>
@@ -28771,13 +29335,12 @@
         </w:tc>
         <w:tc>
           <w:tcPr>
-            <w:tcW w:w="0" w:type="auto"/>
-            <w:gridSpan w:val="2"/>
+            <w:tcW w:w="900" w:type="dxa"/>
           </w:tcPr>
           <w:p>
             <w:pPr>
               <w:pStyle w:val="Compact"/>
-              <w:jc w:val="right"/>
+              <w:jc w:val="both"/>
               <w:rPr>
                 <w:rFonts w:ascii="Times New Roman" w:hAnsi="Times New Roman" w:cs="Times New Roman"/>
                 <w:sz w:val="26"/>
@@ -28796,12 +29359,12 @@
         </w:tc>
         <w:tc>
           <w:tcPr>
-            <w:tcW w:w="0" w:type="auto"/>
-            <w:gridSpan w:val="2"/>
+            <w:tcW w:w="1105" w:type="dxa"/>
           </w:tcPr>
           <w:p>
             <w:pPr>
               <w:pStyle w:val="Compact"/>
+              <w:jc w:val="both"/>
               <w:rPr>
                 <w:rFonts w:ascii="Times New Roman" w:hAnsi="Times New Roman" w:cs="Times New Roman"/>
                 <w:sz w:val="26"/>
@@ -28820,12 +29383,12 @@
         </w:tc>
         <w:tc>
           <w:tcPr>
-            <w:tcW w:w="0" w:type="auto"/>
-            <w:gridSpan w:val="2"/>
+            <w:tcW w:w="2132" w:type="dxa"/>
           </w:tcPr>
           <w:p>
             <w:pPr>
               <w:pStyle w:val="Compact"/>
+              <w:jc w:val="both"/>
               <w:rPr>
                 <w:rFonts w:ascii="Times New Roman" w:hAnsi="Times New Roman" w:cs="Times New Roman"/>
                 <w:sz w:val="26"/>
@@ -28846,12 +29409,12 @@
       <w:tr>
         <w:tc>
           <w:tcPr>
-            <w:tcW w:w="0" w:type="auto"/>
-            <w:gridSpan w:val="2"/>
+            <w:tcW w:w="694" w:type="dxa"/>
           </w:tcPr>
           <w:p>
             <w:pPr>
               <w:pStyle w:val="Compact"/>
+              <w:jc w:val="both"/>
               <w:rPr>
                 <w:rFonts w:ascii="Times New Roman" w:hAnsi="Times New Roman" w:cs="Times New Roman"/>
                 <w:sz w:val="26"/>
@@ -28870,13 +29433,13 @@
         </w:tc>
         <w:tc>
           <w:tcPr>
-            <w:tcW w:w="0" w:type="auto"/>
-            <w:gridSpan w:val="2"/>
+            <w:tcW w:w="670" w:type="dxa"/>
+            <w:gridSpan w:val="3"/>
           </w:tcPr>
           <w:p>
             <w:pPr>
               <w:pStyle w:val="Compact"/>
-              <w:jc w:val="right"/>
+              <w:jc w:val="both"/>
               <w:rPr>
                 <w:rFonts w:ascii="Times New Roman" w:hAnsi="Times New Roman" w:cs="Times New Roman"/>
                 <w:sz w:val="26"/>
@@ -28895,13 +29458,12 @@
         </w:tc>
         <w:tc>
           <w:tcPr>
-            <w:tcW w:w="0" w:type="auto"/>
-            <w:gridSpan w:val="2"/>
+            <w:tcW w:w="611" w:type="dxa"/>
           </w:tcPr>
           <w:p>
             <w:pPr>
               <w:pStyle w:val="Compact"/>
-              <w:jc w:val="right"/>
+              <w:jc w:val="both"/>
               <w:rPr>
                 <w:rFonts w:ascii="Times New Roman" w:hAnsi="Times New Roman" w:cs="Times New Roman"/>
                 <w:sz w:val="26"/>
@@ -28920,13 +29482,12 @@
         </w:tc>
         <w:tc>
           <w:tcPr>
-            <w:tcW w:w="0" w:type="auto"/>
-            <w:gridSpan w:val="2"/>
+            <w:tcW w:w="810" w:type="dxa"/>
           </w:tcPr>
           <w:p>
             <w:pPr>
               <w:pStyle w:val="Compact"/>
-              <w:jc w:val="right"/>
+              <w:jc w:val="both"/>
               <w:rPr>
                 <w:rFonts w:ascii="Times New Roman" w:hAnsi="Times New Roman" w:cs="Times New Roman"/>
                 <w:sz w:val="26"/>
@@ -28945,13 +29506,12 @@
         </w:tc>
         <w:tc>
           <w:tcPr>
-            <w:tcW w:w="0" w:type="auto"/>
-            <w:gridSpan w:val="2"/>
+            <w:tcW w:w="810" w:type="dxa"/>
           </w:tcPr>
           <w:p>
             <w:pPr>
               <w:pStyle w:val="Compact"/>
-              <w:jc w:val="right"/>
+              <w:jc w:val="both"/>
               <w:rPr>
                 <w:rFonts w:ascii="Times New Roman" w:hAnsi="Times New Roman" w:cs="Times New Roman"/>
                 <w:sz w:val="26"/>
@@ -28970,12 +29530,12 @@
         </w:tc>
         <w:tc>
           <w:tcPr>
-            <w:tcW w:w="0" w:type="auto"/>
+            <w:tcW w:w="810" w:type="dxa"/>
           </w:tcPr>
           <w:p>
             <w:pPr>
               <w:pStyle w:val="Compact"/>
-              <w:jc w:val="right"/>
+              <w:jc w:val="both"/>
               <w:rPr>
                 <w:rFonts w:ascii="Times New Roman" w:hAnsi="Times New Roman" w:cs="Times New Roman"/>
                 <w:sz w:val="26"/>
@@ -28994,12 +29554,12 @@
         </w:tc>
         <w:tc>
           <w:tcPr>
-            <w:tcW w:w="0" w:type="auto"/>
+            <w:tcW w:w="903" w:type="dxa"/>
           </w:tcPr>
           <w:p>
             <w:pPr>
               <w:pStyle w:val="Compact"/>
-              <w:jc w:val="right"/>
+              <w:jc w:val="both"/>
               <w:rPr>
                 <w:rFonts w:ascii="Times New Roman" w:hAnsi="Times New Roman" w:cs="Times New Roman"/>
                 <w:sz w:val="26"/>
@@ -29018,13 +29578,12 @@
         </w:tc>
         <w:tc>
           <w:tcPr>
-            <w:tcW w:w="0" w:type="auto"/>
-            <w:gridSpan w:val="2"/>
+            <w:tcW w:w="810" w:type="dxa"/>
           </w:tcPr>
           <w:p>
             <w:pPr>
               <w:pStyle w:val="Compact"/>
-              <w:jc w:val="right"/>
+              <w:jc w:val="both"/>
               <w:rPr>
                 <w:rFonts w:ascii="Times New Roman" w:hAnsi="Times New Roman" w:cs="Times New Roman"/>
                 <w:sz w:val="26"/>
@@ -29043,13 +29602,12 @@
         </w:tc>
         <w:tc>
           <w:tcPr>
-            <w:tcW w:w="0" w:type="auto"/>
-            <w:gridSpan w:val="2"/>
+            <w:tcW w:w="900" w:type="dxa"/>
           </w:tcPr>
           <w:p>
             <w:pPr>
               <w:pStyle w:val="Compact"/>
-              <w:jc w:val="right"/>
+              <w:jc w:val="both"/>
               <w:rPr>
                 <w:rFonts w:ascii="Times New Roman" w:hAnsi="Times New Roman" w:cs="Times New Roman"/>
                 <w:sz w:val="26"/>
@@ -29068,12 +29626,12 @@
         </w:tc>
         <w:tc>
           <w:tcPr>
-            <w:tcW w:w="0" w:type="auto"/>
-            <w:gridSpan w:val="2"/>
+            <w:tcW w:w="1105" w:type="dxa"/>
           </w:tcPr>
           <w:p>
             <w:pPr>
               <w:pStyle w:val="Compact"/>
+              <w:jc w:val="both"/>
               <w:rPr>
                 <w:rFonts w:ascii="Times New Roman" w:hAnsi="Times New Roman" w:cs="Times New Roman"/>
                 <w:sz w:val="26"/>
@@ -29092,34 +29650,25 @@
         </w:tc>
         <w:tc>
           <w:tcPr>
-            <w:tcW w:w="0" w:type="auto"/>
-            <w:gridSpan w:val="2"/>
+            <w:tcW w:w="2132" w:type="dxa"/>
           </w:tcPr>
           <w:p>
             <w:pPr>
               <w:pStyle w:val="Compact"/>
-              <w:rPr>
-                <w:rFonts w:ascii="Times New Roman" w:hAnsi="Times New Roman" w:cs="Times New Roman"/>
-                <w:sz w:val="26"/>
-                <w:szCs w:val="26"/>
-              </w:rPr>
-            </w:pPr>
-            <w:r>
-              <w:rPr>
-                <w:rFonts w:ascii="Times New Roman" w:hAnsi="Times New Roman" w:cs="Times New Roman"/>
-                <w:sz w:val="26"/>
-                <w:szCs w:val="26"/>
-              </w:rPr>
-              <w:t xml:space="preserve">Mixed evidence across holdout, </w:t>
-            </w:r>
-            <w:r>
-              <w:rPr>
-                <w:rFonts w:ascii="Times New Roman" w:hAnsi="Times New Roman" w:cs="Times New Roman"/>
-                <w:sz w:val="26"/>
-                <w:szCs w:val="26"/>
-              </w:rPr>
-              <w:lastRenderedPageBreak/>
-              <w:t>rolling CV, or residual diagnostics</w:t>
+              <w:jc w:val="both"/>
+              <w:rPr>
+                <w:rFonts w:ascii="Times New Roman" w:hAnsi="Times New Roman" w:cs="Times New Roman"/>
+                <w:sz w:val="26"/>
+                <w:szCs w:val="26"/>
+              </w:rPr>
+            </w:pPr>
+            <w:r>
+              <w:rPr>
+                <w:rFonts w:ascii="Times New Roman" w:hAnsi="Times New Roman" w:cs="Times New Roman"/>
+                <w:sz w:val="26"/>
+                <w:szCs w:val="26"/>
+              </w:rPr>
+              <w:t>Mixed evidence across holdout, rolling CV, or residual diagnostics</w:t>
             </w:r>
           </w:p>
         </w:tc>
@@ -29359,6 +29908,7 @@
       </w:r>
       <w:proofErr w:type="spellStart"/>
       <w:r>
+        <w:lastRenderedPageBreak/>
         <w:t>mức</w:t>
       </w:r>
       <w:proofErr w:type="spellEnd"/>
@@ -29613,7 +30163,47 @@
         <w:t>FALSE</w:t>
       </w:r>
       <w:r>
-        <w:t xml:space="preserve"> nghĩa là model vẫn còn autocorrelation trong residual — </w:t>
+        <w:t xml:space="preserve"> </w:t>
+      </w:r>
+      <w:proofErr w:type="spellStart"/>
+      <w:r>
+        <w:t>nghĩa</w:t>
+      </w:r>
+      <w:proofErr w:type="spellEnd"/>
+      <w:r>
+        <w:t xml:space="preserve"> </w:t>
+      </w:r>
+      <w:proofErr w:type="spellStart"/>
+      <w:r>
+        <w:t>là</w:t>
+      </w:r>
+      <w:proofErr w:type="spellEnd"/>
+      <w:r>
+        <w:t xml:space="preserve"> model </w:t>
+      </w:r>
+      <w:proofErr w:type="spellStart"/>
+      <w:r>
+        <w:t>vẫn</w:t>
+      </w:r>
+      <w:proofErr w:type="spellEnd"/>
+      <w:r>
+        <w:t xml:space="preserve"> </w:t>
+      </w:r>
+      <w:proofErr w:type="spellStart"/>
+      <w:r>
+        <w:t>còn</w:t>
+      </w:r>
+      <w:proofErr w:type="spellEnd"/>
+      <w:r>
+        <w:t xml:space="preserve"> autocorrelation </w:t>
+      </w:r>
+      <w:proofErr w:type="spellStart"/>
+      <w:r>
+        <w:t>trong</w:t>
+      </w:r>
+      <w:proofErr w:type="spellEnd"/>
+      <w:r>
+        <w:t xml:space="preserve"> residual — </w:t>
       </w:r>
       <w:proofErr w:type="spellStart"/>
       <w:r>
@@ -30724,6 +31314,7 @@
         <w:rPr>
           <w:noProof/>
         </w:rPr>
+        <w:lastRenderedPageBreak/>
         <w:drawing>
           <wp:inline distT="0" distB="0" distL="0" distR="0" wp14:anchorId="1C5517CF" wp14:editId="077F24FD">
             <wp:extent cx="5067300" cy="3040380"/>
@@ -33324,8 +33915,8 @@
         <w:pStyle w:val="Heading2"/>
       </w:pPr>
       <w:bookmarkStart w:id="71" w:name="_Toc232939259"/>
-      <w:bookmarkStart w:id="72" w:name="so-sánh-fit-và-diagnostics"/>
-      <w:bookmarkStart w:id="73" w:name="_Toc233139728"/>
+      <w:bookmarkStart w:id="72" w:name="_Toc233139728"/>
+      <w:bookmarkStart w:id="73" w:name="so-sánh-fit-và-diagnostics"/>
       <w:bookmarkEnd w:id="68"/>
       <w:r>
         <w:t xml:space="preserve">So </w:t>
@@ -33347,7 +33938,7 @@
         <w:t xml:space="preserve"> diagnostics</w:t>
       </w:r>
       <w:bookmarkEnd w:id="71"/>
-      <w:bookmarkEnd w:id="73"/>
+      <w:bookmarkEnd w:id="72"/>
     </w:p>
     <w:p>
       <w:pPr>
@@ -33399,7 +33990,7 @@
     <w:tbl>
       <w:tblPr>
         <w:tblStyle w:val="Table"/>
-        <w:tblW w:w="5000" w:type="pct"/>
+        <w:tblW w:w="5362" w:type="pct"/>
         <w:jc w:val="center"/>
         <w:tblBorders>
           <w:top w:val="single" w:sz="4" w:space="0" w:color="auto"/>
@@ -33415,16 +34006,16 @@
       </w:tblPr>
       <w:tblGrid>
         <w:gridCol w:w="698"/>
-        <w:gridCol w:w="331"/>
-        <w:gridCol w:w="331"/>
-        <w:gridCol w:w="705"/>
-        <w:gridCol w:w="540"/>
-        <w:gridCol w:w="990"/>
+        <w:gridCol w:w="557"/>
+        <w:gridCol w:w="630"/>
+        <w:gridCol w:w="630"/>
+        <w:gridCol w:w="720"/>
         <w:gridCol w:w="900"/>
-        <w:gridCol w:w="1170"/>
+        <w:gridCol w:w="900"/>
         <w:gridCol w:w="1080"/>
-        <w:gridCol w:w="1170"/>
-        <w:gridCol w:w="1144"/>
+        <w:gridCol w:w="1080"/>
+        <w:gridCol w:w="1080"/>
+        <w:gridCol w:w="1440"/>
       </w:tblGrid>
       <w:tr>
         <w:trPr>
@@ -33439,6 +34030,7 @@
           <w:p>
             <w:pPr>
               <w:pStyle w:val="Compact"/>
+              <w:jc w:val="both"/>
               <w:rPr>
                 <w:rFonts w:ascii="Times New Roman" w:hAnsi="Times New Roman" w:cs="Times New Roman"/>
                 <w:b/>
@@ -33461,11 +34053,12 @@
         </w:tc>
         <w:tc>
           <w:tcPr>
-            <w:tcW w:w="331" w:type="dxa"/>
+            <w:tcW w:w="557" w:type="dxa"/>
           </w:tcPr>
           <w:p>
             <w:pPr>
               <w:pStyle w:val="Compact"/>
+              <w:jc w:val="both"/>
               <w:rPr>
                 <w:rFonts w:ascii="Times New Roman" w:hAnsi="Times New Roman" w:cs="Times New Roman"/>
                 <w:b/>
@@ -33488,11 +34081,12 @@
         </w:tc>
         <w:tc>
           <w:tcPr>
-            <w:tcW w:w="331" w:type="dxa"/>
+            <w:tcW w:w="630" w:type="dxa"/>
           </w:tcPr>
           <w:p>
             <w:pPr>
               <w:pStyle w:val="Compact"/>
+              <w:jc w:val="both"/>
               <w:rPr>
                 <w:rFonts w:ascii="Times New Roman" w:hAnsi="Times New Roman" w:cs="Times New Roman"/>
                 <w:b/>
@@ -33515,11 +34109,12 @@
         </w:tc>
         <w:tc>
           <w:tcPr>
-            <w:tcW w:w="705" w:type="dxa"/>
+            <w:tcW w:w="630" w:type="dxa"/>
           </w:tcPr>
           <w:p>
             <w:pPr>
               <w:pStyle w:val="Compact"/>
+              <w:jc w:val="both"/>
               <w:rPr>
                 <w:rFonts w:ascii="Times New Roman" w:hAnsi="Times New Roman" w:cs="Times New Roman"/>
                 <w:b/>
@@ -33542,11 +34137,12 @@
         </w:tc>
         <w:tc>
           <w:tcPr>
-            <w:tcW w:w="540" w:type="dxa"/>
+            <w:tcW w:w="720" w:type="dxa"/>
           </w:tcPr>
           <w:p>
             <w:pPr>
               <w:pStyle w:val="Compact"/>
+              <w:jc w:val="both"/>
               <w:rPr>
                 <w:rFonts w:ascii="Times New Roman" w:hAnsi="Times New Roman" w:cs="Times New Roman"/>
                 <w:b/>
@@ -33569,11 +34165,12 @@
         </w:tc>
         <w:tc>
           <w:tcPr>
-            <w:tcW w:w="990" w:type="dxa"/>
+            <w:tcW w:w="900" w:type="dxa"/>
           </w:tcPr>
           <w:p>
             <w:pPr>
               <w:pStyle w:val="Compact"/>
+              <w:jc w:val="both"/>
               <w:rPr>
                 <w:rFonts w:ascii="Times New Roman" w:hAnsi="Times New Roman" w:cs="Times New Roman"/>
                 <w:b/>
@@ -33601,6 +34198,7 @@
           <w:p>
             <w:pPr>
               <w:pStyle w:val="Compact"/>
+              <w:jc w:val="both"/>
               <w:rPr>
                 <w:rFonts w:ascii="Times New Roman" w:hAnsi="Times New Roman" w:cs="Times New Roman"/>
                 <w:b/>
@@ -33623,11 +34221,12 @@
         </w:tc>
         <w:tc>
           <w:tcPr>
-            <w:tcW w:w="1170" w:type="dxa"/>
+            <w:tcW w:w="1080" w:type="dxa"/>
           </w:tcPr>
           <w:p>
             <w:pPr>
               <w:pStyle w:val="Compact"/>
+              <w:jc w:val="both"/>
               <w:rPr>
                 <w:rFonts w:ascii="Times New Roman" w:hAnsi="Times New Roman" w:cs="Times New Roman"/>
                 <w:b/>
@@ -33655,6 +34254,7 @@
           <w:p>
             <w:pPr>
               <w:pStyle w:val="Compact"/>
+              <w:jc w:val="both"/>
               <w:rPr>
                 <w:rFonts w:ascii="Times New Roman" w:hAnsi="Times New Roman" w:cs="Times New Roman"/>
                 <w:b/>
@@ -33677,11 +34277,12 @@
         </w:tc>
         <w:tc>
           <w:tcPr>
-            <w:tcW w:w="1170" w:type="dxa"/>
+            <w:tcW w:w="1080" w:type="dxa"/>
           </w:tcPr>
           <w:p>
             <w:pPr>
               <w:pStyle w:val="Compact"/>
+              <w:jc w:val="both"/>
               <w:rPr>
                 <w:rFonts w:ascii="Times New Roman" w:hAnsi="Times New Roman" w:cs="Times New Roman"/>
                 <w:b/>
@@ -33704,11 +34305,12 @@
         </w:tc>
         <w:tc>
           <w:tcPr>
-            <w:tcW w:w="1144" w:type="dxa"/>
+            <w:tcW w:w="1440" w:type="dxa"/>
           </w:tcPr>
           <w:p>
             <w:pPr>
               <w:pStyle w:val="Compact"/>
+              <w:jc w:val="both"/>
               <w:rPr>
                 <w:rFonts w:ascii="Times New Roman" w:hAnsi="Times New Roman" w:cs="Times New Roman"/>
                 <w:b/>
@@ -33741,6 +34343,7 @@
           <w:p>
             <w:pPr>
               <w:pStyle w:val="Compact"/>
+              <w:jc w:val="both"/>
               <w:rPr>
                 <w:rFonts w:ascii="Times New Roman" w:hAnsi="Times New Roman" w:cs="Times New Roman"/>
                 <w:sz w:val="26"/>
@@ -33759,11 +34362,12 @@
         </w:tc>
         <w:tc>
           <w:tcPr>
-            <w:tcW w:w="331" w:type="dxa"/>
+            <w:tcW w:w="557" w:type="dxa"/>
           </w:tcPr>
           <w:p>
             <w:pPr>
               <w:pStyle w:val="Compact"/>
+              <w:jc w:val="both"/>
               <w:rPr>
                 <w:rFonts w:ascii="Times New Roman" w:hAnsi="Times New Roman" w:cs="Times New Roman"/>
                 <w:sz w:val="26"/>
@@ -33782,11 +34386,12 @@
         </w:tc>
         <w:tc>
           <w:tcPr>
-            <w:tcW w:w="331" w:type="dxa"/>
+            <w:tcW w:w="630" w:type="dxa"/>
           </w:tcPr>
           <w:p>
             <w:pPr>
               <w:pStyle w:val="Compact"/>
+              <w:jc w:val="both"/>
               <w:rPr>
                 <w:rFonts w:ascii="Times New Roman" w:hAnsi="Times New Roman" w:cs="Times New Roman"/>
                 <w:sz w:val="26"/>
@@ -33805,11 +34410,12 @@
         </w:tc>
         <w:tc>
           <w:tcPr>
-            <w:tcW w:w="705" w:type="dxa"/>
+            <w:tcW w:w="630" w:type="dxa"/>
           </w:tcPr>
           <w:p>
             <w:pPr>
               <w:pStyle w:val="Compact"/>
+              <w:jc w:val="both"/>
               <w:rPr>
                 <w:rFonts w:ascii="Times New Roman" w:hAnsi="Times New Roman" w:cs="Times New Roman"/>
                 <w:sz w:val="26"/>
@@ -33828,11 +34434,12 @@
         </w:tc>
         <w:tc>
           <w:tcPr>
-            <w:tcW w:w="540" w:type="dxa"/>
+            <w:tcW w:w="720" w:type="dxa"/>
           </w:tcPr>
           <w:p>
             <w:pPr>
               <w:pStyle w:val="Compact"/>
+              <w:jc w:val="both"/>
               <w:rPr>
                 <w:rFonts w:ascii="Times New Roman" w:hAnsi="Times New Roman" w:cs="Times New Roman"/>
                 <w:sz w:val="26"/>
@@ -33851,11 +34458,12 @@
         </w:tc>
         <w:tc>
           <w:tcPr>
-            <w:tcW w:w="990" w:type="dxa"/>
+            <w:tcW w:w="900" w:type="dxa"/>
           </w:tcPr>
           <w:p>
             <w:pPr>
               <w:pStyle w:val="Compact"/>
+              <w:jc w:val="both"/>
               <w:rPr>
                 <w:rFonts w:ascii="Times New Roman" w:hAnsi="Times New Roman" w:cs="Times New Roman"/>
                 <w:sz w:val="26"/>
@@ -33879,6 +34487,7 @@
           <w:p>
             <w:pPr>
               <w:pStyle w:val="Compact"/>
+              <w:jc w:val="both"/>
               <w:rPr>
                 <w:rFonts w:ascii="Times New Roman" w:hAnsi="Times New Roman" w:cs="Times New Roman"/>
                 <w:sz w:val="26"/>
@@ -33897,11 +34506,12 @@
         </w:tc>
         <w:tc>
           <w:tcPr>
-            <w:tcW w:w="1170" w:type="dxa"/>
+            <w:tcW w:w="1080" w:type="dxa"/>
           </w:tcPr>
           <w:p>
             <w:pPr>
               <w:pStyle w:val="Compact"/>
+              <w:jc w:val="both"/>
               <w:rPr>
                 <w:rFonts w:ascii="Times New Roman" w:hAnsi="Times New Roman" w:cs="Times New Roman"/>
                 <w:sz w:val="26"/>
@@ -33925,6 +34535,7 @@
           <w:p>
             <w:pPr>
               <w:pStyle w:val="Compact"/>
+              <w:jc w:val="both"/>
               <w:rPr>
                 <w:rFonts w:ascii="Times New Roman" w:hAnsi="Times New Roman" w:cs="Times New Roman"/>
                 <w:sz w:val="26"/>
@@ -33943,11 +34554,12 @@
         </w:tc>
         <w:tc>
           <w:tcPr>
-            <w:tcW w:w="1170" w:type="dxa"/>
+            <w:tcW w:w="1080" w:type="dxa"/>
           </w:tcPr>
           <w:p>
             <w:pPr>
               <w:pStyle w:val="Compact"/>
+              <w:jc w:val="both"/>
               <w:rPr>
                 <w:rFonts w:ascii="Times New Roman" w:hAnsi="Times New Roman" w:cs="Times New Roman"/>
                 <w:sz w:val="26"/>
@@ -33966,11 +34578,12 @@
         </w:tc>
         <w:tc>
           <w:tcPr>
-            <w:tcW w:w="1144" w:type="dxa"/>
+            <w:tcW w:w="1440" w:type="dxa"/>
           </w:tcPr>
           <w:p>
             <w:pPr>
               <w:pStyle w:val="Compact"/>
+              <w:jc w:val="both"/>
               <w:rPr>
                 <w:rFonts w:ascii="Times New Roman" w:hAnsi="Times New Roman" w:cs="Times New Roman"/>
                 <w:sz w:val="26"/>
@@ -33999,6 +34612,7 @@
           <w:p>
             <w:pPr>
               <w:pStyle w:val="Compact"/>
+              <w:jc w:val="both"/>
               <w:rPr>
                 <w:rFonts w:ascii="Times New Roman" w:hAnsi="Times New Roman" w:cs="Times New Roman"/>
                 <w:sz w:val="26"/>
@@ -34017,11 +34631,12 @@
         </w:tc>
         <w:tc>
           <w:tcPr>
-            <w:tcW w:w="331" w:type="dxa"/>
+            <w:tcW w:w="557" w:type="dxa"/>
           </w:tcPr>
           <w:p>
             <w:pPr>
               <w:pStyle w:val="Compact"/>
+              <w:jc w:val="both"/>
               <w:rPr>
                 <w:rFonts w:ascii="Times New Roman" w:hAnsi="Times New Roman" w:cs="Times New Roman"/>
                 <w:sz w:val="26"/>
@@ -34040,11 +34655,12 @@
         </w:tc>
         <w:tc>
           <w:tcPr>
-            <w:tcW w:w="331" w:type="dxa"/>
+            <w:tcW w:w="630" w:type="dxa"/>
           </w:tcPr>
           <w:p>
             <w:pPr>
               <w:pStyle w:val="Compact"/>
+              <w:jc w:val="both"/>
               <w:rPr>
                 <w:rFonts w:ascii="Times New Roman" w:hAnsi="Times New Roman" w:cs="Times New Roman"/>
                 <w:sz w:val="26"/>
@@ -34063,11 +34679,12 @@
         </w:tc>
         <w:tc>
           <w:tcPr>
-            <w:tcW w:w="705" w:type="dxa"/>
+            <w:tcW w:w="630" w:type="dxa"/>
           </w:tcPr>
           <w:p>
             <w:pPr>
               <w:pStyle w:val="Compact"/>
+              <w:jc w:val="both"/>
               <w:rPr>
                 <w:rFonts w:ascii="Times New Roman" w:hAnsi="Times New Roman" w:cs="Times New Roman"/>
                 <w:sz w:val="26"/>
@@ -34086,11 +34703,12 @@
         </w:tc>
         <w:tc>
           <w:tcPr>
-            <w:tcW w:w="540" w:type="dxa"/>
+            <w:tcW w:w="720" w:type="dxa"/>
           </w:tcPr>
           <w:p>
             <w:pPr>
               <w:pStyle w:val="Compact"/>
+              <w:jc w:val="both"/>
               <w:rPr>
                 <w:rFonts w:ascii="Times New Roman" w:hAnsi="Times New Roman" w:cs="Times New Roman"/>
                 <w:sz w:val="26"/>
@@ -34109,11 +34727,12 @@
         </w:tc>
         <w:tc>
           <w:tcPr>
-            <w:tcW w:w="990" w:type="dxa"/>
+            <w:tcW w:w="900" w:type="dxa"/>
           </w:tcPr>
           <w:p>
             <w:pPr>
               <w:pStyle w:val="Compact"/>
+              <w:jc w:val="both"/>
               <w:rPr>
                 <w:rFonts w:ascii="Times New Roman" w:hAnsi="Times New Roman" w:cs="Times New Roman"/>
                 <w:sz w:val="26"/>
@@ -34137,6 +34756,7 @@
           <w:p>
             <w:pPr>
               <w:pStyle w:val="Compact"/>
+              <w:jc w:val="both"/>
               <w:rPr>
                 <w:rFonts w:ascii="Times New Roman" w:hAnsi="Times New Roman" w:cs="Times New Roman"/>
                 <w:sz w:val="26"/>
@@ -34155,11 +34775,12 @@
         </w:tc>
         <w:tc>
           <w:tcPr>
-            <w:tcW w:w="1170" w:type="dxa"/>
+            <w:tcW w:w="1080" w:type="dxa"/>
           </w:tcPr>
           <w:p>
             <w:pPr>
               <w:pStyle w:val="Compact"/>
+              <w:jc w:val="both"/>
               <w:rPr>
                 <w:rFonts w:ascii="Times New Roman" w:hAnsi="Times New Roman" w:cs="Times New Roman"/>
                 <w:sz w:val="26"/>
@@ -34183,6 +34804,7 @@
           <w:p>
             <w:pPr>
               <w:pStyle w:val="Compact"/>
+              <w:jc w:val="both"/>
               <w:rPr>
                 <w:rFonts w:ascii="Times New Roman" w:hAnsi="Times New Roman" w:cs="Times New Roman"/>
                 <w:sz w:val="26"/>
@@ -34201,11 +34823,12 @@
         </w:tc>
         <w:tc>
           <w:tcPr>
-            <w:tcW w:w="1170" w:type="dxa"/>
+            <w:tcW w:w="1080" w:type="dxa"/>
           </w:tcPr>
           <w:p>
             <w:pPr>
               <w:pStyle w:val="Compact"/>
+              <w:jc w:val="both"/>
               <w:rPr>
                 <w:rFonts w:ascii="Times New Roman" w:hAnsi="Times New Roman" w:cs="Times New Roman"/>
                 <w:sz w:val="26"/>
@@ -34224,33 +34847,25 @@
         </w:tc>
         <w:tc>
           <w:tcPr>
-            <w:tcW w:w="1144" w:type="dxa"/>
+            <w:tcW w:w="1440" w:type="dxa"/>
           </w:tcPr>
           <w:p>
             <w:pPr>
               <w:pStyle w:val="Compact"/>
-              <w:rPr>
-                <w:rFonts w:ascii="Times New Roman" w:hAnsi="Times New Roman" w:cs="Times New Roman"/>
-                <w:sz w:val="26"/>
-                <w:szCs w:val="26"/>
-              </w:rPr>
-            </w:pPr>
-            <w:r>
-              <w:rPr>
-                <w:rFonts w:ascii="Times New Roman" w:hAnsi="Times New Roman" w:cs="Times New Roman"/>
-                <w:sz w:val="26"/>
-                <w:szCs w:val="26"/>
-              </w:rPr>
-              <w:t xml:space="preserve">Core diagnostics and joint stability pass; distribution GOF remains a </w:t>
-            </w:r>
-            <w:r>
-              <w:rPr>
-                <w:rFonts w:ascii="Times New Roman" w:hAnsi="Times New Roman" w:cs="Times New Roman"/>
-                <w:sz w:val="26"/>
-                <w:szCs w:val="26"/>
-              </w:rPr>
-              <w:lastRenderedPageBreak/>
-              <w:t>limitation</w:t>
+              <w:jc w:val="both"/>
+              <w:rPr>
+                <w:rFonts w:ascii="Times New Roman" w:hAnsi="Times New Roman" w:cs="Times New Roman"/>
+                <w:sz w:val="26"/>
+                <w:szCs w:val="26"/>
+              </w:rPr>
+            </w:pPr>
+            <w:r>
+              <w:rPr>
+                <w:rFonts w:ascii="Times New Roman" w:hAnsi="Times New Roman" w:cs="Times New Roman"/>
+                <w:sz w:val="26"/>
+                <w:szCs w:val="26"/>
+              </w:rPr>
+              <w:t>Core diagnostics and joint stability pass; distribution GOF remains a limitation</w:t>
             </w:r>
           </w:p>
         </w:tc>
@@ -34266,30 +34881,31 @@
           <w:p>
             <w:pPr>
               <w:pStyle w:val="Compact"/>
-              <w:rPr>
-                <w:rFonts w:ascii="Times New Roman" w:hAnsi="Times New Roman" w:cs="Times New Roman"/>
-                <w:sz w:val="26"/>
-                <w:szCs w:val="26"/>
-              </w:rPr>
-            </w:pPr>
-            <w:r>
-              <w:rPr>
-                <w:rFonts w:ascii="Times New Roman" w:hAnsi="Times New Roman" w:cs="Times New Roman"/>
-                <w:sz w:val="26"/>
-                <w:szCs w:val="26"/>
-              </w:rPr>
-              <w:lastRenderedPageBreak/>
+              <w:jc w:val="both"/>
+              <w:rPr>
+                <w:rFonts w:ascii="Times New Roman" w:hAnsi="Times New Roman" w:cs="Times New Roman"/>
+                <w:sz w:val="26"/>
+                <w:szCs w:val="26"/>
+              </w:rPr>
+            </w:pPr>
+            <w:r>
+              <w:rPr>
+                <w:rFonts w:ascii="Times New Roman" w:hAnsi="Times New Roman" w:cs="Times New Roman"/>
+                <w:sz w:val="26"/>
+                <w:szCs w:val="26"/>
+              </w:rPr>
               <w:t>sGARCH-Student-t</w:t>
             </w:r>
           </w:p>
         </w:tc>
         <w:tc>
           <w:tcPr>
-            <w:tcW w:w="331" w:type="dxa"/>
+            <w:tcW w:w="557" w:type="dxa"/>
           </w:tcPr>
           <w:p>
             <w:pPr>
               <w:pStyle w:val="Compact"/>
+              <w:jc w:val="both"/>
               <w:rPr>
                 <w:rFonts w:ascii="Times New Roman" w:hAnsi="Times New Roman" w:cs="Times New Roman"/>
                 <w:sz w:val="26"/>
@@ -34308,11 +34924,12 @@
         </w:tc>
         <w:tc>
           <w:tcPr>
-            <w:tcW w:w="331" w:type="dxa"/>
+            <w:tcW w:w="630" w:type="dxa"/>
           </w:tcPr>
           <w:p>
             <w:pPr>
               <w:pStyle w:val="Compact"/>
+              <w:jc w:val="both"/>
               <w:rPr>
                 <w:rFonts w:ascii="Times New Roman" w:hAnsi="Times New Roman" w:cs="Times New Roman"/>
                 <w:sz w:val="26"/>
@@ -34331,11 +34948,12 @@
         </w:tc>
         <w:tc>
           <w:tcPr>
-            <w:tcW w:w="705" w:type="dxa"/>
+            <w:tcW w:w="630" w:type="dxa"/>
           </w:tcPr>
           <w:p>
             <w:pPr>
               <w:pStyle w:val="Compact"/>
+              <w:jc w:val="both"/>
               <w:rPr>
                 <w:rFonts w:ascii="Times New Roman" w:hAnsi="Times New Roman" w:cs="Times New Roman"/>
                 <w:sz w:val="26"/>
@@ -34354,11 +34972,12 @@
         </w:tc>
         <w:tc>
           <w:tcPr>
-            <w:tcW w:w="540" w:type="dxa"/>
+            <w:tcW w:w="720" w:type="dxa"/>
           </w:tcPr>
           <w:p>
             <w:pPr>
               <w:pStyle w:val="Compact"/>
+              <w:jc w:val="both"/>
               <w:rPr>
                 <w:rFonts w:ascii="Times New Roman" w:hAnsi="Times New Roman" w:cs="Times New Roman"/>
                 <w:sz w:val="26"/>
@@ -34377,11 +34996,12 @@
         </w:tc>
         <w:tc>
           <w:tcPr>
-            <w:tcW w:w="990" w:type="dxa"/>
+            <w:tcW w:w="900" w:type="dxa"/>
           </w:tcPr>
           <w:p>
             <w:pPr>
               <w:pStyle w:val="Compact"/>
+              <w:jc w:val="both"/>
               <w:rPr>
                 <w:rFonts w:ascii="Times New Roman" w:hAnsi="Times New Roman" w:cs="Times New Roman"/>
                 <w:sz w:val="26"/>
@@ -34405,6 +35025,7 @@
           <w:p>
             <w:pPr>
               <w:pStyle w:val="Compact"/>
+              <w:jc w:val="both"/>
               <w:rPr>
                 <w:rFonts w:ascii="Times New Roman" w:hAnsi="Times New Roman" w:cs="Times New Roman"/>
                 <w:sz w:val="26"/>
@@ -34423,11 +35044,12 @@
         </w:tc>
         <w:tc>
           <w:tcPr>
-            <w:tcW w:w="1170" w:type="dxa"/>
+            <w:tcW w:w="1080" w:type="dxa"/>
           </w:tcPr>
           <w:p>
             <w:pPr>
               <w:pStyle w:val="Compact"/>
+              <w:jc w:val="both"/>
               <w:rPr>
                 <w:rFonts w:ascii="Times New Roman" w:hAnsi="Times New Roman" w:cs="Times New Roman"/>
                 <w:sz w:val="26"/>
@@ -34451,6 +35073,7 @@
           <w:p>
             <w:pPr>
               <w:pStyle w:val="Compact"/>
+              <w:jc w:val="both"/>
               <w:rPr>
                 <w:rFonts w:ascii="Times New Roman" w:hAnsi="Times New Roman" w:cs="Times New Roman"/>
                 <w:sz w:val="26"/>
@@ -34469,11 +35092,12 @@
         </w:tc>
         <w:tc>
           <w:tcPr>
-            <w:tcW w:w="1170" w:type="dxa"/>
+            <w:tcW w:w="1080" w:type="dxa"/>
           </w:tcPr>
           <w:p>
             <w:pPr>
               <w:pStyle w:val="Compact"/>
+              <w:jc w:val="both"/>
               <w:rPr>
                 <w:rFonts w:ascii="Times New Roman" w:hAnsi="Times New Roman" w:cs="Times New Roman"/>
                 <w:sz w:val="26"/>
@@ -34492,11 +35116,12 @@
         </w:tc>
         <w:tc>
           <w:tcPr>
-            <w:tcW w:w="1144" w:type="dxa"/>
+            <w:tcW w:w="1440" w:type="dxa"/>
           </w:tcPr>
           <w:p>
             <w:pPr>
               <w:pStyle w:val="Compact"/>
+              <w:jc w:val="both"/>
               <w:rPr>
                 <w:rFonts w:ascii="Times New Roman" w:hAnsi="Times New Roman" w:cs="Times New Roman"/>
                 <w:sz w:val="26"/>
@@ -34525,29 +35150,32 @@
           <w:p>
             <w:pPr>
               <w:pStyle w:val="Compact"/>
-              <w:rPr>
-                <w:rFonts w:ascii="Times New Roman" w:hAnsi="Times New Roman" w:cs="Times New Roman"/>
-                <w:sz w:val="26"/>
-                <w:szCs w:val="26"/>
-              </w:rPr>
-            </w:pPr>
-            <w:r>
-              <w:rPr>
-                <w:rFonts w:ascii="Times New Roman" w:hAnsi="Times New Roman" w:cs="Times New Roman"/>
-                <w:sz w:val="26"/>
-                <w:szCs w:val="26"/>
-              </w:rPr>
+              <w:jc w:val="both"/>
+              <w:rPr>
+                <w:rFonts w:ascii="Times New Roman" w:hAnsi="Times New Roman" w:cs="Times New Roman"/>
+                <w:sz w:val="26"/>
+                <w:szCs w:val="26"/>
+              </w:rPr>
+            </w:pPr>
+            <w:r>
+              <w:rPr>
+                <w:rFonts w:ascii="Times New Roman" w:hAnsi="Times New Roman" w:cs="Times New Roman"/>
+                <w:sz w:val="26"/>
+                <w:szCs w:val="26"/>
+              </w:rPr>
+              <w:lastRenderedPageBreak/>
               <w:t>sGARCH-Normal</w:t>
             </w:r>
           </w:p>
         </w:tc>
         <w:tc>
           <w:tcPr>
-            <w:tcW w:w="331" w:type="dxa"/>
+            <w:tcW w:w="557" w:type="dxa"/>
           </w:tcPr>
           <w:p>
             <w:pPr>
               <w:pStyle w:val="Compact"/>
+              <w:jc w:val="both"/>
               <w:rPr>
                 <w:rFonts w:ascii="Times New Roman" w:hAnsi="Times New Roman" w:cs="Times New Roman"/>
                 <w:sz w:val="26"/>
@@ -34566,11 +35194,12 @@
         </w:tc>
         <w:tc>
           <w:tcPr>
-            <w:tcW w:w="331" w:type="dxa"/>
+            <w:tcW w:w="630" w:type="dxa"/>
           </w:tcPr>
           <w:p>
             <w:pPr>
               <w:pStyle w:val="Compact"/>
+              <w:jc w:val="both"/>
               <w:rPr>
                 <w:rFonts w:ascii="Times New Roman" w:hAnsi="Times New Roman" w:cs="Times New Roman"/>
                 <w:sz w:val="26"/>
@@ -34589,11 +35218,12 @@
         </w:tc>
         <w:tc>
           <w:tcPr>
-            <w:tcW w:w="705" w:type="dxa"/>
+            <w:tcW w:w="630" w:type="dxa"/>
           </w:tcPr>
           <w:p>
             <w:pPr>
               <w:pStyle w:val="Compact"/>
+              <w:jc w:val="both"/>
               <w:rPr>
                 <w:rFonts w:ascii="Times New Roman" w:hAnsi="Times New Roman" w:cs="Times New Roman"/>
                 <w:sz w:val="26"/>
@@ -34612,11 +35242,12 @@
         </w:tc>
         <w:tc>
           <w:tcPr>
-            <w:tcW w:w="540" w:type="dxa"/>
+            <w:tcW w:w="720" w:type="dxa"/>
           </w:tcPr>
           <w:p>
             <w:pPr>
               <w:pStyle w:val="Compact"/>
+              <w:jc w:val="both"/>
               <w:rPr>
                 <w:rFonts w:ascii="Times New Roman" w:hAnsi="Times New Roman" w:cs="Times New Roman"/>
                 <w:sz w:val="26"/>
@@ -34635,11 +35266,12 @@
         </w:tc>
         <w:tc>
           <w:tcPr>
-            <w:tcW w:w="990" w:type="dxa"/>
+            <w:tcW w:w="900" w:type="dxa"/>
           </w:tcPr>
           <w:p>
             <w:pPr>
               <w:pStyle w:val="Compact"/>
+              <w:jc w:val="both"/>
               <w:rPr>
                 <w:rFonts w:ascii="Times New Roman" w:hAnsi="Times New Roman" w:cs="Times New Roman"/>
                 <w:sz w:val="26"/>
@@ -34663,6 +35295,7 @@
           <w:p>
             <w:pPr>
               <w:pStyle w:val="Compact"/>
+              <w:jc w:val="both"/>
               <w:rPr>
                 <w:rFonts w:ascii="Times New Roman" w:hAnsi="Times New Roman" w:cs="Times New Roman"/>
                 <w:sz w:val="26"/>
@@ -34681,11 +35314,12 @@
         </w:tc>
         <w:tc>
           <w:tcPr>
-            <w:tcW w:w="1170" w:type="dxa"/>
+            <w:tcW w:w="1080" w:type="dxa"/>
           </w:tcPr>
           <w:p>
             <w:pPr>
               <w:pStyle w:val="Compact"/>
+              <w:jc w:val="both"/>
               <w:rPr>
                 <w:rFonts w:ascii="Times New Roman" w:hAnsi="Times New Roman" w:cs="Times New Roman"/>
                 <w:sz w:val="26"/>
@@ -34709,6 +35343,7 @@
           <w:p>
             <w:pPr>
               <w:pStyle w:val="Compact"/>
+              <w:jc w:val="both"/>
               <w:rPr>
                 <w:rFonts w:ascii="Times New Roman" w:hAnsi="Times New Roman" w:cs="Times New Roman"/>
                 <w:sz w:val="26"/>
@@ -34727,11 +35362,12 @@
         </w:tc>
         <w:tc>
           <w:tcPr>
-            <w:tcW w:w="1170" w:type="dxa"/>
+            <w:tcW w:w="1080" w:type="dxa"/>
           </w:tcPr>
           <w:p>
             <w:pPr>
               <w:pStyle w:val="Compact"/>
+              <w:jc w:val="both"/>
               <w:rPr>
                 <w:rFonts w:ascii="Times New Roman" w:hAnsi="Times New Roman" w:cs="Times New Roman"/>
                 <w:sz w:val="26"/>
@@ -34750,11 +35386,12 @@
         </w:tc>
         <w:tc>
           <w:tcPr>
-            <w:tcW w:w="1144" w:type="dxa"/>
+            <w:tcW w:w="1440" w:type="dxa"/>
           </w:tcPr>
           <w:p>
             <w:pPr>
               <w:pStyle w:val="Compact"/>
+              <w:jc w:val="both"/>
               <w:rPr>
                 <w:rFonts w:ascii="Times New Roman" w:hAnsi="Times New Roman" w:cs="Times New Roman"/>
                 <w:sz w:val="26"/>
@@ -35566,6 +36203,7 @@
                 <w:sz w:val="26"/>
                 <w:szCs w:val="26"/>
               </w:rPr>
+              <w:lastRenderedPageBreak/>
               <w:t>sGARCH-Student-t</w:t>
             </w:r>
           </w:p>
@@ -36073,11 +36711,7 @@
         <w:t>nyblom_joint</w:t>
       </w:r>
       <w:r>
-        <w:t xml:space="preserve">): Kiểm tra xem các tham số của model có ổn định trong suốt sample hay thay đổi theo thời gian. Giá trị joint statistic nhỏ hơn </w:t>
-      </w:r>
-      <w:r>
-        <w:lastRenderedPageBreak/>
-        <w:t>ngưỡng 5% (</w:t>
+        <w:t>): Kiểm tra xem các tham số của model có ổn định trong suốt sample hay thay đổi theo thời gian. Giá trị joint statistic nhỏ hơn ngưỡng 5% (</w:t>
       </w:r>
       <w:r>
         <w:t>nyblom_5pct_critical</w:t>
@@ -36114,7 +36748,11 @@
         <w:ind w:firstLine="720"/>
       </w:pPr>
       <w:r>
-        <w:t xml:space="preserve">Kết quả: Ljung-Box (cả residual và squared), ARCH-LM và sign-bias đều chưa bác bỏ H0 ở mức 5% cho cả bốn model — các model đã nắm bắt được cấu trúc mean và variance chính. Tuy nhiên, </w:t>
+        <w:t xml:space="preserve">Kết quả: Ljung-Box (cả residual và squared), ARCH-LM và sign-bias đều chưa bác bỏ H0 ở mức 5% cho cả bốn model — các model đã nắm bắt được cấu trúc mean </w:t>
+      </w:r>
+      <w:r>
+        <w:lastRenderedPageBreak/>
+        <w:t xml:space="preserve">và variance chính. Tuy nhiên, </w:t>
       </w:r>
       <w:r>
         <w:t>Nyblom chỉ chấp nhận joint stability cho eGARCH</w:t>
@@ -36138,7 +36776,23 @@
         <w:t>Adjusted Pearson GOF bác bỏ distribution fit</w:t>
       </w:r>
       <w:r>
-        <w:t xml:space="preserve"> ở cả bốn specification — </w:t>
+        <w:t xml:space="preserve"> ở </w:t>
+      </w:r>
+      <w:proofErr w:type="spellStart"/>
+      <w:r>
+        <w:t>cả</w:t>
+      </w:r>
+      <w:proofErr w:type="spellEnd"/>
+      <w:r>
+        <w:t xml:space="preserve"> </w:t>
+      </w:r>
+      <w:proofErr w:type="spellStart"/>
+      <w:r>
+        <w:t>bốn</w:t>
+      </w:r>
+      <w:proofErr w:type="spellEnd"/>
+      <w:r>
+        <w:t xml:space="preserve"> specification — </w:t>
       </w:r>
       <w:proofErr w:type="spellStart"/>
       <w:r>
@@ -36189,9 +36843,9 @@
         </w:rPr>
       </w:pPr>
       <w:bookmarkStart w:id="76" w:name="_Toc232939260"/>
-      <w:bookmarkStart w:id="77" w:name="tham-số-candidate"/>
-      <w:bookmarkStart w:id="78" w:name="_Toc233139729"/>
-      <w:bookmarkEnd w:id="72"/>
+      <w:bookmarkStart w:id="77" w:name="_Toc233139729"/>
+      <w:bookmarkStart w:id="78" w:name="tham-số-candidate"/>
+      <w:bookmarkEnd w:id="73"/>
       <w:r>
         <w:t xml:space="preserve">Tham </w:t>
       </w:r>
@@ -36204,7 +36858,7 @@
         <w:t xml:space="preserve"> candidate</w:t>
       </w:r>
       <w:bookmarkEnd w:id="76"/>
-      <w:bookmarkEnd w:id="78"/>
+      <w:bookmarkEnd w:id="77"/>
     </w:p>
     <w:p>
       <w:pPr>
@@ -37498,9 +38152,9 @@
         <w:pStyle w:val="Heading2"/>
       </w:pPr>
       <w:bookmarkStart w:id="80" w:name="_Toc232939261"/>
-      <w:bookmarkStart w:id="81" w:name="volatility-và-asymmetry-theo-thời-gian"/>
-      <w:bookmarkStart w:id="82" w:name="_Toc233139730"/>
-      <w:bookmarkEnd w:id="77"/>
+      <w:bookmarkStart w:id="81" w:name="_Toc233139730"/>
+      <w:bookmarkStart w:id="82" w:name="volatility-và-asymmetry-theo-thời-gian"/>
+      <w:bookmarkEnd w:id="78"/>
       <w:r>
         <w:lastRenderedPageBreak/>
         <w:t xml:space="preserve">Volatility </w:t>
@@ -37534,7 +38188,7 @@
         <w:t>gian</w:t>
       </w:r>
       <w:bookmarkEnd w:id="80"/>
-      <w:bookmarkEnd w:id="82"/>
+      <w:bookmarkEnd w:id="81"/>
       <w:proofErr w:type="spellEnd"/>
     </w:p>
     <w:p>
@@ -38051,9 +38705,9 @@
         <w:pStyle w:val="Heading2"/>
       </w:pPr>
       <w:bookmarkStart w:id="89" w:name="_Toc232939262"/>
-      <w:bookmarkStart w:id="90" w:name="kết-luận-phần-volatility"/>
-      <w:bookmarkStart w:id="91" w:name="_Toc233139731"/>
-      <w:bookmarkEnd w:id="81"/>
+      <w:bookmarkStart w:id="90" w:name="_Toc233139731"/>
+      <w:bookmarkStart w:id="91" w:name="kết-luận-phần-volatility"/>
+      <w:bookmarkEnd w:id="82"/>
       <w:proofErr w:type="spellStart"/>
       <w:r>
         <w:lastRenderedPageBreak/>
@@ -38080,7 +38734,7 @@
         <w:t xml:space="preserve"> volatility</w:t>
       </w:r>
       <w:bookmarkEnd w:id="89"/>
-      <w:bookmarkEnd w:id="91"/>
+      <w:bookmarkEnd w:id="90"/>
     </w:p>
     <w:p>
       <w:pPr>
@@ -38504,7 +39158,7 @@
         <w:t>.</w:t>
       </w:r>
     </w:p>
-    <w:bookmarkEnd w:id="90"/>
+    <w:bookmarkEnd w:id="91"/>
     <w:p>
       <w:pPr>
         <w:jc w:val="left"/>
@@ -41435,8 +42089,8 @@
       </w:tblPr>
       <w:tblGrid>
         <w:gridCol w:w="1701"/>
-        <w:gridCol w:w="2252"/>
-        <w:gridCol w:w="1702"/>
+        <w:gridCol w:w="994"/>
+        <w:gridCol w:w="2960"/>
         <w:gridCol w:w="1702"/>
         <w:gridCol w:w="1702"/>
       </w:tblGrid>
@@ -41476,7 +42130,7 @@
         </w:tc>
         <w:tc>
           <w:tcPr>
-            <w:tcW w:w="2252" w:type="dxa"/>
+            <w:tcW w:w="994" w:type="dxa"/>
           </w:tcPr>
           <w:p>
             <w:pPr>
@@ -41504,7 +42158,7 @@
         </w:tc>
         <w:tc>
           <w:tcPr>
-            <w:tcW w:w="1702" w:type="dxa"/>
+            <w:tcW w:w="2960" w:type="dxa"/>
           </w:tcPr>
           <w:p>
             <w:pPr>
@@ -41640,7 +42294,7 @@
         </w:tc>
         <w:tc>
           <w:tcPr>
-            <w:tcW w:w="2252" w:type="dxa"/>
+            <w:tcW w:w="994" w:type="dxa"/>
           </w:tcPr>
           <w:p>
             <w:pPr>
@@ -41664,7 +42318,7 @@
         </w:tc>
         <w:tc>
           <w:tcPr>
-            <w:tcW w:w="1702" w:type="dxa"/>
+            <w:tcW w:w="2960" w:type="dxa"/>
           </w:tcPr>
           <w:p>
             <w:pPr>
@@ -41824,7 +42478,7 @@
         </w:tc>
         <w:tc>
           <w:tcPr>
-            <w:tcW w:w="2252" w:type="dxa"/>
+            <w:tcW w:w="994" w:type="dxa"/>
           </w:tcPr>
           <w:p>
             <w:pPr>
@@ -41848,7 +42502,7 @@
         </w:tc>
         <w:tc>
           <w:tcPr>
-            <w:tcW w:w="1702" w:type="dxa"/>
+            <w:tcW w:w="2960" w:type="dxa"/>
           </w:tcPr>
           <w:p>
             <w:pPr>
@@ -41983,7 +42637,7 @@
         </w:tc>
         <w:tc>
           <w:tcPr>
-            <w:tcW w:w="2252" w:type="dxa"/>
+            <w:tcW w:w="994" w:type="dxa"/>
           </w:tcPr>
           <w:p>
             <w:pPr>
@@ -42007,7 +42661,7 @@
         </w:tc>
         <w:tc>
           <w:tcPr>
-            <w:tcW w:w="1702" w:type="dxa"/>
+            <w:tcW w:w="2960" w:type="dxa"/>
           </w:tcPr>
           <w:p>
             <w:pPr>
@@ -42472,10 +43126,10 @@
         <w:tblLook w:val="0020" w:firstRow="1" w:lastRow="0" w:firstColumn="0" w:lastColumn="0" w:noHBand="0" w:noVBand="0"/>
       </w:tblPr>
       <w:tblGrid>
-        <w:gridCol w:w="2264"/>
-        <w:gridCol w:w="2265"/>
-        <w:gridCol w:w="2265"/>
-        <w:gridCol w:w="2265"/>
+        <w:gridCol w:w="1795"/>
+        <w:gridCol w:w="2734"/>
+        <w:gridCol w:w="2936"/>
+        <w:gridCol w:w="1594"/>
       </w:tblGrid>
       <w:tr>
         <w:trPr>
@@ -42485,7 +43139,7 @@
         </w:trPr>
         <w:tc>
           <w:tcPr>
-            <w:tcW w:w="1980" w:type="dxa"/>
+            <w:tcW w:w="1795" w:type="dxa"/>
             <w:tcBorders>
               <w:bottom w:val="none" w:sz="0" w:space="0" w:color="auto"/>
             </w:tcBorders>
@@ -42516,7 +43170,7 @@
         </w:tc>
         <w:tc>
           <w:tcPr>
-            <w:tcW w:w="1980" w:type="dxa"/>
+            <w:tcW w:w="2734" w:type="dxa"/>
             <w:tcBorders>
               <w:bottom w:val="none" w:sz="0" w:space="0" w:color="auto"/>
             </w:tcBorders>
@@ -42547,7 +43201,7 @@
         </w:tc>
         <w:tc>
           <w:tcPr>
-            <w:tcW w:w="1980" w:type="dxa"/>
+            <w:tcW w:w="2936" w:type="dxa"/>
             <w:tcBorders>
               <w:bottom w:val="none" w:sz="0" w:space="0" w:color="auto"/>
             </w:tcBorders>
@@ -42562,6 +43216,7 @@
                 <w:bCs/>
                 <w:sz w:val="26"/>
                 <w:szCs w:val="26"/>
+                <w:lang w:val="vi-VN"/>
               </w:rPr>
             </w:pPr>
             <w:r>
@@ -42572,13 +43227,13 @@
                 <w:sz w:val="26"/>
                 <w:szCs w:val="26"/>
               </w:rPr>
-              <w:t>Hạn chế cần hiểu khi bảo vệ</w:t>
-            </w:r>
-          </w:p>
-        </w:tc>
-        <w:tc>
-          <w:tcPr>
-            <w:tcW w:w="1980" w:type="dxa"/>
+              <w:t>Hạn chế</w:t>
+            </w:r>
+          </w:p>
+        </w:tc>
+        <w:tc>
+          <w:tcPr>
+            <w:tcW w:w="1594" w:type="dxa"/>
             <w:tcBorders>
               <w:bottom w:val="none" w:sz="0" w:space="0" w:color="auto"/>
             </w:tcBorders>
@@ -42614,7 +43269,7 @@
         </w:trPr>
         <w:tc>
           <w:tcPr>
-            <w:tcW w:w="1980" w:type="dxa"/>
+            <w:tcW w:w="1795" w:type="dxa"/>
           </w:tcPr>
           <w:p>
             <w:pPr>
@@ -42638,7 +43293,7 @@
         </w:tc>
         <w:tc>
           <w:tcPr>
-            <w:tcW w:w="1980" w:type="dxa"/>
+            <w:tcW w:w="2734" w:type="dxa"/>
           </w:tcPr>
           <w:p>
             <w:pPr>
@@ -42662,7 +43317,7 @@
         </w:tc>
         <w:tc>
           <w:tcPr>
-            <w:tcW w:w="1980" w:type="dxa"/>
+            <w:tcW w:w="2936" w:type="dxa"/>
           </w:tcPr>
           <w:p>
             <w:pPr>
@@ -42686,7 +43341,7 @@
         </w:tc>
         <w:tc>
           <w:tcPr>
-            <w:tcW w:w="1980" w:type="dxa"/>
+            <w:tcW w:w="1594" w:type="dxa"/>
           </w:tcPr>
           <w:p>
             <w:pPr>
@@ -42715,7 +43370,7 @@
         </w:trPr>
         <w:tc>
           <w:tcPr>
-            <w:tcW w:w="1980" w:type="dxa"/>
+            <w:tcW w:w="1795" w:type="dxa"/>
           </w:tcPr>
           <w:p>
             <w:pPr>
@@ -42739,7 +43394,7 @@
         </w:tc>
         <w:tc>
           <w:tcPr>
-            <w:tcW w:w="1980" w:type="dxa"/>
+            <w:tcW w:w="2734" w:type="dxa"/>
           </w:tcPr>
           <w:p>
             <w:pPr>
@@ -42763,7 +43418,7 @@
         </w:tc>
         <w:tc>
           <w:tcPr>
-            <w:tcW w:w="1980" w:type="dxa"/>
+            <w:tcW w:w="2936" w:type="dxa"/>
           </w:tcPr>
           <w:p>
             <w:pPr>
@@ -42787,7 +43442,7 @@
         </w:tc>
         <w:tc>
           <w:tcPr>
-            <w:tcW w:w="1980" w:type="dxa"/>
+            <w:tcW w:w="1594" w:type="dxa"/>
           </w:tcPr>
           <w:p>
             <w:pPr>
@@ -42816,7 +43471,7 @@
         </w:trPr>
         <w:tc>
           <w:tcPr>
-            <w:tcW w:w="1980" w:type="dxa"/>
+            <w:tcW w:w="1795" w:type="dxa"/>
           </w:tcPr>
           <w:p>
             <w:pPr>
@@ -42840,7 +43495,7 @@
         </w:tc>
         <w:tc>
           <w:tcPr>
-            <w:tcW w:w="1980" w:type="dxa"/>
+            <w:tcW w:w="2734" w:type="dxa"/>
           </w:tcPr>
           <w:p>
             <w:pPr>
@@ -42864,7 +43519,7 @@
         </w:tc>
         <w:tc>
           <w:tcPr>
-            <w:tcW w:w="1980" w:type="dxa"/>
+            <w:tcW w:w="2936" w:type="dxa"/>
           </w:tcPr>
           <w:p>
             <w:pPr>
@@ -42888,7 +43543,7 @@
         </w:tc>
         <w:tc>
           <w:tcPr>
-            <w:tcW w:w="1980" w:type="dxa"/>
+            <w:tcW w:w="1594" w:type="dxa"/>
           </w:tcPr>
           <w:p>
             <w:pPr>
